--- a/mgmt/frontend/public/sample-templates/report-both-sample.docx
+++ b/mgmt/frontend/public/sample-templates/report-both-sample.docx
@@ -4,232 +4,294 @@
   <w:body>
     <w:p>
       <w:pPr>
+        <w:spacing w:after="40"/>
+        <w:jc w:val="center"/>
+      </w:pPr>
+      <w:r>
+        <w:drawing>
+          <wp:inline xmlns:a="http://schemas.openxmlformats.org/drawingml/2006/main" xmlns:pic="http://schemas.openxmlformats.org/drawingml/2006/picture">
+            <wp:extent cx="792000" cy="792000"/>
+            <wp:docPr id="1" name="Picture 1"/>
+            <wp:cNvGraphicFramePr>
+              <a:graphicFrameLocks noChangeAspect="1"/>
+            </wp:cNvGraphicFramePr>
+            <a:graphic>
+              <a:graphicData uri="http://schemas.openxmlformats.org/drawingml/2006/picture">
+                <pic:pic>
+                  <pic:nvPicPr>
+                    <pic:cNvPr id="0" name="logo.png"/>
+                    <pic:cNvPicPr/>
+                  </pic:nvPicPr>
+                  <pic:blipFill>
+                    <a:blip r:embed="rId10"/>
+                    <a:stretch>
+                      <a:fillRect/>
+                    </a:stretch>
+                  </pic:blipFill>
+                  <pic:spPr>
+                    <a:xfrm>
+                      <a:off x="0" y="0"/>
+                      <a:ext cx="792000" cy="792000"/>
+                    </a:xfrm>
+                    <a:prstGeom prst="rect"/>
+                  </pic:spPr>
+                </pic:pic>
+              </a:graphicData>
+            </a:graphic>
+          </wp:inline>
+        </w:drawing>
+      </w:r>
+    </w:p>
+    <w:p>
+      <w:pPr>
+        <w:spacing w:after="0" w:before="0"/>
         <w:jc w:val="center"/>
       </w:pPr>
       <w:r>
         <w:rPr>
-          <w:rFonts w:ascii="Nirmala UI" w:hAnsi="Nirmala UI" w:eastAsia="Nirmala UI" w:cs="Nirmala UI"/>
           <w:b/>
           <w:i w:val="0"/>
-          <w:color w:val="F27A1A"/>
-          <w:sz w:val="32"/>
+          <w:color w:val="8B1E1E"/>
+          <w:sz w:val="26"/>
         </w:rPr>
         <w:t>नवयुवक छठ पूजा समिति</w:t>
       </w:r>
-      <w:r>
-        <w:br/>
-      </w:r>
+    </w:p>
+    <w:p>
+      <w:pPr>
+        <w:spacing w:after="40" w:before="0"/>
+        <w:jc w:val="center"/>
+      </w:pPr>
       <w:r>
         <w:rPr>
           <w:b/>
           <w:i w:val="0"/>
-          <w:color w:val="F27A1A"/>
-          <w:sz w:val="32"/>
+          <w:color w:val="F1922A"/>
+          <w:sz w:val="18"/>
         </w:rPr>
-        <w:t>NAVYUVAK CHHATH PUJA SAMITI</w:t>
+        <w:t>NAVYUVAK CHHATH PUJA SAMITI · EST. 2017</w:t>
       </w:r>
     </w:p>
     <w:p>
       <w:pPr>
+        <w:spacing w:after="0" w:before="0"/>
         <w:jc w:val="center"/>
       </w:pPr>
       <w:r>
         <w:rPr>
-          <w:b w:val="0"/>
-          <w:i/>
-          <w:color w:val="666666"/>
-          <w:sz w:val="18"/>
+          <w:b/>
+          <w:i w:val="0"/>
+          <w:color w:val="222222"/>
+          <w:sz w:val="22"/>
         </w:rPr>
-        <w:t>Shaharpura Gardih</w:t>
+        <w:t>नवयुवक छठ पूजा समिति · वार्षिक रिपोर्ट</w:t>
       </w:r>
     </w:p>
-    <w:p/>
     <w:p>
+      <w:pPr>
+        <w:spacing w:after="40" w:before="0"/>
+        <w:jc w:val="center"/>
+      </w:pPr>
       <w:r>
         <w:rPr>
           <w:b/>
           <w:i w:val="0"/>
-          <w:color w:val="F27A1A"/>
-          <w:sz w:val="30"/>
+          <w:color w:val="555555"/>
+          <w:sz w:val="19"/>
         </w:rPr>
-        <w:t>Summary — Year: {YEAR}</w:t>
+        <w:t>ANNUAL REPORT / वार्षिक रिपोर्ट — {YEAR}</w:t>
       </w:r>
-      <w:r>
-        <w:t xml:space="preserve">  |  </w:t>
-      </w:r>
-      <w:r>
-        <w:rPr>
-          <w:rFonts w:ascii="Nirmala UI" w:hAnsi="Nirmala UI" w:eastAsia="Nirmala UI" w:cs="Nirmala UI"/>
-          <w:b/>
-          <w:i w:val="0"/>
-          <w:color w:val="F27A1A"/>
-          <w:sz w:val="26"/>
-        </w:rPr>
-        <w:t xml:space="preserve">सारांश — वर्ष: </w:t>
-      </w:r>
+    </w:p>
+    <w:p>
+      <w:pPr>
+        <w:spacing w:after="80" w:before="40"/>
+        <w:pBdr>
+          <w:bottom w:val="single" w:sz="6" w:space="1" w:color="E0C99B"/>
+        </w:pBdr>
+      </w:pPr>
+    </w:p>
+    <w:p>
+      <w:pPr>
+        <w:spacing w:after="80" w:before="80"/>
+      </w:pPr>
       <w:r>
         <w:rPr>
           <w:b/>
           <w:i w:val="0"/>
-          <w:color w:val="F27A1A"/>
-          <w:sz w:val="26"/>
+          <w:color w:val="8B1E1E"/>
+          <w:sz w:val="22"/>
         </w:rPr>
-        <w:t>{YEAR}</w:t>
+        <w:t>SUMMARY / सारांश</w:t>
       </w:r>
     </w:p>
+    <w:tbl>
+      <w:tblPr>
+        <w:tblW w:type="auto" w:w="0"/>
+        <w:jc w:val="center"/>
+        <w:tblLook w:firstColumn="1" w:firstRow="1" w:lastColumn="0" w:lastRow="0" w:noHBand="0" w:noVBand="1" w:val="04A0"/>
+      </w:tblPr>
+      <w:tblGrid>
+        <w:gridCol w:w="5046"/>
+        <w:gridCol w:w="5046"/>
+      </w:tblGrid>
+      <w:tr>
+        <w:tc>
+          <w:tcPr>
+            <w:tcW w:type="dxa" w:w="3402"/>
+          </w:tcPr>
+          <w:p>
+            <w:r>
+              <w:rPr>
+                <w:b/>
+                <w:sz w:val="20"/>
+              </w:rPr>
+              <w:t>Total Collection / कुल संग्रह:</w:t>
+            </w:r>
+          </w:p>
+        </w:tc>
+        <w:tc>
+          <w:tcPr>
+            <w:tcW w:type="dxa" w:w="3402"/>
+          </w:tcPr>
+          <w:p>
+            <w:r>
+              <w:rPr>
+                <w:sz w:val="20"/>
+              </w:rPr>
+              <w:t>{TOTAL_COLLECTION}</w:t>
+            </w:r>
+          </w:p>
+        </w:tc>
+      </w:tr>
+      <w:tr>
+        <w:tc>
+          <w:tcPr>
+            <w:tcW w:type="dxa" w:w="3402"/>
+          </w:tcPr>
+          <w:p>
+            <w:r>
+              <w:rPr>
+                <w:b/>
+                <w:sz w:val="20"/>
+              </w:rPr>
+              <w:t>Past Return / विगत वापसी:</w:t>
+            </w:r>
+          </w:p>
+        </w:tc>
+        <w:tc>
+          <w:tcPr>
+            <w:tcW w:type="dxa" w:w="3402"/>
+          </w:tcPr>
+          <w:p>
+            <w:r>
+              <w:rPr>
+                <w:sz w:val="20"/>
+              </w:rPr>
+              <w:t>{PAST_RETURN}</w:t>
+            </w:r>
+          </w:p>
+        </w:tc>
+      </w:tr>
+      <w:tr>
+        <w:tc>
+          <w:tcPr>
+            <w:tcW w:type="dxa" w:w="3402"/>
+          </w:tcPr>
+          <w:p>
+            <w:r>
+              <w:rPr>
+                <w:b/>
+                <w:sz w:val="20"/>
+              </w:rPr>
+              <w:t>Total Expenses / कुल व्यय:</w:t>
+            </w:r>
+          </w:p>
+        </w:tc>
+        <w:tc>
+          <w:tcPr>
+            <w:tcW w:type="dxa" w:w="3402"/>
+          </w:tcPr>
+          <w:p>
+            <w:r>
+              <w:rPr>
+                <w:sz w:val="20"/>
+              </w:rPr>
+              <w:t>{TOTAL_EXPENSES}</w:t>
+            </w:r>
+          </w:p>
+        </w:tc>
+      </w:tr>
+      <w:tr>
+        <w:tc>
+          <w:tcPr>
+            <w:tcW w:type="dxa" w:w="3402"/>
+          </w:tcPr>
+          <w:p>
+            <w:r>
+              <w:rPr>
+                <w:b/>
+                <w:sz w:val="20"/>
+              </w:rPr>
+              <w:t>Total Budget / कुल बजट:</w:t>
+            </w:r>
+          </w:p>
+        </w:tc>
+        <w:tc>
+          <w:tcPr>
+            <w:tcW w:type="dxa" w:w="3402"/>
+          </w:tcPr>
+          <w:p>
+            <w:r>
+              <w:rPr>
+                <w:sz w:val="20"/>
+              </w:rPr>
+              <w:t>{TOTAL_BUDGET}</w:t>
+            </w:r>
+          </w:p>
+        </w:tc>
+      </w:tr>
+      <w:tr>
+        <w:tc>
+          <w:tcPr>
+            <w:tcW w:type="dxa" w:w="3402"/>
+          </w:tcPr>
+          <w:p>
+            <w:r>
+              <w:rPr>
+                <w:b/>
+                <w:sz w:val="20"/>
+              </w:rPr>
+              <w:t>Surplus / शेष:</w:t>
+            </w:r>
+          </w:p>
+        </w:tc>
+        <w:tc>
+          <w:tcPr>
+            <w:tcW w:type="dxa" w:w="3402"/>
+          </w:tcPr>
+          <w:p>
+            <w:r>
+              <w:rPr>
+                <w:sz w:val="20"/>
+              </w:rPr>
+              <w:t>{SURPLUS}</w:t>
+            </w:r>
+          </w:p>
+        </w:tc>
+      </w:tr>
+    </w:tbl>
     <w:p>
-      <w:r>
-        <w:rPr>
-          <w:b w:val="0"/>
-          <w:i w:val="0"/>
-          <w:sz w:val="22"/>
-        </w:rPr>
-        <w:t xml:space="preserve">Total Collection / </w:t>
-      </w:r>
-      <w:r>
-        <w:rPr>
-          <w:rFonts w:ascii="Nirmala UI" w:hAnsi="Nirmala UI" w:eastAsia="Nirmala UI" w:cs="Nirmala UI"/>
-          <w:b w:val="0"/>
-          <w:i w:val="0"/>
-          <w:sz w:val="22"/>
-        </w:rPr>
-        <w:t xml:space="preserve">कुल संग्रह: </w:t>
-      </w:r>
+      <w:pPr>
+        <w:spacing w:after="80" w:before="160"/>
+      </w:pPr>
       <w:r>
         <w:rPr>
           <w:b/>
           <w:i w:val="0"/>
+          <w:color w:val="8B1E1E"/>
           <w:sz w:val="22"/>
         </w:rPr>
-        <w:t>{TOTAL_COLLECTION}</w:t>
-      </w:r>
-    </w:p>
-    <w:p>
-      <w:r>
-        <w:rPr>
-          <w:b w:val="0"/>
-          <w:i w:val="0"/>
-          <w:sz w:val="22"/>
-        </w:rPr>
-        <w:t xml:space="preserve">Past Year Loan Received (Principal + Interest) / </w:t>
-      </w:r>
-      <w:r>
-        <w:rPr>
-          <w:rFonts w:ascii="Nirmala UI" w:hAnsi="Nirmala UI" w:eastAsia="Nirmala UI" w:cs="Nirmala UI"/>
-          <w:b w:val="0"/>
-          <w:i w:val="0"/>
-          <w:sz w:val="22"/>
-        </w:rPr>
-        <w:t xml:space="preserve">पिछले वर्ष का ऋण वापसी (मूलधन + ब्याज): </w:t>
-      </w:r>
-      <w:r>
-        <w:rPr>
-          <w:b/>
-          <w:i w:val="0"/>
-          <w:sz w:val="22"/>
-        </w:rPr>
-        <w:t>{PAST_RETURN}</w:t>
-      </w:r>
-    </w:p>
-    <w:p>
-      <w:r>
-        <w:rPr>
-          <w:b w:val="0"/>
-          <w:i w:val="0"/>
-          <w:sz w:val="22"/>
-        </w:rPr>
-        <w:t xml:space="preserve">Total Expenses / </w:t>
-      </w:r>
-      <w:r>
-        <w:rPr>
-          <w:rFonts w:ascii="Nirmala UI" w:hAnsi="Nirmala UI" w:eastAsia="Nirmala UI" w:cs="Nirmala UI"/>
-          <w:b w:val="0"/>
-          <w:i w:val="0"/>
-          <w:sz w:val="22"/>
-        </w:rPr>
-        <w:t xml:space="preserve">कुल व्यय: </w:t>
-      </w:r>
-      <w:r>
-        <w:rPr>
-          <w:b/>
-          <w:i w:val="0"/>
-          <w:sz w:val="22"/>
-        </w:rPr>
-        <w:t>{TOTAL_EXPENSES}</w:t>
-      </w:r>
-    </w:p>
-    <w:p>
-      <w:r>
-        <w:rPr>
-          <w:b w:val="0"/>
-          <w:i w:val="0"/>
-          <w:sz w:val="22"/>
-        </w:rPr>
-        <w:t xml:space="preserve">Total Budget / </w:t>
-      </w:r>
-      <w:r>
-        <w:rPr>
-          <w:rFonts w:ascii="Nirmala UI" w:hAnsi="Nirmala UI" w:eastAsia="Nirmala UI" w:cs="Nirmala UI"/>
-          <w:b w:val="0"/>
-          <w:i w:val="0"/>
-          <w:sz w:val="22"/>
-        </w:rPr>
-        <w:t xml:space="preserve">कुल बजट: </w:t>
-      </w:r>
-      <w:r>
-        <w:rPr>
-          <w:b/>
-          <w:i w:val="0"/>
-          <w:sz w:val="22"/>
-        </w:rPr>
-        <w:t>{TOTAL_BUDGET}</w:t>
-      </w:r>
-    </w:p>
-    <w:p>
-      <w:r>
-        <w:rPr>
-          <w:b w:val="0"/>
-          <w:i w:val="0"/>
-          <w:sz w:val="22"/>
-        </w:rPr>
-        <w:t xml:space="preserve">Surplus / </w:t>
-      </w:r>
-      <w:r>
-        <w:rPr>
-          <w:rFonts w:ascii="Nirmala UI" w:hAnsi="Nirmala UI" w:eastAsia="Nirmala UI" w:cs="Nirmala UI"/>
-          <w:b w:val="0"/>
-          <w:i w:val="0"/>
-          <w:sz w:val="22"/>
-        </w:rPr>
-        <w:t xml:space="preserve">अधिशेष: </w:t>
-      </w:r>
-      <w:r>
-        <w:rPr>
-          <w:b/>
-          <w:i w:val="0"/>
-          <w:sz w:val="22"/>
-        </w:rPr>
-        <w:t>{SURPLUS}</w:t>
-      </w:r>
-    </w:p>
-    <w:p/>
-    <w:p>
-      <w:r>
-        <w:rPr>
-          <w:b/>
-          <w:i w:val="0"/>
-          <w:sz w:val="24"/>
-        </w:rPr>
-        <w:t xml:space="preserve">Loan Details / </w:t>
-      </w:r>
-      <w:r>
-        <w:rPr>
-          <w:rFonts w:ascii="Nirmala UI" w:hAnsi="Nirmala UI" w:eastAsia="Nirmala UI" w:cs="Nirmala UI"/>
-          <w:b/>
-          <w:i w:val="0"/>
-          <w:sz w:val="24"/>
-        </w:rPr>
-        <w:t>ऋण विवरण</w:t>
+        <w:t>LOANS / ऋण</w:t>
       </w:r>
     </w:p>
     <w:tbl>
@@ -240,183 +302,115 @@
         <w:tblLook w:firstColumn="1" w:firstRow="1" w:lastColumn="0" w:lastRow="0" w:noHBand="0" w:noVBand="1" w:val="04A0"/>
       </w:tblPr>
       <w:tblGrid>
-        <w:gridCol w:w="2108"/>
-        <w:gridCol w:w="2108"/>
-        <w:gridCol w:w="2108"/>
-        <w:gridCol w:w="2108"/>
-        <w:gridCol w:w="2108"/>
+        <w:gridCol w:w="1442"/>
+        <w:gridCol w:w="1442"/>
+        <w:gridCol w:w="1442"/>
+        <w:gridCol w:w="1442"/>
+        <w:gridCol w:w="1442"/>
+        <w:gridCol w:w="1442"/>
+        <w:gridCol w:w="1442"/>
       </w:tblGrid>
       <w:tr>
         <w:tc>
           <w:tcPr>
-            <w:tcW w:type="dxa" w:w="2108"/>
-            <w:shd w:val="clear" w:color="auto" w:fill="F27A1A"/>
+            <w:tcW w:type="dxa" w:w="1442"/>
+            <w:shd w:val="clear" w:fill="FCE9C6"/>
           </w:tcPr>
           <w:p>
-            <w:pPr>
-              <w:jc w:val="center"/>
-            </w:pPr>
             <w:r>
               <w:rPr>
                 <w:b/>
-                <w:i w:val="0"/>
-                <w:color w:val="FFFFFF"/>
-                <w:sz w:val="16"/>
+                <w:sz w:val="17"/>
               </w:rPr>
               <w:t>Loan Taker</w:t>
-            </w:r>
-          </w:p>
-          <w:p>
-            <w:pPr>
-              <w:jc w:val="center"/>
-            </w:pPr>
-            <w:r>
-              <w:rPr>
-                <w:rFonts w:ascii="Nirmala UI" w:hAnsi="Nirmala UI" w:eastAsia="Nirmala UI" w:cs="Nirmala UI"/>
-                <w:b/>
-                <w:i w:val="0"/>
-                <w:color w:val="FFFFFF"/>
-                <w:sz w:val="16"/>
-              </w:rPr>
-              <w:t>ऋण लेने वाला</w:t>
             </w:r>
           </w:p>
         </w:tc>
         <w:tc>
           <w:tcPr>
-            <w:tcW w:type="dxa" w:w="2108"/>
-            <w:shd w:val="clear" w:color="auto" w:fill="F27A1A"/>
+            <w:tcW w:type="dxa" w:w="1442"/>
+            <w:shd w:val="clear" w:fill="FCE9C6"/>
           </w:tcPr>
           <w:p>
-            <w:pPr>
-              <w:jc w:val="center"/>
-            </w:pPr>
             <w:r>
               <w:rPr>
                 <w:b/>
-                <w:i w:val="0"/>
-                <w:color w:val="FFFFFF"/>
-                <w:sz w:val="16"/>
+                <w:sz w:val="17"/>
               </w:rPr>
-              <w:t>Amount</w:t>
-            </w:r>
-          </w:p>
-          <w:p>
-            <w:pPr>
-              <w:jc w:val="center"/>
-            </w:pPr>
-            <w:r>
-              <w:rPr>
-                <w:rFonts w:ascii="Nirmala UI" w:hAnsi="Nirmala UI" w:eastAsia="Nirmala UI" w:cs="Nirmala UI"/>
-                <w:b/>
-                <w:i w:val="0"/>
-                <w:color w:val="FFFFFF"/>
-                <w:sz w:val="16"/>
-              </w:rPr>
-              <w:t>राशि</w:t>
+              <w:t>ऋणी</w:t>
             </w:r>
           </w:p>
         </w:tc>
         <w:tc>
           <w:tcPr>
-            <w:tcW w:type="dxa" w:w="2108"/>
-            <w:shd w:val="clear" w:color="auto" w:fill="F27A1A"/>
+            <w:tcW w:type="dxa" w:w="1442"/>
+            <w:shd w:val="clear" w:fill="FCE9C6"/>
           </w:tcPr>
           <w:p>
-            <w:pPr>
-              <w:jc w:val="center"/>
-            </w:pPr>
             <w:r>
               <w:rPr>
                 <w:b/>
-                <w:i w:val="0"/>
-                <w:color w:val="FFFFFF"/>
-                <w:sz w:val="16"/>
+                <w:sz w:val="17"/>
               </w:rPr>
-              <w:t>Interest %</w:t>
-            </w:r>
-          </w:p>
-          <w:p>
-            <w:pPr>
-              <w:jc w:val="center"/>
-            </w:pPr>
-            <w:r>
-              <w:rPr>
-                <w:rFonts w:ascii="Nirmala UI" w:hAnsi="Nirmala UI" w:eastAsia="Nirmala UI" w:cs="Nirmala UI"/>
-                <w:b/>
-                <w:i w:val="0"/>
-                <w:color w:val="FFFFFF"/>
-                <w:sz w:val="16"/>
-              </w:rPr>
-              <w:t>ब्याज %</w:t>
+              <w:t>Amount</w:t>
             </w:r>
           </w:p>
         </w:tc>
         <w:tc>
           <w:tcPr>
-            <w:tcW w:type="dxa" w:w="2108"/>
-            <w:shd w:val="clear" w:color="auto" w:fill="F27A1A"/>
+            <w:tcW w:type="dxa" w:w="1442"/>
+            <w:shd w:val="clear" w:fill="FCE9C6"/>
           </w:tcPr>
           <w:p>
-            <w:pPr>
-              <w:jc w:val="center"/>
-            </w:pPr>
             <w:r>
               <w:rPr>
                 <w:b/>
-                <w:i w:val="0"/>
-                <w:color w:val="FFFFFF"/>
-                <w:sz w:val="16"/>
+                <w:sz w:val="17"/>
               </w:rPr>
-              <w:t>Tenure</w:t>
-            </w:r>
-          </w:p>
-          <w:p>
-            <w:pPr>
-              <w:jc w:val="center"/>
-            </w:pPr>
-            <w:r>
-              <w:rPr>
-                <w:rFonts w:ascii="Nirmala UI" w:hAnsi="Nirmala UI" w:eastAsia="Nirmala UI" w:cs="Nirmala UI"/>
-                <w:b/>
-                <w:i w:val="0"/>
-                <w:color w:val="FFFFFF"/>
-                <w:sz w:val="16"/>
-              </w:rPr>
-              <w:t>अवधि</w:t>
+              <w:t>Int.</w:t>
             </w:r>
           </w:p>
         </w:tc>
         <w:tc>
           <w:tcPr>
-            <w:tcW w:type="dxa" w:w="2108"/>
-            <w:shd w:val="clear" w:color="auto" w:fill="F27A1A"/>
+            <w:tcW w:type="dxa" w:w="1442"/>
+            <w:shd w:val="clear" w:fill="FCE9C6"/>
           </w:tcPr>
           <w:p>
-            <w:pPr>
-              <w:jc w:val="center"/>
-            </w:pPr>
             <w:r>
               <w:rPr>
                 <w:b/>
-                <w:i w:val="0"/>
-                <w:color w:val="FFFFFF"/>
-                <w:sz w:val="16"/>
+                <w:sz w:val="17"/>
+              </w:rPr>
+              <w:t>Tenure</w:t>
+            </w:r>
+          </w:p>
+        </w:tc>
+        <w:tc>
+          <w:tcPr>
+            <w:tcW w:type="dxa" w:w="1442"/>
+            <w:shd w:val="clear" w:fill="FCE9C6"/>
+          </w:tcPr>
+          <w:p>
+            <w:r>
+              <w:rPr>
+                <w:b/>
+                <w:sz w:val="17"/>
               </w:rPr>
               <w:t>Status</w:t>
             </w:r>
           </w:p>
+        </w:tc>
+        <w:tc>
+          <w:tcPr>
+            <w:tcW w:type="dxa" w:w="1442"/>
+            <w:shd w:val="clear" w:fill="FCE9C6"/>
+          </w:tcPr>
           <w:p>
-            <w:pPr>
-              <w:jc w:val="center"/>
-            </w:pPr>
             <w:r>
               <w:rPr>
-                <w:rFonts w:ascii="Nirmala UI" w:hAnsi="Nirmala UI" w:eastAsia="Nirmala UI" w:cs="Nirmala UI"/>
                 <w:b/>
-                <w:i w:val="0"/>
-                <w:color w:val="FFFFFF"/>
-                <w:sz w:val="16"/>
+                <w:sz w:val="17"/>
               </w:rPr>
               <w:t>स्थिति</w:t>
             </w:r>
@@ -426,31 +420,25 @@
       <w:tr>
         <w:tc>
           <w:tcPr>
-            <w:tcW w:type="dxa" w:w="2108"/>
+            <w:tcW w:type="dxa" w:w="1442"/>
           </w:tcPr>
           <w:p>
-            <w:pPr>
-              <w:jc w:val="center"/>
-            </w:pPr>
             <w:r>
               <w:rPr>
-                <w:b w:val="0"/>
-                <w:i w:val="0"/>
-                <w:sz w:val="18"/>
+                <w:sz w:val="17"/>
               </w:rPr>
               <w:t>{#loans}{LOAN_TAKER}</w:t>
             </w:r>
           </w:p>
+        </w:tc>
+        <w:tc>
+          <w:tcPr>
+            <w:tcW w:type="dxa" w:w="1442"/>
+          </w:tcPr>
           <w:p>
-            <w:pPr>
-              <w:jc w:val="center"/>
-            </w:pPr>
             <w:r>
               <w:rPr>
-                <w:rFonts w:ascii="Nirmala UI" w:hAnsi="Nirmala UI" w:eastAsia="Nirmala UI" w:cs="Nirmala UI"/>
-                <w:b w:val="0"/>
-                <w:i w:val="0"/>
-                <w:sz w:val="16"/>
+                <w:sz w:val="17"/>
               </w:rPr>
               <w:t>{LOAN_TAKER_HI}</w:t>
             </w:r>
@@ -458,17 +446,12 @@
         </w:tc>
         <w:tc>
           <w:tcPr>
-            <w:tcW w:type="dxa" w:w="2108"/>
+            <w:tcW w:type="dxa" w:w="1442"/>
           </w:tcPr>
           <w:p>
-            <w:pPr>
-              <w:jc w:val="center"/>
-            </w:pPr>
             <w:r>
               <w:rPr>
-                <w:b w:val="0"/>
-                <w:i w:val="0"/>
-                <w:sz w:val="18"/>
+                <w:sz w:val="17"/>
               </w:rPr>
               <w:t>{AMOUNT}</w:t>
             </w:r>
@@ -476,17 +459,12 @@
         </w:tc>
         <w:tc>
           <w:tcPr>
-            <w:tcW w:type="dxa" w:w="2108"/>
+            <w:tcW w:type="dxa" w:w="1442"/>
           </w:tcPr>
           <w:p>
-            <w:pPr>
-              <w:jc w:val="center"/>
-            </w:pPr>
             <w:r>
               <w:rPr>
-                <w:b w:val="0"/>
-                <w:i w:val="0"/>
-                <w:sz w:val="18"/>
+                <w:sz w:val="17"/>
               </w:rPr>
               <w:t>{INTEREST}</w:t>
             </w:r>
@@ -494,17 +472,12 @@
         </w:tc>
         <w:tc>
           <w:tcPr>
-            <w:tcW w:type="dxa" w:w="2108"/>
+            <w:tcW w:type="dxa" w:w="1442"/>
           </w:tcPr>
           <w:p>
-            <w:pPr>
-              <w:jc w:val="center"/>
-            </w:pPr>
             <w:r>
               <w:rPr>
-                <w:b w:val="0"/>
-                <w:i w:val="0"/>
-                <w:sz w:val="18"/>
+                <w:sz w:val="17"/>
               </w:rPr>
               <w:t>{TENURE}</w:t>
             </w:r>
@@ -512,31 +485,25 @@
         </w:tc>
         <w:tc>
           <w:tcPr>
-            <w:tcW w:type="dxa" w:w="2108"/>
+            <w:tcW w:type="dxa" w:w="1442"/>
           </w:tcPr>
           <w:p>
-            <w:pPr>
-              <w:jc w:val="center"/>
-            </w:pPr>
             <w:r>
               <w:rPr>
-                <w:b w:val="0"/>
-                <w:i w:val="0"/>
-                <w:sz w:val="18"/>
+                <w:sz w:val="17"/>
               </w:rPr>
               <w:t>{STATUS}</w:t>
             </w:r>
           </w:p>
+        </w:tc>
+        <w:tc>
+          <w:tcPr>
+            <w:tcW w:type="dxa" w:w="1442"/>
+          </w:tcPr>
           <w:p>
-            <w:pPr>
-              <w:jc w:val="center"/>
-            </w:pPr>
             <w:r>
               <w:rPr>
-                <w:rFonts w:ascii="Nirmala UI" w:hAnsi="Nirmala UI" w:eastAsia="Nirmala UI" w:cs="Nirmala UI"/>
-                <w:b w:val="0"/>
-                <w:i w:val="0"/>
-                <w:sz w:val="16"/>
+                <w:sz w:val="17"/>
               </w:rPr>
               <w:t>{STATUS_HI}{/loans}</w:t>
             </w:r>
@@ -545,53 +512,31 @@
       </w:tr>
     </w:tbl>
     <w:p>
+      <w:pPr>
+        <w:spacing w:after="80" w:before="40"/>
+      </w:pPr>
       <w:r>
         <w:rPr>
           <w:b w:val="0"/>
           <w:i/>
-          <w:color w:val="888888"/>
-          <w:sz w:val="18"/>
+          <w:color w:val="555555"/>
+          <w:sz w:val="17"/>
         </w:rPr>
-        <w:t xml:space="preserve">{^loans}No loans this year / </w:t>
-      </w:r>
-      <w:r>
-        <w:rPr>
-          <w:rFonts w:ascii="Nirmala UI" w:hAnsi="Nirmala UI" w:eastAsia="Nirmala UI" w:cs="Nirmala UI"/>
-          <w:b w:val="0"/>
-          <w:i/>
-          <w:color w:val="888888"/>
-          <w:sz w:val="18"/>
-        </w:rPr>
-        <w:t>इस वर्ष कोई ऋण नहीं</w:t>
-      </w:r>
-      <w:r>
-        <w:rPr>
-          <w:b w:val="0"/>
-          <w:i/>
-          <w:color w:val="888888"/>
-          <w:sz w:val="18"/>
-        </w:rPr>
-        <w:t>{/loans}</w:t>
+        <w:t>{^loans}No loans this year. / इस वर्ष कोई ऋण नहीं।{/loans}</w:t>
       </w:r>
     </w:p>
-    <w:p/>
     <w:p>
+      <w:pPr>
+        <w:spacing w:after="80" w:before="160"/>
+      </w:pPr>
       <w:r>
         <w:rPr>
           <w:b/>
           <w:i w:val="0"/>
-          <w:sz w:val="24"/>
+          <w:color w:val="8B1E1E"/>
+          <w:sz w:val="22"/>
         </w:rPr>
-        <w:t xml:space="preserve">Guarantor Details / </w:t>
-      </w:r>
-      <w:r>
-        <w:rPr>
-          <w:rFonts w:ascii="Nirmala UI" w:hAnsi="Nirmala UI" w:eastAsia="Nirmala UI" w:cs="Nirmala UI"/>
-          <w:b/>
-          <w:i w:val="0"/>
-          <w:sz w:val="24"/>
-        </w:rPr>
-        <w:t>जमानतदार विवरण</w:t>
+        <w:t>GUARANTORS / गारंटर</w:t>
       </w:r>
     </w:p>
     <w:tbl>
@@ -602,113 +547,85 @@
         <w:tblLook w:firstColumn="1" w:firstRow="1" w:lastColumn="0" w:lastRow="0" w:noHBand="0" w:noVBand="1" w:val="04A0"/>
       </w:tblPr>
       <w:tblGrid>
-        <w:gridCol w:w="3513"/>
-        <w:gridCol w:w="3513"/>
-        <w:gridCol w:w="3513"/>
+        <w:gridCol w:w="2018"/>
+        <w:gridCol w:w="2018"/>
+        <w:gridCol w:w="2018"/>
+        <w:gridCol w:w="2018"/>
+        <w:gridCol w:w="2018"/>
       </w:tblGrid>
       <w:tr>
         <w:tc>
           <w:tcPr>
-            <w:tcW w:type="dxa" w:w="3513"/>
-            <w:shd w:val="clear" w:color="auto" w:fill="F27A1A"/>
+            <w:tcW w:type="dxa" w:w="2018"/>
+            <w:shd w:val="clear" w:fill="FCE9C6"/>
           </w:tcPr>
           <w:p>
-            <w:pPr>
-              <w:jc w:val="center"/>
-            </w:pPr>
             <w:r>
               <w:rPr>
                 <w:b/>
-                <w:i w:val="0"/>
-                <w:color w:val="FFFFFF"/>
-                <w:sz w:val="16"/>
+                <w:sz w:val="17"/>
               </w:rPr>
-              <w:t>Guarantor Name</w:t>
-            </w:r>
-          </w:p>
-          <w:p>
-            <w:pPr>
-              <w:jc w:val="center"/>
-            </w:pPr>
-            <w:r>
-              <w:rPr>
-                <w:rFonts w:ascii="Nirmala UI" w:hAnsi="Nirmala UI" w:eastAsia="Nirmala UI" w:cs="Nirmala UI"/>
-                <w:b/>
-                <w:i w:val="0"/>
-                <w:color w:val="FFFFFF"/>
-                <w:sz w:val="16"/>
-              </w:rPr>
-              <w:t>जमानतदार का नाम</w:t>
+              <w:t>Guarantor</w:t>
             </w:r>
           </w:p>
         </w:tc>
         <w:tc>
           <w:tcPr>
-            <w:tcW w:type="dxa" w:w="3513"/>
-            <w:shd w:val="clear" w:color="auto" w:fill="F27A1A"/>
+            <w:tcW w:type="dxa" w:w="2018"/>
+            <w:shd w:val="clear" w:fill="FCE9C6"/>
           </w:tcPr>
           <w:p>
-            <w:pPr>
-              <w:jc w:val="center"/>
-            </w:pPr>
             <w:r>
               <w:rPr>
                 <w:b/>
-                <w:i w:val="0"/>
-                <w:color w:val="FFFFFF"/>
-                <w:sz w:val="16"/>
+                <w:sz w:val="17"/>
               </w:rPr>
-              <w:t>Loan Taker</w:t>
-            </w:r>
-          </w:p>
-          <w:p>
-            <w:pPr>
-              <w:jc w:val="center"/>
-            </w:pPr>
-            <w:r>
-              <w:rPr>
-                <w:rFonts w:ascii="Nirmala UI" w:hAnsi="Nirmala UI" w:eastAsia="Nirmala UI" w:cs="Nirmala UI"/>
-                <w:b/>
-                <w:i w:val="0"/>
-                <w:color w:val="FFFFFF"/>
-                <w:sz w:val="16"/>
-              </w:rPr>
-              <w:t>ऋण लेने वाला</w:t>
+              <w:t>गारंटर</w:t>
             </w:r>
           </w:p>
         </w:tc>
         <w:tc>
           <w:tcPr>
-            <w:tcW w:type="dxa" w:w="3513"/>
-            <w:shd w:val="clear" w:color="auto" w:fill="F27A1A"/>
+            <w:tcW w:type="dxa" w:w="2018"/>
+            <w:shd w:val="clear" w:fill="FCE9C6"/>
           </w:tcPr>
           <w:p>
-            <w:pPr>
-              <w:jc w:val="center"/>
-            </w:pPr>
             <w:r>
               <w:rPr>
                 <w:b/>
-                <w:i w:val="0"/>
-                <w:color w:val="FFFFFF"/>
-                <w:sz w:val="16"/>
+                <w:sz w:val="17"/>
+              </w:rPr>
+              <w:t>Loan Taker</w:t>
+            </w:r>
+          </w:p>
+        </w:tc>
+        <w:tc>
+          <w:tcPr>
+            <w:tcW w:type="dxa" w:w="2018"/>
+            <w:shd w:val="clear" w:fill="FCE9C6"/>
+          </w:tcPr>
+          <w:p>
+            <w:r>
+              <w:rPr>
+                <w:b/>
+                <w:sz w:val="17"/>
+              </w:rPr>
+              <w:t>ऋणी</w:t>
+            </w:r>
+          </w:p>
+        </w:tc>
+        <w:tc>
+          <w:tcPr>
+            <w:tcW w:type="dxa" w:w="2018"/>
+            <w:shd w:val="clear" w:fill="FCE9C6"/>
+          </w:tcPr>
+          <w:p>
+            <w:r>
+              <w:rPr>
+                <w:b/>
+                <w:sz w:val="17"/>
               </w:rPr>
               <w:t>Year</w:t>
-            </w:r>
-          </w:p>
-          <w:p>
-            <w:pPr>
-              <w:jc w:val="center"/>
-            </w:pPr>
-            <w:r>
-              <w:rPr>
-                <w:rFonts w:ascii="Nirmala UI" w:hAnsi="Nirmala UI" w:eastAsia="Nirmala UI" w:cs="Nirmala UI"/>
-                <w:b/>
-                <w:i w:val="0"/>
-                <w:color w:val="FFFFFF"/>
-                <w:sz w:val="16"/>
-              </w:rPr>
-              <w:t>वर्ष</w:t>
             </w:r>
           </w:p>
         </w:tc>
@@ -716,31 +633,25 @@
       <w:tr>
         <w:tc>
           <w:tcPr>
-            <w:tcW w:type="dxa" w:w="3513"/>
+            <w:tcW w:type="dxa" w:w="2018"/>
           </w:tcPr>
           <w:p>
-            <w:pPr>
-              <w:jc w:val="center"/>
-            </w:pPr>
             <w:r>
               <w:rPr>
-                <w:b w:val="0"/>
-                <w:i w:val="0"/>
-                <w:sz w:val="18"/>
+                <w:sz w:val="17"/>
               </w:rPr>
               <w:t>{#guarantors}{GUARANTOR_NAME}</w:t>
             </w:r>
           </w:p>
+        </w:tc>
+        <w:tc>
+          <w:tcPr>
+            <w:tcW w:type="dxa" w:w="2018"/>
+          </w:tcPr>
           <w:p>
-            <w:pPr>
-              <w:jc w:val="center"/>
-            </w:pPr>
             <w:r>
               <w:rPr>
-                <w:rFonts w:ascii="Nirmala UI" w:hAnsi="Nirmala UI" w:eastAsia="Nirmala UI" w:cs="Nirmala UI"/>
-                <w:b w:val="0"/>
-                <w:i w:val="0"/>
-                <w:sz w:val="16"/>
+                <w:sz w:val="17"/>
               </w:rPr>
               <w:t>{GUARANTOR_NAME_HI}</w:t>
             </w:r>
@@ -748,31 +659,25 @@
         </w:tc>
         <w:tc>
           <w:tcPr>
-            <w:tcW w:type="dxa" w:w="3513"/>
+            <w:tcW w:type="dxa" w:w="2018"/>
           </w:tcPr>
           <w:p>
-            <w:pPr>
-              <w:jc w:val="center"/>
-            </w:pPr>
             <w:r>
               <w:rPr>
-                <w:b w:val="0"/>
-                <w:i w:val="0"/>
-                <w:sz w:val="18"/>
+                <w:sz w:val="17"/>
               </w:rPr>
               <w:t>{LOAN_TAKER}</w:t>
             </w:r>
           </w:p>
+        </w:tc>
+        <w:tc>
+          <w:tcPr>
+            <w:tcW w:type="dxa" w:w="2018"/>
+          </w:tcPr>
           <w:p>
-            <w:pPr>
-              <w:jc w:val="center"/>
-            </w:pPr>
             <w:r>
               <w:rPr>
-                <w:rFonts w:ascii="Nirmala UI" w:hAnsi="Nirmala UI" w:eastAsia="Nirmala UI" w:cs="Nirmala UI"/>
-                <w:b w:val="0"/>
-                <w:i w:val="0"/>
-                <w:sz w:val="16"/>
+                <w:sz w:val="17"/>
               </w:rPr>
               <w:t>{LOAN_TAKER_HI}</w:t>
             </w:r>
@@ -780,17 +685,12 @@
         </w:tc>
         <w:tc>
           <w:tcPr>
-            <w:tcW w:type="dxa" w:w="3513"/>
+            <w:tcW w:type="dxa" w:w="2018"/>
           </w:tcPr>
           <w:p>
-            <w:pPr>
-              <w:jc w:val="center"/>
-            </w:pPr>
             <w:r>
               <w:rPr>
-                <w:b w:val="0"/>
-                <w:i w:val="0"/>
-                <w:sz w:val="18"/>
+                <w:sz w:val="17"/>
               </w:rPr>
               <w:t>{YEAR}{/guarantors}</w:t>
             </w:r>
@@ -799,113 +699,31 @@
       </w:tr>
     </w:tbl>
     <w:p>
-      <w:r>
-        <w:rPr>
-          <w:b w:val="0"/>
-          <w:i/>
-          <w:color w:val="888888"/>
-          <w:sz w:val="18"/>
-        </w:rPr>
-        <w:t xml:space="preserve">{^guarantors}No guarantors this year / </w:t>
-      </w:r>
-      <w:r>
-        <w:rPr>
-          <w:rFonts w:ascii="Nirmala UI" w:hAnsi="Nirmala UI" w:eastAsia="Nirmala UI" w:cs="Nirmala UI"/>
-          <w:b w:val="0"/>
-          <w:i/>
-          <w:color w:val="888888"/>
-          <w:sz w:val="18"/>
-        </w:rPr>
-        <w:t>इस वर्ष कोई जमानतदार नहीं</w:t>
-      </w:r>
-      <w:r>
-        <w:rPr>
-          <w:b w:val="0"/>
-          <w:i/>
-          <w:color w:val="888888"/>
-          <w:sz w:val="18"/>
-        </w:rPr>
-        <w:t>{/guarantors}</w:t>
-      </w:r>
-    </w:p>
-    <w:p>
-      <w:r>
-        <w:br w:type="page"/>
-      </w:r>
-    </w:p>
-    <w:p>
       <w:pPr>
-        <w:jc w:val="center"/>
-      </w:pPr>
-      <w:r>
-        <w:rPr>
-          <w:rFonts w:ascii="Nirmala UI" w:hAnsi="Nirmala UI" w:eastAsia="Nirmala UI" w:cs="Nirmala UI"/>
-          <w:b/>
-          <w:i w:val="0"/>
-          <w:color w:val="F27A1A"/>
-          <w:sz w:val="32"/>
-        </w:rPr>
-        <w:t>नवयुवक छठ पूजा समिति</w:t>
-      </w:r>
-      <w:r>
-        <w:br/>
-      </w:r>
-      <w:r>
-        <w:rPr>
-          <w:b/>
-          <w:i w:val="0"/>
-          <w:color w:val="F27A1A"/>
-          <w:sz w:val="32"/>
-        </w:rPr>
-        <w:t>NAVYUVAK CHHATH PUJA SAMITI</w:t>
-      </w:r>
-    </w:p>
-    <w:p>
-      <w:pPr>
-        <w:jc w:val="center"/>
+        <w:spacing w:after="80" w:before="40"/>
       </w:pPr>
       <w:r>
         <w:rPr>
           <w:b w:val="0"/>
           <w:i/>
-          <w:color w:val="666666"/>
-          <w:sz w:val="18"/>
+          <w:color w:val="555555"/>
+          <w:sz w:val="17"/>
         </w:rPr>
-        <w:t>Shaharpura Gardih</w:t>
+        <w:t>{^guarantors}No guarantors. / कोई गारंटर नहीं।{/guarantors}</w:t>
       </w:r>
     </w:p>
-    <w:p/>
     <w:p>
+      <w:pPr>
+        <w:spacing w:after="80" w:before="160"/>
+      </w:pPr>
       <w:r>
         <w:rPr>
           <w:b/>
           <w:i w:val="0"/>
-          <w:color w:val="F27A1A"/>
-          <w:sz w:val="30"/>
+          <w:color w:val="8B1E1E"/>
+          <w:sz w:val="22"/>
         </w:rPr>
-        <w:t>Contributors — Year: {YEAR}</w:t>
-      </w:r>
-      <w:r>
-        <w:t xml:space="preserve">  |  </w:t>
-      </w:r>
-      <w:r>
-        <w:rPr>
-          <w:rFonts w:ascii="Nirmala UI" w:hAnsi="Nirmala UI" w:eastAsia="Nirmala UI" w:cs="Nirmala UI"/>
-          <w:b/>
-          <w:i w:val="0"/>
-          <w:color w:val="F27A1A"/>
-          <w:sz w:val="26"/>
-        </w:rPr>
-        <w:t xml:space="preserve">योगदानकर्ता — वर्ष: </w:t>
-      </w:r>
-      <w:r>
-        <w:rPr>
-          <w:b/>
-          <w:i w:val="0"/>
-          <w:color w:val="F27A1A"/>
-          <w:sz w:val="26"/>
-        </w:rPr>
-        <w:t>{YEAR}</w:t>
+        <w:t>CONTRIBUTORS / योगदानकर्ता</w:t>
       </w:r>
     </w:p>
     <w:tbl>
@@ -916,78 +734,56 @@
         <w:tblLook w:firstColumn="1" w:firstRow="1" w:lastColumn="0" w:lastRow="0" w:noHBand="0" w:noVBand="1" w:val="04A0"/>
       </w:tblPr>
       <w:tblGrid>
-        <w:gridCol w:w="2108"/>
-        <w:gridCol w:w="2108"/>
-        <w:gridCol w:w="2108"/>
-        <w:gridCol w:w="2108"/>
-        <w:gridCol w:w="2108"/>
+        <w:gridCol w:w="1261"/>
+        <w:gridCol w:w="1261"/>
+        <w:gridCol w:w="1261"/>
+        <w:gridCol w:w="1261"/>
+        <w:gridCol w:w="1261"/>
+        <w:gridCol w:w="1261"/>
+        <w:gridCol w:w="1261"/>
+        <w:gridCol w:w="1261"/>
       </w:tblGrid>
       <w:tr>
         <w:tc>
           <w:tcPr>
-            <w:tcW w:type="dxa" w:w="2108"/>
-            <w:shd w:val="clear" w:color="auto" w:fill="F27A1A"/>
+            <w:tcW w:type="dxa" w:w="1261"/>
+            <w:shd w:val="clear" w:fill="FCE9C6"/>
           </w:tcPr>
           <w:p>
-            <w:pPr>
-              <w:jc w:val="center"/>
-            </w:pPr>
             <w:r>
               <w:rPr>
                 <w:b/>
-                <w:i w:val="0"/>
-                <w:color w:val="FFFFFF"/>
-                <w:sz w:val="16"/>
+                <w:sz w:val="17"/>
               </w:rPr>
-              <w:t>Sl No</w:t>
-            </w:r>
-          </w:p>
-          <w:p>
-            <w:pPr>
-              <w:jc w:val="center"/>
-            </w:pPr>
-            <w:r>
-              <w:rPr>
-                <w:rFonts w:ascii="Nirmala UI" w:hAnsi="Nirmala UI" w:eastAsia="Nirmala UI" w:cs="Nirmala UI"/>
-                <w:b/>
-                <w:i w:val="0"/>
-                <w:color w:val="FFFFFF"/>
-                <w:sz w:val="16"/>
-              </w:rPr>
-              <w:t>क्र.सं.</w:t>
+              <w:t>Sl</w:t>
             </w:r>
           </w:p>
         </w:tc>
         <w:tc>
           <w:tcPr>
-            <w:tcW w:type="dxa" w:w="2108"/>
-            <w:shd w:val="clear" w:color="auto" w:fill="F27A1A"/>
+            <w:tcW w:type="dxa" w:w="1261"/>
+            <w:shd w:val="clear" w:fill="FCE9C6"/>
           </w:tcPr>
           <w:p>
-            <w:pPr>
-              <w:jc w:val="center"/>
-            </w:pPr>
             <w:r>
               <w:rPr>
                 <w:b/>
-                <w:i w:val="0"/>
-                <w:color w:val="FFFFFF"/>
-                <w:sz w:val="16"/>
+                <w:sz w:val="17"/>
               </w:rPr>
               <w:t>Name</w:t>
             </w:r>
           </w:p>
+        </w:tc>
+        <w:tc>
+          <w:tcPr>
+            <w:tcW w:type="dxa" w:w="1261"/>
+            <w:shd w:val="clear" w:fill="FCE9C6"/>
+          </w:tcPr>
           <w:p>
-            <w:pPr>
-              <w:jc w:val="center"/>
-            </w:pPr>
             <w:r>
               <w:rPr>
-                <w:rFonts w:ascii="Nirmala UI" w:hAnsi="Nirmala UI" w:eastAsia="Nirmala UI" w:cs="Nirmala UI"/>
                 <w:b/>
-                <w:i w:val="0"/>
-                <w:color w:val="FFFFFF"/>
-                <w:sz w:val="16"/>
+                <w:sz w:val="17"/>
               </w:rPr>
               <w:t>नाम</w:t>
             </w:r>
@@ -995,69 +791,59 @@
         </w:tc>
         <w:tc>
           <w:tcPr>
-            <w:tcW w:type="dxa" w:w="2108"/>
-            <w:shd w:val="clear" w:color="auto" w:fill="F27A1A"/>
+            <w:tcW w:type="dxa" w:w="1261"/>
+            <w:shd w:val="clear" w:fill="FCE9C6"/>
           </w:tcPr>
           <w:p>
-            <w:pPr>
-              <w:jc w:val="center"/>
-            </w:pPr>
             <w:r>
               <w:rPr>
                 <w:b/>
-                <w:i w:val="0"/>
-                <w:color w:val="FFFFFF"/>
-                <w:sz w:val="16"/>
+                <w:sz w:val="17"/>
               </w:rPr>
-              <w:t>Father's Name</w:t>
-            </w:r>
-          </w:p>
-          <w:p>
-            <w:pPr>
-              <w:jc w:val="center"/>
-            </w:pPr>
-            <w:r>
-              <w:rPr>
-                <w:rFonts w:ascii="Nirmala UI" w:hAnsi="Nirmala UI" w:eastAsia="Nirmala UI" w:cs="Nirmala UI"/>
-                <w:b/>
-                <w:i w:val="0"/>
-                <w:color w:val="FFFFFF"/>
-                <w:sz w:val="16"/>
-              </w:rPr>
-              <w:t>पिता का नाम</w:t>
+              <w:t>Father</w:t>
             </w:r>
           </w:p>
         </w:tc>
         <w:tc>
           <w:tcPr>
-            <w:tcW w:type="dxa" w:w="2108"/>
-            <w:shd w:val="clear" w:color="auto" w:fill="F27A1A"/>
+            <w:tcW w:type="dxa" w:w="1261"/>
+            <w:shd w:val="clear" w:fill="FCE9C6"/>
           </w:tcPr>
           <w:p>
-            <w:pPr>
-              <w:jc w:val="center"/>
-            </w:pPr>
             <w:r>
               <w:rPr>
                 <w:b/>
-                <w:i w:val="0"/>
-                <w:color w:val="FFFFFF"/>
-                <w:sz w:val="16"/>
+                <w:sz w:val="17"/>
+              </w:rPr>
+              <w:t>पिता</w:t>
+            </w:r>
+          </w:p>
+        </w:tc>
+        <w:tc>
+          <w:tcPr>
+            <w:tcW w:type="dxa" w:w="1261"/>
+            <w:shd w:val="clear" w:fill="FCE9C6"/>
+          </w:tcPr>
+          <w:p>
+            <w:r>
+              <w:rPr>
+                <w:b/>
+                <w:sz w:val="17"/>
               </w:rPr>
               <w:t>Village</w:t>
             </w:r>
           </w:p>
+        </w:tc>
+        <w:tc>
+          <w:tcPr>
+            <w:tcW w:type="dxa" w:w="1261"/>
+            <w:shd w:val="clear" w:fill="FCE9C6"/>
+          </w:tcPr>
           <w:p>
-            <w:pPr>
-              <w:jc w:val="center"/>
-            </w:pPr>
             <w:r>
               <w:rPr>
-                <w:rFonts w:ascii="Nirmala UI" w:hAnsi="Nirmala UI" w:eastAsia="Nirmala UI" w:cs="Nirmala UI"/>
                 <w:b/>
-                <w:i w:val="0"/>
-                <w:color w:val="FFFFFF"/>
-                <w:sz w:val="16"/>
+                <w:sz w:val="17"/>
               </w:rPr>
               <w:t>गाँव</w:t>
             </w:r>
@@ -1065,36 +851,16 @@
         </w:tc>
         <w:tc>
           <w:tcPr>
-            <w:tcW w:type="dxa" w:w="2108"/>
-            <w:shd w:val="clear" w:color="auto" w:fill="F27A1A"/>
+            <w:tcW w:type="dxa" w:w="1261"/>
+            <w:shd w:val="clear" w:fill="FCE9C6"/>
           </w:tcPr>
           <w:p>
-            <w:pPr>
-              <w:jc w:val="center"/>
-            </w:pPr>
             <w:r>
               <w:rPr>
                 <w:b/>
-                <w:i w:val="0"/>
-                <w:color w:val="FFFFFF"/>
-                <w:sz w:val="16"/>
+                <w:sz w:val="17"/>
               </w:rPr>
               <w:t>Amount</w:t>
-            </w:r>
-          </w:p>
-          <w:p>
-            <w:pPr>
-              <w:jc w:val="center"/>
-            </w:pPr>
-            <w:r>
-              <w:rPr>
-                <w:rFonts w:ascii="Nirmala UI" w:hAnsi="Nirmala UI" w:eastAsia="Nirmala UI" w:cs="Nirmala UI"/>
-                <w:b/>
-                <w:i w:val="0"/>
-                <w:color w:val="FFFFFF"/>
-                <w:sz w:val="16"/>
-              </w:rPr>
-              <w:t>राशि</w:t>
             </w:r>
           </w:p>
         </w:tc>
@@ -1102,17 +868,12 @@
       <w:tr>
         <w:tc>
           <w:tcPr>
-            <w:tcW w:type="dxa" w:w="2108"/>
+            <w:tcW w:type="dxa" w:w="1261"/>
           </w:tcPr>
           <w:p>
-            <w:pPr>
-              <w:jc w:val="center"/>
-            </w:pPr>
             <w:r>
               <w:rPr>
-                <w:b w:val="0"/>
-                <w:i w:val="0"/>
-                <w:sz w:val="18"/>
+                <w:sz w:val="17"/>
               </w:rPr>
               <w:t>{#contributors}{SL_NO}</w:t>
             </w:r>
@@ -1120,31 +881,25 @@
         </w:tc>
         <w:tc>
           <w:tcPr>
-            <w:tcW w:type="dxa" w:w="2108"/>
+            <w:tcW w:type="dxa" w:w="1261"/>
           </w:tcPr>
           <w:p>
-            <w:pPr>
-              <w:jc w:val="center"/>
-            </w:pPr>
             <w:r>
               <w:rPr>
-                <w:b w:val="0"/>
-                <w:i w:val="0"/>
-                <w:sz w:val="18"/>
+                <w:sz w:val="17"/>
               </w:rPr>
               <w:t>{NAME}</w:t>
             </w:r>
           </w:p>
+        </w:tc>
+        <w:tc>
+          <w:tcPr>
+            <w:tcW w:type="dxa" w:w="1261"/>
+          </w:tcPr>
           <w:p>
-            <w:pPr>
-              <w:jc w:val="center"/>
-            </w:pPr>
             <w:r>
               <w:rPr>
-                <w:rFonts w:ascii="Nirmala UI" w:hAnsi="Nirmala UI" w:eastAsia="Nirmala UI" w:cs="Nirmala UI"/>
-                <w:b w:val="0"/>
-                <w:i w:val="0"/>
-                <w:sz w:val="16"/>
+                <w:sz w:val="17"/>
               </w:rPr>
               <w:t>{NAME_HI}</w:t>
             </w:r>
@@ -1152,31 +907,25 @@
         </w:tc>
         <w:tc>
           <w:tcPr>
-            <w:tcW w:type="dxa" w:w="2108"/>
+            <w:tcW w:type="dxa" w:w="1261"/>
           </w:tcPr>
           <w:p>
-            <w:pPr>
-              <w:jc w:val="center"/>
-            </w:pPr>
             <w:r>
               <w:rPr>
-                <w:b w:val="0"/>
-                <w:i w:val="0"/>
-                <w:sz w:val="18"/>
+                <w:sz w:val="17"/>
               </w:rPr>
               <w:t>{FATHER_NAME}</w:t>
             </w:r>
           </w:p>
+        </w:tc>
+        <w:tc>
+          <w:tcPr>
+            <w:tcW w:type="dxa" w:w="1261"/>
+          </w:tcPr>
           <w:p>
-            <w:pPr>
-              <w:jc w:val="center"/>
-            </w:pPr>
             <w:r>
               <w:rPr>
-                <w:rFonts w:ascii="Nirmala UI" w:hAnsi="Nirmala UI" w:eastAsia="Nirmala UI" w:cs="Nirmala UI"/>
-                <w:b w:val="0"/>
-                <w:i w:val="0"/>
-                <w:sz w:val="16"/>
+                <w:sz w:val="17"/>
               </w:rPr>
               <w:t>{FATHER_NAME_HI}</w:t>
             </w:r>
@@ -1184,31 +933,25 @@
         </w:tc>
         <w:tc>
           <w:tcPr>
-            <w:tcW w:type="dxa" w:w="2108"/>
+            <w:tcW w:type="dxa" w:w="1261"/>
           </w:tcPr>
           <w:p>
-            <w:pPr>
-              <w:jc w:val="center"/>
-            </w:pPr>
             <w:r>
               <w:rPr>
-                <w:b w:val="0"/>
-                <w:i w:val="0"/>
-                <w:sz w:val="18"/>
+                <w:sz w:val="17"/>
               </w:rPr>
               <w:t>{VILLAGE}</w:t>
             </w:r>
           </w:p>
+        </w:tc>
+        <w:tc>
+          <w:tcPr>
+            <w:tcW w:type="dxa" w:w="1261"/>
+          </w:tcPr>
           <w:p>
-            <w:pPr>
-              <w:jc w:val="center"/>
-            </w:pPr>
             <w:r>
               <w:rPr>
-                <w:rFonts w:ascii="Nirmala UI" w:hAnsi="Nirmala UI" w:eastAsia="Nirmala UI" w:cs="Nirmala UI"/>
-                <w:b w:val="0"/>
-                <w:i w:val="0"/>
-                <w:sz w:val="16"/>
+                <w:sz w:val="17"/>
               </w:rPr>
               <w:t>{VILLAGE_HI}</w:t>
             </w:r>
@@ -1216,17 +959,12 @@
         </w:tc>
         <w:tc>
           <w:tcPr>
-            <w:tcW w:type="dxa" w:w="2108"/>
+            <w:tcW w:type="dxa" w:w="1261"/>
           </w:tcPr>
           <w:p>
-            <w:pPr>
-              <w:jc w:val="center"/>
-            </w:pPr>
             <w:r>
               <w:rPr>
-                <w:b w:val="0"/>
-                <w:i w:val="0"/>
-                <w:sz w:val="18"/>
+                <w:sz w:val="17"/>
               </w:rPr>
               <w:t>{AMOUNT}{/contributors}</w:t>
             </w:r>
@@ -1235,113 +973,31 @@
       </w:tr>
     </w:tbl>
     <w:p>
-      <w:r>
-        <w:rPr>
-          <w:b w:val="0"/>
-          <w:i/>
-          <w:color w:val="888888"/>
-          <w:sz w:val="18"/>
-        </w:rPr>
-        <w:t xml:space="preserve">{^contributors}No contributors this year / </w:t>
-      </w:r>
-      <w:r>
-        <w:rPr>
-          <w:rFonts w:ascii="Nirmala UI" w:hAnsi="Nirmala UI" w:eastAsia="Nirmala UI" w:cs="Nirmala UI"/>
-          <w:b w:val="0"/>
-          <w:i/>
-          <w:color w:val="888888"/>
-          <w:sz w:val="18"/>
-        </w:rPr>
-        <w:t>इस वर्ष कोई योगदानकर्ता नहीं</w:t>
-      </w:r>
-      <w:r>
-        <w:rPr>
-          <w:b w:val="0"/>
-          <w:i/>
-          <w:color w:val="888888"/>
-          <w:sz w:val="18"/>
-        </w:rPr>
-        <w:t>{/contributors}</w:t>
-      </w:r>
-    </w:p>
-    <w:p>
-      <w:r>
-        <w:br w:type="page"/>
-      </w:r>
-    </w:p>
-    <w:p>
       <w:pPr>
-        <w:jc w:val="center"/>
-      </w:pPr>
-      <w:r>
-        <w:rPr>
-          <w:rFonts w:ascii="Nirmala UI" w:hAnsi="Nirmala UI" w:eastAsia="Nirmala UI" w:cs="Nirmala UI"/>
-          <w:b/>
-          <w:i w:val="0"/>
-          <w:color w:val="F27A1A"/>
-          <w:sz w:val="32"/>
-        </w:rPr>
-        <w:t>नवयुवक छठ पूजा समिति</w:t>
-      </w:r>
-      <w:r>
-        <w:br/>
-      </w:r>
-      <w:r>
-        <w:rPr>
-          <w:b/>
-          <w:i w:val="0"/>
-          <w:color w:val="F27A1A"/>
-          <w:sz w:val="32"/>
-        </w:rPr>
-        <w:t>NAVYUVAK CHHATH PUJA SAMITI</w:t>
-      </w:r>
-    </w:p>
-    <w:p>
-      <w:pPr>
-        <w:jc w:val="center"/>
+        <w:spacing w:after="80" w:before="40"/>
       </w:pPr>
       <w:r>
         <w:rPr>
           <w:b w:val="0"/>
           <w:i/>
-          <w:color w:val="666666"/>
-          <w:sz w:val="18"/>
+          <w:color w:val="555555"/>
+          <w:sz w:val="17"/>
         </w:rPr>
-        <w:t>Shaharpura Gardih</w:t>
+        <w:t>{^contributors}No contributors. / कोई योगदानकर्ता नहीं।{/contributors}</w:t>
       </w:r>
     </w:p>
-    <w:p/>
     <w:p>
+      <w:pPr>
+        <w:spacing w:after="80" w:before="160"/>
+      </w:pPr>
       <w:r>
         <w:rPr>
           <w:b/>
           <w:i w:val="0"/>
-          <w:color w:val="F27A1A"/>
-          <w:sz w:val="30"/>
+          <w:color w:val="8B1E1E"/>
+          <w:sz w:val="22"/>
         </w:rPr>
-        <w:t>Expenses — Year: {YEAR}</w:t>
-      </w:r>
-      <w:r>
-        <w:t xml:space="preserve">  |  </w:t>
-      </w:r>
-      <w:r>
-        <w:rPr>
-          <w:rFonts w:ascii="Nirmala UI" w:hAnsi="Nirmala UI" w:eastAsia="Nirmala UI" w:cs="Nirmala UI"/>
-          <w:b/>
-          <w:i w:val="0"/>
-          <w:color w:val="F27A1A"/>
-          <w:sz w:val="26"/>
-        </w:rPr>
-        <w:t xml:space="preserve">व्यय — वर्ष: </w:t>
-      </w:r>
-      <w:r>
-        <w:rPr>
-          <w:b/>
-          <w:i w:val="0"/>
-          <w:color w:val="F27A1A"/>
-          <w:sz w:val="26"/>
-        </w:rPr>
-        <w:t>{YEAR}</w:t>
+        <w:t>EXPENSES / व्यय</w:t>
       </w:r>
     </w:p>
     <w:tbl>
@@ -1352,77 +1008,54 @@
         <w:tblLook w:firstColumn="1" w:firstRow="1" w:lastColumn="0" w:lastRow="0" w:noHBand="0" w:noVBand="1" w:val="04A0"/>
       </w:tblPr>
       <w:tblGrid>
-        <w:gridCol w:w="2635"/>
-        <w:gridCol w:w="2635"/>
-        <w:gridCol w:w="2635"/>
-        <w:gridCol w:w="2635"/>
+        <w:gridCol w:w="1682"/>
+        <w:gridCol w:w="1682"/>
+        <w:gridCol w:w="1682"/>
+        <w:gridCol w:w="1682"/>
+        <w:gridCol w:w="1682"/>
+        <w:gridCol w:w="1682"/>
       </w:tblGrid>
       <w:tr>
         <w:tc>
           <w:tcPr>
-            <w:tcW w:type="dxa" w:w="2635"/>
-            <w:shd w:val="clear" w:color="auto" w:fill="F27A1A"/>
+            <w:tcW w:type="dxa" w:w="1682"/>
+            <w:shd w:val="clear" w:fill="FCE9C6"/>
           </w:tcPr>
           <w:p>
-            <w:pPr>
-              <w:jc w:val="center"/>
-            </w:pPr>
             <w:r>
               <w:rPr>
                 <w:b/>
-                <w:i w:val="0"/>
-                <w:color w:val="FFFFFF"/>
-                <w:sz w:val="16"/>
+                <w:sz w:val="17"/>
               </w:rPr>
-              <w:t>Sl No</w:t>
-            </w:r>
-          </w:p>
-          <w:p>
-            <w:pPr>
-              <w:jc w:val="center"/>
-            </w:pPr>
-            <w:r>
-              <w:rPr>
-                <w:rFonts w:ascii="Nirmala UI" w:hAnsi="Nirmala UI" w:eastAsia="Nirmala UI" w:cs="Nirmala UI"/>
-                <w:b/>
-                <w:i w:val="0"/>
-                <w:color w:val="FFFFFF"/>
-                <w:sz w:val="16"/>
-              </w:rPr>
-              <w:t>क्र.सं.</w:t>
+              <w:t>Sl</w:t>
             </w:r>
           </w:p>
         </w:tc>
         <w:tc>
           <w:tcPr>
-            <w:tcW w:type="dxa" w:w="2635"/>
-            <w:shd w:val="clear" w:color="auto" w:fill="F27A1A"/>
+            <w:tcW w:type="dxa" w:w="1682"/>
+            <w:shd w:val="clear" w:fill="FCE9C6"/>
           </w:tcPr>
           <w:p>
-            <w:pPr>
-              <w:jc w:val="center"/>
-            </w:pPr>
             <w:r>
               <w:rPr>
                 <w:b/>
-                <w:i w:val="0"/>
-                <w:color w:val="FFFFFF"/>
-                <w:sz w:val="16"/>
+                <w:sz w:val="17"/>
               </w:rPr>
               <w:t>Description</w:t>
             </w:r>
           </w:p>
+        </w:tc>
+        <w:tc>
+          <w:tcPr>
+            <w:tcW w:type="dxa" w:w="1682"/>
+            <w:shd w:val="clear" w:fill="FCE9C6"/>
+          </w:tcPr>
           <w:p>
-            <w:pPr>
-              <w:jc w:val="center"/>
-            </w:pPr>
             <w:r>
               <w:rPr>
-                <w:rFonts w:ascii="Nirmala UI" w:hAnsi="Nirmala UI" w:eastAsia="Nirmala UI" w:cs="Nirmala UI"/>
                 <w:b/>
-                <w:i w:val="0"/>
-                <w:color w:val="FFFFFF"/>
-                <w:sz w:val="16"/>
+                <w:sz w:val="17"/>
               </w:rPr>
               <w:t>विवरण</w:t>
             </w:r>
@@ -1430,34 +1063,29 @@
         </w:tc>
         <w:tc>
           <w:tcPr>
-            <w:tcW w:type="dxa" w:w="2635"/>
-            <w:shd w:val="clear" w:color="auto" w:fill="F27A1A"/>
+            <w:tcW w:type="dxa" w:w="1682"/>
+            <w:shd w:val="clear" w:fill="FCE9C6"/>
           </w:tcPr>
           <w:p>
-            <w:pPr>
-              <w:jc w:val="center"/>
-            </w:pPr>
             <w:r>
               <w:rPr>
                 <w:b/>
-                <w:i w:val="0"/>
-                <w:color w:val="FFFFFF"/>
-                <w:sz w:val="16"/>
+                <w:sz w:val="17"/>
               </w:rPr>
               <w:t>Category</w:t>
             </w:r>
           </w:p>
+        </w:tc>
+        <w:tc>
+          <w:tcPr>
+            <w:tcW w:type="dxa" w:w="1682"/>
+            <w:shd w:val="clear" w:fill="FCE9C6"/>
+          </w:tcPr>
           <w:p>
-            <w:pPr>
-              <w:jc w:val="center"/>
-            </w:pPr>
             <w:r>
               <w:rPr>
-                <w:rFonts w:ascii="Nirmala UI" w:hAnsi="Nirmala UI" w:eastAsia="Nirmala UI" w:cs="Nirmala UI"/>
                 <w:b/>
-                <w:i w:val="0"/>
-                <w:color w:val="FFFFFF"/>
-                <w:sz w:val="16"/>
+                <w:sz w:val="17"/>
               </w:rPr>
               <w:t>श्रेणी</w:t>
             </w:r>
@@ -1465,36 +1093,16 @@
         </w:tc>
         <w:tc>
           <w:tcPr>
-            <w:tcW w:type="dxa" w:w="2635"/>
-            <w:shd w:val="clear" w:color="auto" w:fill="F27A1A"/>
+            <w:tcW w:type="dxa" w:w="1682"/>
+            <w:shd w:val="clear" w:fill="FCE9C6"/>
           </w:tcPr>
           <w:p>
-            <w:pPr>
-              <w:jc w:val="center"/>
-            </w:pPr>
             <w:r>
               <w:rPr>
                 <w:b/>
-                <w:i w:val="0"/>
-                <w:color w:val="FFFFFF"/>
-                <w:sz w:val="16"/>
+                <w:sz w:val="17"/>
               </w:rPr>
               <w:t>Amount</w:t>
-            </w:r>
-          </w:p>
-          <w:p>
-            <w:pPr>
-              <w:jc w:val="center"/>
-            </w:pPr>
-            <w:r>
-              <w:rPr>
-                <w:rFonts w:ascii="Nirmala UI" w:hAnsi="Nirmala UI" w:eastAsia="Nirmala UI" w:cs="Nirmala UI"/>
-                <w:b/>
-                <w:i w:val="0"/>
-                <w:color w:val="FFFFFF"/>
-                <w:sz w:val="16"/>
-              </w:rPr>
-              <w:t>राशि</w:t>
             </w:r>
           </w:p>
         </w:tc>
@@ -1502,17 +1110,12 @@
       <w:tr>
         <w:tc>
           <w:tcPr>
-            <w:tcW w:type="dxa" w:w="2635"/>
+            <w:tcW w:type="dxa" w:w="1682"/>
           </w:tcPr>
           <w:p>
-            <w:pPr>
-              <w:jc w:val="center"/>
-            </w:pPr>
             <w:r>
               <w:rPr>
-                <w:b w:val="0"/>
-                <w:i w:val="0"/>
-                <w:sz w:val="18"/>
+                <w:sz w:val="17"/>
               </w:rPr>
               <w:t>{#expenses}{SL_NO}</w:t>
             </w:r>
@@ -1520,31 +1123,25 @@
         </w:tc>
         <w:tc>
           <w:tcPr>
-            <w:tcW w:type="dxa" w:w="2635"/>
+            <w:tcW w:type="dxa" w:w="1682"/>
           </w:tcPr>
           <w:p>
-            <w:pPr>
-              <w:jc w:val="center"/>
-            </w:pPr>
             <w:r>
               <w:rPr>
-                <w:b w:val="0"/>
-                <w:i w:val="0"/>
-                <w:sz w:val="18"/>
+                <w:sz w:val="17"/>
               </w:rPr>
               <w:t>{DESCRIPTION}</w:t>
             </w:r>
           </w:p>
+        </w:tc>
+        <w:tc>
+          <w:tcPr>
+            <w:tcW w:type="dxa" w:w="1682"/>
+          </w:tcPr>
           <w:p>
-            <w:pPr>
-              <w:jc w:val="center"/>
-            </w:pPr>
             <w:r>
               <w:rPr>
-                <w:rFonts w:ascii="Nirmala UI" w:hAnsi="Nirmala UI" w:eastAsia="Nirmala UI" w:cs="Nirmala UI"/>
-                <w:b w:val="0"/>
-                <w:i w:val="0"/>
-                <w:sz w:val="16"/>
+                <w:sz w:val="17"/>
               </w:rPr>
               <w:t>{DESCRIPTION_HI}</w:t>
             </w:r>
@@ -1552,31 +1149,25 @@
         </w:tc>
         <w:tc>
           <w:tcPr>
-            <w:tcW w:type="dxa" w:w="2635"/>
+            <w:tcW w:type="dxa" w:w="1682"/>
           </w:tcPr>
           <w:p>
-            <w:pPr>
-              <w:jc w:val="center"/>
-            </w:pPr>
             <w:r>
               <w:rPr>
-                <w:b w:val="0"/>
-                <w:i w:val="0"/>
-                <w:sz w:val="18"/>
+                <w:sz w:val="17"/>
               </w:rPr>
               <w:t>{CATEGORY}</w:t>
             </w:r>
           </w:p>
+        </w:tc>
+        <w:tc>
+          <w:tcPr>
+            <w:tcW w:type="dxa" w:w="1682"/>
+          </w:tcPr>
           <w:p>
-            <w:pPr>
-              <w:jc w:val="center"/>
-            </w:pPr>
             <w:r>
               <w:rPr>
-                <w:rFonts w:ascii="Nirmala UI" w:hAnsi="Nirmala UI" w:eastAsia="Nirmala UI" w:cs="Nirmala UI"/>
-                <w:b w:val="0"/>
-                <w:i w:val="0"/>
-                <w:sz w:val="16"/>
+                <w:sz w:val="17"/>
               </w:rPr>
               <w:t>{CATEGORY_HI}</w:t>
             </w:r>
@@ -1584,17 +1175,12 @@
         </w:tc>
         <w:tc>
           <w:tcPr>
-            <w:tcW w:type="dxa" w:w="2635"/>
+            <w:tcW w:type="dxa" w:w="1682"/>
           </w:tcPr>
           <w:p>
-            <w:pPr>
-              <w:jc w:val="center"/>
-            </w:pPr>
             <w:r>
               <w:rPr>
-                <w:b w:val="0"/>
-                <w:i w:val="0"/>
-                <w:sz w:val="18"/>
+                <w:sz w:val="17"/>
               </w:rPr>
               <w:t>{AMOUNT}{/expenses}</w:t>
             </w:r>
@@ -1603,39 +1189,38 @@
       </w:tr>
     </w:tbl>
     <w:p>
+      <w:pPr>
+        <w:spacing w:after="80" w:before="40"/>
+      </w:pPr>
       <w:r>
         <w:rPr>
           <w:b w:val="0"/>
           <w:i/>
-          <w:color w:val="888888"/>
-          <w:sz w:val="18"/>
+          <w:color w:val="555555"/>
+          <w:sz w:val="17"/>
         </w:rPr>
-        <w:t xml:space="preserve">{^expenses}No expenses this year / </w:t>
+        <w:t>{^expenses}No expenses. / कोई व्यय नहीं।{/expenses}</w:t>
       </w:r>
-      <w:r>
-        <w:rPr>
-          <w:rFonts w:ascii="Nirmala UI" w:hAnsi="Nirmala UI" w:eastAsia="Nirmala UI" w:cs="Nirmala UI"/>
-          <w:b w:val="0"/>
-          <w:i/>
-          <w:color w:val="888888"/>
-          <w:sz w:val="18"/>
-        </w:rPr>
-        <w:t>इस वर्ष कोई व्यय नहीं</w:t>
-      </w:r>
+    </w:p>
+    <w:p>
+      <w:pPr>
+        <w:spacing w:after="80" w:before="40"/>
+        <w:jc w:val="center"/>
+      </w:pPr>
       <w:r>
         <w:rPr>
           <w:b w:val="0"/>
-          <w:i/>
-          <w:color w:val="888888"/>
-          <w:sz w:val="18"/>
+          <w:i w:val="0"/>
+          <w:color w:val="555555"/>
+          <w:sz w:val="16"/>
         </w:rPr>
-        <w:t>{/expenses}</w:t>
+        <w:t>Generated at: {GENERATED_AT}</w:t>
       </w:r>
     </w:p>
     <w:sectPr>
-      <w:footerReference w:type="default" r:id="rId9"/>
-      <w:pgSz w:w="12240" w:h="15840"/>
-      <w:pgMar w:top="680" w:right="850" w:bottom="850" w:left="850" w:header="720" w:footer="720" w:gutter="0"/>
+      <w:headerReference w:type="default" r:id="rId9"/>
+      <w:pgSz w:w="11906" w:h="16838"/>
+      <w:pgMar w:top="907" w:right="907" w:bottom="907" w:left="907" w:header="340" w:footer="720" w:gutter="0"/>
       <w:cols w:space="720"/>
       <w:docGrid w:linePitch="360"/>
     </w:sectPr>
@@ -1643,43 +1228,50 @@
 </w:document>
 </file>
 
-<file path=word/footer1.xml><?xml version="1.0" encoding="utf-8"?>
-<w:ftr xmlns:m="http://schemas.openxmlformats.org/officeDocument/2006/math" xmlns:mc="http://schemas.openxmlformats.org/markup-compatibility/2006" xmlns:mo="http://schemas.microsoft.com/office/mac/office/2008/main" xmlns:mv="urn:schemas-microsoft-com:mac:vml" xmlns:o="urn:schemas-microsoft-com:office:office" xmlns:r="http://schemas.openxmlformats.org/officeDocument/2006/relationships" xmlns:v="urn:schemas-microsoft-com:vml" xmlns:w10="urn:schemas-microsoft-com:office:word" xmlns:w14="http://schemas.microsoft.com/office/word/2010/wordml" xmlns:w="http://schemas.openxmlformats.org/wordprocessingml/2006/main" xmlns:wne="http://schemas.microsoft.com/office/word/2006/wordml" xmlns:wp14="http://schemas.microsoft.com/office/word/2010/wordprocessingDrawing" xmlns:wp="http://schemas.openxmlformats.org/drawingml/2006/wordprocessingDrawing" xmlns:wpc="http://schemas.microsoft.com/office/word/2010/wordprocessingCanvas" xmlns:wpg="http://schemas.microsoft.com/office/word/2010/wordprocessingGroup" xmlns:wpi="http://schemas.microsoft.com/office/word/2010/wordprocessingInk" xmlns:wps="http://schemas.microsoft.com/office/word/2010/wordprocessingShape" mc:Ignorable="w14 wp14">
+<file path=word/header1.xml><?xml version="1.0" encoding="utf-8"?>
+<w:hdr xmlns:m="http://schemas.openxmlformats.org/officeDocument/2006/math" xmlns:mc="http://schemas.openxmlformats.org/markup-compatibility/2006" xmlns:mo="http://schemas.microsoft.com/office/mac/office/2008/main" xmlns:mv="urn:schemas-microsoft-com:mac:vml" xmlns:o="urn:schemas-microsoft-com:office:office" xmlns:r="http://schemas.openxmlformats.org/officeDocument/2006/relationships" xmlns:v="urn:schemas-microsoft-com:vml" xmlns:w10="urn:schemas-microsoft-com:office:word" xmlns:w14="http://schemas.microsoft.com/office/word/2010/wordml" xmlns:w="http://schemas.openxmlformats.org/wordprocessingml/2006/main" xmlns:wne="http://schemas.microsoft.com/office/word/2006/wordml" xmlns:wp14="http://schemas.microsoft.com/office/word/2010/wordprocessingDrawing" xmlns:wp="http://schemas.openxmlformats.org/drawingml/2006/wordprocessingDrawing" xmlns:wpc="http://schemas.microsoft.com/office/word/2010/wordprocessingCanvas" xmlns:wpg="http://schemas.microsoft.com/office/word/2010/wordprocessingGroup" xmlns:wpi="http://schemas.microsoft.com/office/word/2010/wordprocessingInk" xmlns:wps="http://schemas.microsoft.com/office/word/2010/wordprocessingShape" mc:Ignorable="w14 wp14">
   <w:p>
     <w:pPr>
-      <w:pStyle w:val="Footer"/>
+      <w:pStyle w:val="Header"/>
       <w:jc w:val="center"/>
+      <w:spacing w:before="2000"/>
     </w:pPr>
     <w:r>
-      <w:rPr>
-        <w:b w:val="0"/>
-        <w:i w:val="0"/>
-        <w:color w:val="777777"/>
-        <w:sz w:val="16"/>
-      </w:rPr>
-      <w:t xml:space="preserve">Generated on / </w:t>
-    </w:r>
-    <w:r>
-      <w:rPr>
-        <w:rFonts w:ascii="Nirmala UI" w:hAnsi="Nirmala UI" w:eastAsia="Nirmala UI" w:cs="Nirmala UI"/>
-        <w:b w:val="0"/>
-        <w:i w:val="0"/>
-        <w:color w:val="777777"/>
-        <w:sz w:val="16"/>
-      </w:rPr>
-      <w:t xml:space="preserve">जनरेट किया गया: </w:t>
-    </w:r>
-    <w:r>
-      <w:rPr>
-        <w:b w:val="0"/>
-        <w:i w:val="0"/>
-        <w:color w:val="777777"/>
-        <w:sz w:val="16"/>
-      </w:rPr>
-      <w:t>{GENERATED_AT}</w:t>
+      <w:drawing>
+        <wp:inline xmlns:a="http://schemas.openxmlformats.org/drawingml/2006/main" xmlns:pic="http://schemas.openxmlformats.org/drawingml/2006/picture">
+          <wp:extent cx="4320000" cy="4320000"/>
+          <wp:docPr id="1" name="Picture 1"/>
+          <wp:cNvGraphicFramePr>
+            <a:graphicFrameLocks noChangeAspect="1"/>
+          </wp:cNvGraphicFramePr>
+          <a:graphic>
+            <a:graphicData uri="http://schemas.openxmlformats.org/drawingml/2006/picture">
+              <pic:pic>
+                <pic:nvPicPr>
+                  <pic:cNvPr id="0" name="watermark.png"/>
+                  <pic:cNvPicPr/>
+                </pic:nvPicPr>
+                <pic:blipFill>
+                  <a:blip r:embed="rId1"/>
+                  <a:stretch>
+                    <a:fillRect/>
+                  </a:stretch>
+                </pic:blipFill>
+                <pic:spPr>
+                  <a:xfrm>
+                    <a:off x="0" y="0"/>
+                    <a:ext cx="4320000" cy="4320000"/>
+                  </a:xfrm>
+                  <a:prstGeom prst="rect"/>
+                </pic:spPr>
+              </pic:pic>
+            </a:graphicData>
+          </a:graphic>
+        </wp:inline>
+      </w:drawing>
     </w:r>
   </w:p>
-</w:ftr>
+</w:hdr>
 </file>
 
 <file path=word/numbering.xml><?xml version="1.0" encoding="utf-8"?>
@@ -2045,6 +1637,10 @@
     <w:name w:val="Normal"/>
     <w:qFormat/>
     <w:rsid w:val="00FC693F"/>
+    <w:rPr>
+      <w:rFonts w:ascii="Noto Sans Devanagari" w:hAnsi="Noto Sans Devanagari" w:cs="Noto Sans Devanagari"/>
+      <w:sz w:val="21"/>
+    </w:rPr>
   </w:style>
   <w:style w:type="paragraph" w:styleId="Header">
     <w:name w:val="header"/>

--- a/mgmt/frontend/public/sample-templates/report-both-sample.docx
+++ b/mgmt/frontend/public/sample-templates/report-both-sample.docx
@@ -4,13 +4,13 @@
   <w:body>
     <w:p>
       <w:pPr>
-        <w:spacing w:after="40"/>
+        <w:spacing w:after="20"/>
         <w:jc w:val="center"/>
       </w:pPr>
       <w:r>
         <w:drawing>
           <wp:inline xmlns:a="http://schemas.openxmlformats.org/drawingml/2006/main" xmlns:pic="http://schemas.openxmlformats.org/drawingml/2006/picture">
-            <wp:extent cx="792000" cy="792000"/>
+            <wp:extent cx="720000" cy="720000"/>
             <wp:docPr id="1" name="Picture 1"/>
             <wp:cNvGraphicFramePr>
               <a:graphicFrameLocks noChangeAspect="1"/>
@@ -31,7 +31,7 @@
                   <pic:spPr>
                     <a:xfrm>
                       <a:off x="0" y="0"/>
-                      <a:ext cx="792000" cy="792000"/>
+                      <a:ext cx="720000" cy="720000"/>
                     </a:xfrm>
                     <a:prstGeom prst="rect"/>
                   </pic:spPr>
@@ -59,7 +59,7 @@
     </w:p>
     <w:p>
       <w:pPr>
-        <w:spacing w:after="40" w:before="0"/>
+        <w:spacing w:after="20" w:before="0"/>
         <w:jc w:val="center"/>
       </w:pPr>
       <w:r>
@@ -89,7 +89,7 @@
     </w:p>
     <w:p>
       <w:pPr>
-        <w:spacing w:after="40" w:before="0"/>
+        <w:spacing w:after="20" w:before="0"/>
         <w:jc w:val="center"/>
       </w:pPr>
       <w:r>
@@ -104,7 +104,7 @@
     </w:p>
     <w:p>
       <w:pPr>
-        <w:spacing w:after="80" w:before="40"/>
+        <w:spacing w:after="60" w:before="20"/>
         <w:pBdr>
           <w:bottom w:val="single" w:sz="6" w:space="1" w:color="E0C99B"/>
         </w:pBdr>
@@ -112,7 +112,7 @@
     </w:p>
     <w:p>
       <w:pPr>
-        <w:spacing w:after="80" w:before="80"/>
+        <w:spacing w:after="60" w:before="80"/>
       </w:pPr>
       <w:r>
         <w:rPr>
@@ -140,6 +140,9 @@
             <w:tcW w:type="dxa" w:w="3402"/>
           </w:tcPr>
           <w:p>
+            <w:pPr>
+              <w:spacing w:after="20"/>
+            </w:pPr>
             <w:r>
               <w:rPr>
                 <w:b/>
@@ -154,6 +157,9 @@
             <w:tcW w:type="dxa" w:w="3402"/>
           </w:tcPr>
           <w:p>
+            <w:pPr>
+              <w:spacing w:after="20"/>
+            </w:pPr>
             <w:r>
               <w:rPr>
                 <w:sz w:val="20"/>
@@ -169,6 +175,9 @@
             <w:tcW w:type="dxa" w:w="3402"/>
           </w:tcPr>
           <w:p>
+            <w:pPr>
+              <w:spacing w:after="20"/>
+            </w:pPr>
             <w:r>
               <w:rPr>
                 <w:b/>
@@ -183,6 +192,9 @@
             <w:tcW w:type="dxa" w:w="3402"/>
           </w:tcPr>
           <w:p>
+            <w:pPr>
+              <w:spacing w:after="20"/>
+            </w:pPr>
             <w:r>
               <w:rPr>
                 <w:sz w:val="20"/>
@@ -198,6 +210,9 @@
             <w:tcW w:type="dxa" w:w="3402"/>
           </w:tcPr>
           <w:p>
+            <w:pPr>
+              <w:spacing w:after="20"/>
+            </w:pPr>
             <w:r>
               <w:rPr>
                 <w:b/>
@@ -212,6 +227,9 @@
             <w:tcW w:type="dxa" w:w="3402"/>
           </w:tcPr>
           <w:p>
+            <w:pPr>
+              <w:spacing w:after="20"/>
+            </w:pPr>
             <w:r>
               <w:rPr>
                 <w:sz w:val="20"/>
@@ -227,6 +245,9 @@
             <w:tcW w:type="dxa" w:w="3402"/>
           </w:tcPr>
           <w:p>
+            <w:pPr>
+              <w:spacing w:after="20"/>
+            </w:pPr>
             <w:r>
               <w:rPr>
                 <w:b/>
@@ -241,6 +262,9 @@
             <w:tcW w:type="dxa" w:w="3402"/>
           </w:tcPr>
           <w:p>
+            <w:pPr>
+              <w:spacing w:after="20"/>
+            </w:pPr>
             <w:r>
               <w:rPr>
                 <w:sz w:val="20"/>
@@ -256,6 +280,9 @@
             <w:tcW w:type="dxa" w:w="3402"/>
           </w:tcPr>
           <w:p>
+            <w:pPr>
+              <w:spacing w:after="20"/>
+            </w:pPr>
             <w:r>
               <w:rPr>
                 <w:b/>
@@ -270,6 +297,9 @@
             <w:tcW w:type="dxa" w:w="3402"/>
           </w:tcPr>
           <w:p>
+            <w:pPr>
+              <w:spacing w:after="20"/>
+            </w:pPr>
             <w:r>
               <w:rPr>
                 <w:sz w:val="20"/>
@@ -282,7 +312,7 @@
     </w:tbl>
     <w:p>
       <w:pPr>
-        <w:spacing w:after="80" w:before="160"/>
+        <w:spacing w:after="60" w:before="160"/>
       </w:pPr>
       <w:r>
         <w:rPr>
@@ -513,7 +543,7 @@
     </w:tbl>
     <w:p>
       <w:pPr>
-        <w:spacing w:after="80" w:before="40"/>
+        <w:spacing w:after="60" w:before="40"/>
       </w:pPr>
       <w:r>
         <w:rPr>
@@ -527,7 +557,7 @@
     </w:p>
     <w:p>
       <w:pPr>
-        <w:spacing w:after="80" w:before="160"/>
+        <w:spacing w:after="60" w:before="160"/>
       </w:pPr>
       <w:r>
         <w:rPr>
@@ -700,7 +730,7 @@
     </w:tbl>
     <w:p>
       <w:pPr>
-        <w:spacing w:after="80" w:before="40"/>
+        <w:spacing w:after="60" w:before="40"/>
       </w:pPr>
       <w:r>
         <w:rPr>
@@ -714,7 +744,7 @@
     </w:p>
     <w:p>
       <w:pPr>
-        <w:spacing w:after="80" w:before="160"/>
+        <w:spacing w:after="60" w:before="160"/>
       </w:pPr>
       <w:r>
         <w:rPr>
@@ -974,7 +1004,7 @@
     </w:tbl>
     <w:p>
       <w:pPr>
-        <w:spacing w:after="80" w:before="40"/>
+        <w:spacing w:after="60" w:before="40"/>
       </w:pPr>
       <w:r>
         <w:rPr>
@@ -988,7 +1018,7 @@
     </w:p>
     <w:p>
       <w:pPr>
-        <w:spacing w:after="80" w:before="160"/>
+        <w:spacing w:after="60" w:before="160"/>
       </w:pPr>
       <w:r>
         <w:rPr>
@@ -1190,7 +1220,7 @@
     </w:tbl>
     <w:p>
       <w:pPr>
-        <w:spacing w:after="80" w:before="40"/>
+        <w:spacing w:after="60" w:before="40"/>
       </w:pPr>
       <w:r>
         <w:rPr>
@@ -1204,7 +1234,7 @@
     </w:p>
     <w:p>
       <w:pPr>
-        <w:spacing w:after="80" w:before="40"/>
+        <w:spacing w:after="60" w:before="20"/>
         <w:jc w:val="center"/>
       </w:pPr>
       <w:r>
@@ -1220,7 +1250,7 @@
     <w:sectPr>
       <w:headerReference w:type="default" r:id="rId9"/>
       <w:pgSz w:w="11906" w:h="16838"/>
-      <w:pgMar w:top="907" w:right="907" w:bottom="907" w:left="907" w:header="340" w:footer="720" w:gutter="0"/>
+      <w:pgMar w:top="907" w:right="907" w:bottom="907" w:left="907" w:header="227" w:footer="227" w:gutter="0"/>
       <w:cols w:space="720"/>
       <w:docGrid w:linePitch="360"/>
     </w:sectPr>
@@ -1234,13 +1264,21 @@
     <w:pPr>
       <w:pStyle w:val="Header"/>
       <w:jc w:val="center"/>
-      <w:spacing w:before="2000"/>
-    </w:pPr>
-    <w:r>
+    </w:pPr>
+    <w:r xmlns:a="http://schemas.openxmlformats.org/drawingml/2006/main" xmlns:pic="http://schemas.openxmlformats.org/drawingml/2006/picture">
       <w:drawing>
-        <wp:inline xmlns:a="http://schemas.openxmlformats.org/drawingml/2006/main" xmlns:pic="http://schemas.openxmlformats.org/drawingml/2006/picture">
-          <wp:extent cx="4320000" cy="4320000"/>
-          <wp:docPr id="1" name="Picture 1"/>
+        <wp:anchor distT="0" distB="0" distL="0" distR="0" simplePos="0" relativeHeight="0" behindDoc="1" locked="0" layoutInCell="1" allowOverlap="1">
+          <wp:simplePos x="0" y="0"/>
+          <wp:positionH relativeFrom="page">
+            <wp:align>center</wp:align>
+          </wp:positionH>
+          <wp:positionV relativeFrom="page">
+            <wp:align>center</wp:align>
+          </wp:positionV>
+          <wp:extent cx="3960000" cy="3960000"/>
+          <wp:effectExtent l="0" t="0" r="0" b="0"/>
+          <wp:wrapNone/>
+          <wp:docPr id="1009" name="Watermark1009"/>
           <wp:cNvGraphicFramePr>
             <a:graphicFrameLocks noChangeAspect="1"/>
           </wp:cNvGraphicFramePr>
@@ -1248,7 +1286,7 @@
             <a:graphicData uri="http://schemas.openxmlformats.org/drawingml/2006/picture">
               <pic:pic>
                 <pic:nvPicPr>
-                  <pic:cNvPr id="0" name="watermark.png"/>
+                  <pic:cNvPr id="1009" name="Watermark1009"/>
                   <pic:cNvPicPr/>
                 </pic:nvPicPr>
                 <pic:blipFill>
@@ -1260,14 +1298,16 @@
                 <pic:spPr>
                   <a:xfrm>
                     <a:off x="0" y="0"/>
-                    <a:ext cx="4320000" cy="4320000"/>
+                    <a:ext cx="3960000" cy="3960000"/>
                   </a:xfrm>
-                  <a:prstGeom prst="rect"/>
+                  <a:prstGeom prst="rect">
+                    <a:avLst/>
+                  </a:prstGeom>
                 </pic:spPr>
               </pic:pic>
             </a:graphicData>
           </a:graphic>
-        </wp:inline>
+        </wp:anchor>
       </w:drawing>
     </w:r>
   </w:p>
@@ -1637,6 +1677,9 @@
     <w:name w:val="Normal"/>
     <w:qFormat/>
     <w:rsid w:val="00FC693F"/>
+    <w:pPr>
+      <w:spacing w:after="0" w:line="240" w:lineRule="auto"/>
+    </w:pPr>
     <w:rPr>
       <w:rFonts w:ascii="Noto Sans Devanagari" w:hAnsi="Noto Sans Devanagari" w:cs="Noto Sans Devanagari"/>
       <w:sz w:val="21"/>

--- a/mgmt/frontend/public/sample-templates/report-both-sample.docx
+++ b/mgmt/frontend/public/sample-templates/report-both-sample.docx
@@ -4,13 +4,13 @@
   <w:body>
     <w:p>
       <w:pPr>
-        <w:spacing w:after="20"/>
+        <w:spacing w:after="0"/>
         <w:jc w:val="center"/>
       </w:pPr>
       <w:r>
         <w:drawing>
           <wp:inline xmlns:a="http://schemas.openxmlformats.org/drawingml/2006/main" xmlns:pic="http://schemas.openxmlformats.org/drawingml/2006/picture">
-            <wp:extent cx="720000" cy="720000"/>
+            <wp:extent cx="648000" cy="648000"/>
             <wp:docPr id="1" name="Picture 1"/>
             <wp:cNvGraphicFramePr>
               <a:graphicFrameLocks noChangeAspect="1"/>
@@ -31,7 +31,7 @@
                   <pic:spPr>
                     <a:xfrm>
                       <a:off x="0" y="0"/>
-                      <a:ext cx="720000" cy="720000"/>
+                      <a:ext cx="648000" cy="648000"/>
                     </a:xfrm>
                     <a:prstGeom prst="rect"/>
                   </pic:spPr>
@@ -50,9 +50,10 @@
       <w:r>
         <w:rPr>
           <w:b/>
-          <w:i w:val="0"/>
           <w:color w:val="8B1E1E"/>
-          <w:sz w:val="26"/>
+          <w:sz w:val="24"/>
+          <w:szCs w:val="24"/>
+          <w:bCs w:val="1"/>
         </w:rPr>
         <w:t>नवयुवक छठ पूजा समिति</w:t>
       </w:r>
@@ -65,9 +66,10 @@
       <w:r>
         <w:rPr>
           <w:b/>
-          <w:i w:val="0"/>
           <w:color w:val="F1922A"/>
-          <w:sz w:val="18"/>
+          <w:sz w:val="16"/>
+          <w:szCs w:val="16"/>
+          <w:bCs w:val="1"/>
         </w:rPr>
         <w:t>NAVYUVAK CHHATH PUJA SAMITI · EST. 2017</w:t>
       </w:r>
@@ -80,9 +82,10 @@
       <w:r>
         <w:rPr>
           <w:b/>
-          <w:i w:val="0"/>
           <w:color w:val="222222"/>
-          <w:sz w:val="22"/>
+          <w:sz w:val="21"/>
+          <w:szCs w:val="21"/>
+          <w:bCs w:val="1"/>
         </w:rPr>
         <w:t>नवयुवक छठ पूजा समिति · वार्षिक रिपोर्ट</w:t>
       </w:r>
@@ -95,16 +98,17 @@
       <w:r>
         <w:rPr>
           <w:b/>
-          <w:i w:val="0"/>
           <w:color w:val="555555"/>
-          <w:sz w:val="19"/>
+          <w:sz w:val="18"/>
+          <w:szCs w:val="18"/>
+          <w:bCs w:val="1"/>
         </w:rPr>
         <w:t>ANNUAL REPORT / वार्षिक रिपोर्ट — {YEAR}</w:t>
       </w:r>
     </w:p>
     <w:p>
       <w:pPr>
-        <w:spacing w:after="60" w:before="20"/>
+        <w:spacing w:after="40" w:before="20"/>
         <w:pBdr>
           <w:bottom w:val="single" w:sz="6" w:space="1" w:color="E0C99B"/>
         </w:pBdr>
@@ -112,14 +116,15 @@
     </w:p>
     <w:p>
       <w:pPr>
-        <w:spacing w:after="60" w:before="80"/>
+        <w:spacing w:after="40" w:before="60"/>
       </w:pPr>
       <w:r>
         <w:rPr>
           <w:b/>
-          <w:i w:val="0"/>
           <w:color w:val="8B1E1E"/>
-          <w:sz w:val="22"/>
+          <w:sz w:val="21"/>
+          <w:szCs w:val="21"/>
+          <w:bCs w:val="1"/>
         </w:rPr>
         <w:t>SUMMARY / सारांश</w:t>
       </w:r>
@@ -131,8 +136,8 @@
         <w:tblLook w:firstColumn="1" w:firstRow="1" w:lastColumn="0" w:lastRow="0" w:noHBand="0" w:noVBand="1" w:val="04A0"/>
       </w:tblPr>
       <w:tblGrid>
-        <w:gridCol w:w="5046"/>
-        <w:gridCol w:w="5046"/>
+        <w:gridCol w:w="5103"/>
+        <w:gridCol w:w="5103"/>
       </w:tblGrid>
       <w:tr>
         <w:tc>
@@ -141,12 +146,14 @@
           </w:tcPr>
           <w:p>
             <w:pPr>
-              <w:spacing w:after="20"/>
+              <w:spacing w:after="0"/>
             </w:pPr>
             <w:r>
               <w:rPr>
                 <w:b/>
-                <w:sz w:val="20"/>
+                <w:sz w:val="19"/>
+                <w:szCs w:val="19"/>
+                <w:bCs w:val="1"/>
               </w:rPr>
               <w:t>Total Collection / कुल संग्रह:</w:t>
             </w:r>
@@ -158,11 +165,12 @@
           </w:tcPr>
           <w:p>
             <w:pPr>
-              <w:spacing w:after="20"/>
+              <w:spacing w:after="0"/>
             </w:pPr>
             <w:r>
               <w:rPr>
-                <w:sz w:val="20"/>
+                <w:sz w:val="19"/>
+                <w:szCs w:val="19"/>
               </w:rPr>
               <w:t>{TOTAL_COLLECTION}</w:t>
             </w:r>
@@ -176,12 +184,14 @@
           </w:tcPr>
           <w:p>
             <w:pPr>
-              <w:spacing w:after="20"/>
+              <w:spacing w:after="0"/>
             </w:pPr>
             <w:r>
               <w:rPr>
                 <w:b/>
-                <w:sz w:val="20"/>
+                <w:sz w:val="19"/>
+                <w:szCs w:val="19"/>
+                <w:bCs w:val="1"/>
               </w:rPr>
               <w:t>Past Return / विगत वापसी:</w:t>
             </w:r>
@@ -193,11 +203,12 @@
           </w:tcPr>
           <w:p>
             <w:pPr>
-              <w:spacing w:after="20"/>
+              <w:spacing w:after="0"/>
             </w:pPr>
             <w:r>
               <w:rPr>
-                <w:sz w:val="20"/>
+                <w:sz w:val="19"/>
+                <w:szCs w:val="19"/>
               </w:rPr>
               <w:t>{PAST_RETURN}</w:t>
             </w:r>
@@ -211,12 +222,14 @@
           </w:tcPr>
           <w:p>
             <w:pPr>
-              <w:spacing w:after="20"/>
+              <w:spacing w:after="0"/>
             </w:pPr>
             <w:r>
               <w:rPr>
                 <w:b/>
-                <w:sz w:val="20"/>
+                <w:sz w:val="19"/>
+                <w:szCs w:val="19"/>
+                <w:bCs w:val="1"/>
               </w:rPr>
               <w:t>Total Expenses / कुल व्यय:</w:t>
             </w:r>
@@ -228,11 +241,12 @@
           </w:tcPr>
           <w:p>
             <w:pPr>
-              <w:spacing w:after="20"/>
+              <w:spacing w:after="0"/>
             </w:pPr>
             <w:r>
               <w:rPr>
-                <w:sz w:val="20"/>
+                <w:sz w:val="19"/>
+                <w:szCs w:val="19"/>
               </w:rPr>
               <w:t>{TOTAL_EXPENSES}</w:t>
             </w:r>
@@ -246,12 +260,14 @@
           </w:tcPr>
           <w:p>
             <w:pPr>
-              <w:spacing w:after="20"/>
+              <w:spacing w:after="0"/>
             </w:pPr>
             <w:r>
               <w:rPr>
                 <w:b/>
-                <w:sz w:val="20"/>
+                <w:sz w:val="19"/>
+                <w:szCs w:val="19"/>
+                <w:bCs w:val="1"/>
               </w:rPr>
               <w:t>Total Budget / कुल बजट:</w:t>
             </w:r>
@@ -263,11 +279,12 @@
           </w:tcPr>
           <w:p>
             <w:pPr>
-              <w:spacing w:after="20"/>
+              <w:spacing w:after="0"/>
             </w:pPr>
             <w:r>
               <w:rPr>
-                <w:sz w:val="20"/>
+                <w:sz w:val="19"/>
+                <w:szCs w:val="19"/>
               </w:rPr>
               <w:t>{TOTAL_BUDGET}</w:t>
             </w:r>
@@ -281,12 +298,14 @@
           </w:tcPr>
           <w:p>
             <w:pPr>
-              <w:spacing w:after="20"/>
+              <w:spacing w:after="0"/>
             </w:pPr>
             <w:r>
               <w:rPr>
                 <w:b/>
-                <w:sz w:val="20"/>
+                <w:sz w:val="19"/>
+                <w:szCs w:val="19"/>
+                <w:bCs w:val="1"/>
               </w:rPr>
               <w:t>Surplus / शेष:</w:t>
             </w:r>
@@ -298,11 +317,12 @@
           </w:tcPr>
           <w:p>
             <w:pPr>
-              <w:spacing w:after="20"/>
+              <w:spacing w:after="0"/>
             </w:pPr>
             <w:r>
               <w:rPr>
-                <w:sz w:val="20"/>
+                <w:sz w:val="19"/>
+                <w:szCs w:val="19"/>
               </w:rPr>
               <w:t>{SURPLUS}</w:t>
             </w:r>
@@ -312,14 +332,15 @@
     </w:tbl>
     <w:p>
       <w:pPr>
-        <w:spacing w:after="60" w:before="160"/>
+        <w:spacing w:after="40" w:before="120"/>
       </w:pPr>
       <w:r>
         <w:rPr>
           <w:b/>
-          <w:i w:val="0"/>
           <w:color w:val="8B1E1E"/>
-          <w:sz w:val="22"/>
+          <w:sz w:val="21"/>
+          <w:szCs w:val="21"/>
+          <w:bCs w:val="1"/>
         </w:rPr>
         <w:t>LOANS / ऋण</w:t>
       </w:r>
@@ -332,18 +353,18 @@
         <w:tblLook w:firstColumn="1" w:firstRow="1" w:lastColumn="0" w:lastRow="0" w:noHBand="0" w:noVBand="1" w:val="04A0"/>
       </w:tblPr>
       <w:tblGrid>
-        <w:gridCol w:w="1442"/>
-        <w:gridCol w:w="1442"/>
-        <w:gridCol w:w="1442"/>
-        <w:gridCol w:w="1442"/>
-        <w:gridCol w:w="1442"/>
-        <w:gridCol w:w="1442"/>
-        <w:gridCol w:w="1442"/>
+        <w:gridCol w:w="1458"/>
+        <w:gridCol w:w="1458"/>
+        <w:gridCol w:w="1458"/>
+        <w:gridCol w:w="1458"/>
+        <w:gridCol w:w="1458"/>
+        <w:gridCol w:w="1458"/>
+        <w:gridCol w:w="1458"/>
       </w:tblGrid>
       <w:tr>
         <w:tc>
           <w:tcPr>
-            <w:tcW w:type="dxa" w:w="1442"/>
+            <w:tcW w:type="dxa" w:w="1458"/>
             <w:shd w:val="clear" w:fill="FCE9C6"/>
           </w:tcPr>
           <w:p>
@@ -351,6 +372,8 @@
               <w:rPr>
                 <w:b/>
                 <w:sz w:val="17"/>
+                <w:szCs w:val="17"/>
+                <w:bCs w:val="1"/>
               </w:rPr>
               <w:t>Loan Taker</w:t>
             </w:r>
@@ -358,7 +381,7 @@
         </w:tc>
         <w:tc>
           <w:tcPr>
-            <w:tcW w:type="dxa" w:w="1442"/>
+            <w:tcW w:type="dxa" w:w="1458"/>
             <w:shd w:val="clear" w:fill="FCE9C6"/>
           </w:tcPr>
           <w:p>
@@ -366,6 +389,8 @@
               <w:rPr>
                 <w:b/>
                 <w:sz w:val="17"/>
+                <w:szCs w:val="17"/>
+                <w:bCs w:val="1"/>
               </w:rPr>
               <w:t>ऋणी</w:t>
             </w:r>
@@ -373,7 +398,7 @@
         </w:tc>
         <w:tc>
           <w:tcPr>
-            <w:tcW w:type="dxa" w:w="1442"/>
+            <w:tcW w:type="dxa" w:w="1458"/>
             <w:shd w:val="clear" w:fill="FCE9C6"/>
           </w:tcPr>
           <w:p>
@@ -381,6 +406,8 @@
               <w:rPr>
                 <w:b/>
                 <w:sz w:val="17"/>
+                <w:szCs w:val="17"/>
+                <w:bCs w:val="1"/>
               </w:rPr>
               <w:t>Amount</w:t>
             </w:r>
@@ -388,7 +415,7 @@
         </w:tc>
         <w:tc>
           <w:tcPr>
-            <w:tcW w:type="dxa" w:w="1442"/>
+            <w:tcW w:type="dxa" w:w="1458"/>
             <w:shd w:val="clear" w:fill="FCE9C6"/>
           </w:tcPr>
           <w:p>
@@ -396,6 +423,8 @@
               <w:rPr>
                 <w:b/>
                 <w:sz w:val="17"/>
+                <w:szCs w:val="17"/>
+                <w:bCs w:val="1"/>
               </w:rPr>
               <w:t>Int.</w:t>
             </w:r>
@@ -403,7 +432,7 @@
         </w:tc>
         <w:tc>
           <w:tcPr>
-            <w:tcW w:type="dxa" w:w="1442"/>
+            <w:tcW w:type="dxa" w:w="1458"/>
             <w:shd w:val="clear" w:fill="FCE9C6"/>
           </w:tcPr>
           <w:p>
@@ -411,6 +440,8 @@
               <w:rPr>
                 <w:b/>
                 <w:sz w:val="17"/>
+                <w:szCs w:val="17"/>
+                <w:bCs w:val="1"/>
               </w:rPr>
               <w:t>Tenure</w:t>
             </w:r>
@@ -418,7 +449,7 @@
         </w:tc>
         <w:tc>
           <w:tcPr>
-            <w:tcW w:type="dxa" w:w="1442"/>
+            <w:tcW w:type="dxa" w:w="1458"/>
             <w:shd w:val="clear" w:fill="FCE9C6"/>
           </w:tcPr>
           <w:p>
@@ -426,6 +457,8 @@
               <w:rPr>
                 <w:b/>
                 <w:sz w:val="17"/>
+                <w:szCs w:val="17"/>
+                <w:bCs w:val="1"/>
               </w:rPr>
               <w:t>Status</w:t>
             </w:r>
@@ -433,7 +466,7 @@
         </w:tc>
         <w:tc>
           <w:tcPr>
-            <w:tcW w:type="dxa" w:w="1442"/>
+            <w:tcW w:type="dxa" w:w="1458"/>
             <w:shd w:val="clear" w:fill="FCE9C6"/>
           </w:tcPr>
           <w:p>
@@ -441,6 +474,8 @@
               <w:rPr>
                 <w:b/>
                 <w:sz w:val="17"/>
+                <w:szCs w:val="17"/>
+                <w:bCs w:val="1"/>
               </w:rPr>
               <w:t>स्थिति</w:t>
             </w:r>
@@ -450,12 +485,13 @@
       <w:tr>
         <w:tc>
           <w:tcPr>
-            <w:tcW w:type="dxa" w:w="1442"/>
+            <w:tcW w:type="dxa" w:w="1458"/>
           </w:tcPr>
           <w:p>
             <w:r>
               <w:rPr>
                 <w:sz w:val="17"/>
+                <w:szCs w:val="17"/>
               </w:rPr>
               <w:t>{#loans}{LOAN_TAKER}</w:t>
             </w:r>
@@ -463,12 +499,13 @@
         </w:tc>
         <w:tc>
           <w:tcPr>
-            <w:tcW w:type="dxa" w:w="1442"/>
+            <w:tcW w:type="dxa" w:w="1458"/>
           </w:tcPr>
           <w:p>
             <w:r>
               <w:rPr>
                 <w:sz w:val="17"/>
+                <w:szCs w:val="17"/>
               </w:rPr>
               <w:t>{LOAN_TAKER_HI}</w:t>
             </w:r>
@@ -476,12 +513,13 @@
         </w:tc>
         <w:tc>
           <w:tcPr>
-            <w:tcW w:type="dxa" w:w="1442"/>
+            <w:tcW w:type="dxa" w:w="1458"/>
           </w:tcPr>
           <w:p>
             <w:r>
               <w:rPr>
                 <w:sz w:val="17"/>
+                <w:szCs w:val="17"/>
               </w:rPr>
               <w:t>{AMOUNT}</w:t>
             </w:r>
@@ -489,12 +527,13 @@
         </w:tc>
         <w:tc>
           <w:tcPr>
-            <w:tcW w:type="dxa" w:w="1442"/>
+            <w:tcW w:type="dxa" w:w="1458"/>
           </w:tcPr>
           <w:p>
             <w:r>
               <w:rPr>
                 <w:sz w:val="17"/>
+                <w:szCs w:val="17"/>
               </w:rPr>
               <w:t>{INTEREST}</w:t>
             </w:r>
@@ -502,12 +541,13 @@
         </w:tc>
         <w:tc>
           <w:tcPr>
-            <w:tcW w:type="dxa" w:w="1442"/>
+            <w:tcW w:type="dxa" w:w="1458"/>
           </w:tcPr>
           <w:p>
             <w:r>
               <w:rPr>
                 <w:sz w:val="17"/>
+                <w:szCs w:val="17"/>
               </w:rPr>
               <w:t>{TENURE}</w:t>
             </w:r>
@@ -515,12 +555,13 @@
         </w:tc>
         <w:tc>
           <w:tcPr>
-            <w:tcW w:type="dxa" w:w="1442"/>
+            <w:tcW w:type="dxa" w:w="1458"/>
           </w:tcPr>
           <w:p>
             <w:r>
               <w:rPr>
                 <w:sz w:val="17"/>
+                <w:szCs w:val="17"/>
               </w:rPr>
               <w:t>{STATUS}</w:t>
             </w:r>
@@ -528,12 +569,13 @@
         </w:tc>
         <w:tc>
           <w:tcPr>
-            <w:tcW w:type="dxa" w:w="1442"/>
+            <w:tcW w:type="dxa" w:w="1458"/>
           </w:tcPr>
           <w:p>
             <w:r>
               <w:rPr>
                 <w:sz w:val="17"/>
+                <w:szCs w:val="17"/>
               </w:rPr>
               <w:t>{STATUS_HI}{/loans}</w:t>
             </w:r>
@@ -543,28 +585,30 @@
     </w:tbl>
     <w:p>
       <w:pPr>
-        <w:spacing w:after="60" w:before="40"/>
+        <w:spacing w:after="40" w:before="40"/>
       </w:pPr>
       <w:r>
         <w:rPr>
-          <w:b w:val="0"/>
           <w:i/>
           <w:color w:val="555555"/>
           <w:sz w:val="17"/>
+          <w:szCs w:val="17"/>
+          <w:iCs w:val="1"/>
         </w:rPr>
         <w:t>{^loans}No loans this year. / इस वर्ष कोई ऋण नहीं।{/loans}</w:t>
       </w:r>
     </w:p>
     <w:p>
       <w:pPr>
-        <w:spacing w:after="60" w:before="160"/>
+        <w:spacing w:after="40" w:before="120"/>
       </w:pPr>
       <w:r>
         <w:rPr>
           <w:b/>
-          <w:i w:val="0"/>
           <w:color w:val="8B1E1E"/>
-          <w:sz w:val="22"/>
+          <w:sz w:val="21"/>
+          <w:szCs w:val="21"/>
+          <w:bCs w:val="1"/>
         </w:rPr>
         <w:t>GUARANTORS / गारंटर</w:t>
       </w:r>
@@ -577,16 +621,16 @@
         <w:tblLook w:firstColumn="1" w:firstRow="1" w:lastColumn="0" w:lastRow="0" w:noHBand="0" w:noVBand="1" w:val="04A0"/>
       </w:tblPr>
       <w:tblGrid>
-        <w:gridCol w:w="2018"/>
-        <w:gridCol w:w="2018"/>
-        <w:gridCol w:w="2018"/>
-        <w:gridCol w:w="2018"/>
-        <w:gridCol w:w="2018"/>
+        <w:gridCol w:w="2041"/>
+        <w:gridCol w:w="2041"/>
+        <w:gridCol w:w="2041"/>
+        <w:gridCol w:w="2041"/>
+        <w:gridCol w:w="2041"/>
       </w:tblGrid>
       <w:tr>
         <w:tc>
           <w:tcPr>
-            <w:tcW w:type="dxa" w:w="2018"/>
+            <w:tcW w:type="dxa" w:w="2041"/>
             <w:shd w:val="clear" w:fill="FCE9C6"/>
           </w:tcPr>
           <w:p>
@@ -594,6 +638,8 @@
               <w:rPr>
                 <w:b/>
                 <w:sz w:val="17"/>
+                <w:szCs w:val="17"/>
+                <w:bCs w:val="1"/>
               </w:rPr>
               <w:t>Guarantor</w:t>
             </w:r>
@@ -601,7 +647,7 @@
         </w:tc>
         <w:tc>
           <w:tcPr>
-            <w:tcW w:type="dxa" w:w="2018"/>
+            <w:tcW w:type="dxa" w:w="2041"/>
             <w:shd w:val="clear" w:fill="FCE9C6"/>
           </w:tcPr>
           <w:p>
@@ -609,6 +655,8 @@
               <w:rPr>
                 <w:b/>
                 <w:sz w:val="17"/>
+                <w:szCs w:val="17"/>
+                <w:bCs w:val="1"/>
               </w:rPr>
               <w:t>गारंटर</w:t>
             </w:r>
@@ -616,7 +664,7 @@
         </w:tc>
         <w:tc>
           <w:tcPr>
-            <w:tcW w:type="dxa" w:w="2018"/>
+            <w:tcW w:type="dxa" w:w="2041"/>
             <w:shd w:val="clear" w:fill="FCE9C6"/>
           </w:tcPr>
           <w:p>
@@ -624,6 +672,8 @@
               <w:rPr>
                 <w:b/>
                 <w:sz w:val="17"/>
+                <w:szCs w:val="17"/>
+                <w:bCs w:val="1"/>
               </w:rPr>
               <w:t>Loan Taker</w:t>
             </w:r>
@@ -631,7 +681,7 @@
         </w:tc>
         <w:tc>
           <w:tcPr>
-            <w:tcW w:type="dxa" w:w="2018"/>
+            <w:tcW w:type="dxa" w:w="2041"/>
             <w:shd w:val="clear" w:fill="FCE9C6"/>
           </w:tcPr>
           <w:p>
@@ -639,6 +689,8 @@
               <w:rPr>
                 <w:b/>
                 <w:sz w:val="17"/>
+                <w:szCs w:val="17"/>
+                <w:bCs w:val="1"/>
               </w:rPr>
               <w:t>ऋणी</w:t>
             </w:r>
@@ -646,7 +698,7 @@
         </w:tc>
         <w:tc>
           <w:tcPr>
-            <w:tcW w:type="dxa" w:w="2018"/>
+            <w:tcW w:type="dxa" w:w="2041"/>
             <w:shd w:val="clear" w:fill="FCE9C6"/>
           </w:tcPr>
           <w:p>
@@ -654,6 +706,8 @@
               <w:rPr>
                 <w:b/>
                 <w:sz w:val="17"/>
+                <w:szCs w:val="17"/>
+                <w:bCs w:val="1"/>
               </w:rPr>
               <w:t>Year</w:t>
             </w:r>
@@ -663,12 +717,13 @@
       <w:tr>
         <w:tc>
           <w:tcPr>
-            <w:tcW w:type="dxa" w:w="2018"/>
+            <w:tcW w:type="dxa" w:w="2041"/>
           </w:tcPr>
           <w:p>
             <w:r>
               <w:rPr>
                 <w:sz w:val="17"/>
+                <w:szCs w:val="17"/>
               </w:rPr>
               <w:t>{#guarantors}{GUARANTOR_NAME}</w:t>
             </w:r>
@@ -676,12 +731,13 @@
         </w:tc>
         <w:tc>
           <w:tcPr>
-            <w:tcW w:type="dxa" w:w="2018"/>
+            <w:tcW w:type="dxa" w:w="2041"/>
           </w:tcPr>
           <w:p>
             <w:r>
               <w:rPr>
                 <w:sz w:val="17"/>
+                <w:szCs w:val="17"/>
               </w:rPr>
               <w:t>{GUARANTOR_NAME_HI}</w:t>
             </w:r>
@@ -689,12 +745,13 @@
         </w:tc>
         <w:tc>
           <w:tcPr>
-            <w:tcW w:type="dxa" w:w="2018"/>
+            <w:tcW w:type="dxa" w:w="2041"/>
           </w:tcPr>
           <w:p>
             <w:r>
               <w:rPr>
                 <w:sz w:val="17"/>
+                <w:szCs w:val="17"/>
               </w:rPr>
               <w:t>{LOAN_TAKER}</w:t>
             </w:r>
@@ -702,12 +759,13 @@
         </w:tc>
         <w:tc>
           <w:tcPr>
-            <w:tcW w:type="dxa" w:w="2018"/>
+            <w:tcW w:type="dxa" w:w="2041"/>
           </w:tcPr>
           <w:p>
             <w:r>
               <w:rPr>
                 <w:sz w:val="17"/>
+                <w:szCs w:val="17"/>
               </w:rPr>
               <w:t>{LOAN_TAKER_HI}</w:t>
             </w:r>
@@ -715,12 +773,13 @@
         </w:tc>
         <w:tc>
           <w:tcPr>
-            <w:tcW w:type="dxa" w:w="2018"/>
+            <w:tcW w:type="dxa" w:w="2041"/>
           </w:tcPr>
           <w:p>
             <w:r>
               <w:rPr>
                 <w:sz w:val="17"/>
+                <w:szCs w:val="17"/>
               </w:rPr>
               <w:t>{YEAR}{/guarantors}</w:t>
             </w:r>
@@ -730,28 +789,30 @@
     </w:tbl>
     <w:p>
       <w:pPr>
-        <w:spacing w:after="60" w:before="40"/>
+        <w:spacing w:after="40" w:before="40"/>
       </w:pPr>
       <w:r>
         <w:rPr>
-          <w:b w:val="0"/>
           <w:i/>
           <w:color w:val="555555"/>
           <w:sz w:val="17"/>
+          <w:szCs w:val="17"/>
+          <w:iCs w:val="1"/>
         </w:rPr>
         <w:t>{^guarantors}No guarantors. / कोई गारंटर नहीं।{/guarantors}</w:t>
       </w:r>
     </w:p>
     <w:p>
       <w:pPr>
-        <w:spacing w:after="60" w:before="160"/>
+        <w:spacing w:after="40" w:before="120"/>
       </w:pPr>
       <w:r>
         <w:rPr>
           <w:b/>
-          <w:i w:val="0"/>
           <w:color w:val="8B1E1E"/>
-          <w:sz w:val="22"/>
+          <w:sz w:val="21"/>
+          <w:szCs w:val="21"/>
+          <w:bCs w:val="1"/>
         </w:rPr>
         <w:t>CONTRIBUTORS / योगदानकर्ता</w:t>
       </w:r>
@@ -764,19 +825,19 @@
         <w:tblLook w:firstColumn="1" w:firstRow="1" w:lastColumn="0" w:lastRow="0" w:noHBand="0" w:noVBand="1" w:val="04A0"/>
       </w:tblPr>
       <w:tblGrid>
-        <w:gridCol w:w="1261"/>
-        <w:gridCol w:w="1261"/>
-        <w:gridCol w:w="1261"/>
-        <w:gridCol w:w="1261"/>
-        <w:gridCol w:w="1261"/>
-        <w:gridCol w:w="1261"/>
-        <w:gridCol w:w="1261"/>
-        <w:gridCol w:w="1261"/>
+        <w:gridCol w:w="1276"/>
+        <w:gridCol w:w="1276"/>
+        <w:gridCol w:w="1276"/>
+        <w:gridCol w:w="1276"/>
+        <w:gridCol w:w="1276"/>
+        <w:gridCol w:w="1276"/>
+        <w:gridCol w:w="1276"/>
+        <w:gridCol w:w="1276"/>
       </w:tblGrid>
       <w:tr>
         <w:tc>
           <w:tcPr>
-            <w:tcW w:type="dxa" w:w="1261"/>
+            <w:tcW w:type="dxa" w:w="1276"/>
             <w:shd w:val="clear" w:fill="FCE9C6"/>
           </w:tcPr>
           <w:p>
@@ -784,6 +845,8 @@
               <w:rPr>
                 <w:b/>
                 <w:sz w:val="17"/>
+                <w:szCs w:val="17"/>
+                <w:bCs w:val="1"/>
               </w:rPr>
               <w:t>Sl</w:t>
             </w:r>
@@ -791,7 +854,7 @@
         </w:tc>
         <w:tc>
           <w:tcPr>
-            <w:tcW w:type="dxa" w:w="1261"/>
+            <w:tcW w:type="dxa" w:w="1276"/>
             <w:shd w:val="clear" w:fill="FCE9C6"/>
           </w:tcPr>
           <w:p>
@@ -799,6 +862,8 @@
               <w:rPr>
                 <w:b/>
                 <w:sz w:val="17"/>
+                <w:szCs w:val="17"/>
+                <w:bCs w:val="1"/>
               </w:rPr>
               <w:t>Name</w:t>
             </w:r>
@@ -806,7 +871,7 @@
         </w:tc>
         <w:tc>
           <w:tcPr>
-            <w:tcW w:type="dxa" w:w="1261"/>
+            <w:tcW w:type="dxa" w:w="1276"/>
             <w:shd w:val="clear" w:fill="FCE9C6"/>
           </w:tcPr>
           <w:p>
@@ -814,6 +879,8 @@
               <w:rPr>
                 <w:b/>
                 <w:sz w:val="17"/>
+                <w:szCs w:val="17"/>
+                <w:bCs w:val="1"/>
               </w:rPr>
               <w:t>नाम</w:t>
             </w:r>
@@ -821,7 +888,7 @@
         </w:tc>
         <w:tc>
           <w:tcPr>
-            <w:tcW w:type="dxa" w:w="1261"/>
+            <w:tcW w:type="dxa" w:w="1276"/>
             <w:shd w:val="clear" w:fill="FCE9C6"/>
           </w:tcPr>
           <w:p>
@@ -829,6 +896,8 @@
               <w:rPr>
                 <w:b/>
                 <w:sz w:val="17"/>
+                <w:szCs w:val="17"/>
+                <w:bCs w:val="1"/>
               </w:rPr>
               <w:t>Father</w:t>
             </w:r>
@@ -836,7 +905,7 @@
         </w:tc>
         <w:tc>
           <w:tcPr>
-            <w:tcW w:type="dxa" w:w="1261"/>
+            <w:tcW w:type="dxa" w:w="1276"/>
             <w:shd w:val="clear" w:fill="FCE9C6"/>
           </w:tcPr>
           <w:p>
@@ -844,6 +913,8 @@
               <w:rPr>
                 <w:b/>
                 <w:sz w:val="17"/>
+                <w:szCs w:val="17"/>
+                <w:bCs w:val="1"/>
               </w:rPr>
               <w:t>पिता</w:t>
             </w:r>
@@ -851,7 +922,7 @@
         </w:tc>
         <w:tc>
           <w:tcPr>
-            <w:tcW w:type="dxa" w:w="1261"/>
+            <w:tcW w:type="dxa" w:w="1276"/>
             <w:shd w:val="clear" w:fill="FCE9C6"/>
           </w:tcPr>
           <w:p>
@@ -859,6 +930,8 @@
               <w:rPr>
                 <w:b/>
                 <w:sz w:val="17"/>
+                <w:szCs w:val="17"/>
+                <w:bCs w:val="1"/>
               </w:rPr>
               <w:t>Village</w:t>
             </w:r>
@@ -866,7 +939,7 @@
         </w:tc>
         <w:tc>
           <w:tcPr>
-            <w:tcW w:type="dxa" w:w="1261"/>
+            <w:tcW w:type="dxa" w:w="1276"/>
             <w:shd w:val="clear" w:fill="FCE9C6"/>
           </w:tcPr>
           <w:p>
@@ -874,6 +947,8 @@
               <w:rPr>
                 <w:b/>
                 <w:sz w:val="17"/>
+                <w:szCs w:val="17"/>
+                <w:bCs w:val="1"/>
               </w:rPr>
               <w:t>गाँव</w:t>
             </w:r>
@@ -881,7 +956,7 @@
         </w:tc>
         <w:tc>
           <w:tcPr>
-            <w:tcW w:type="dxa" w:w="1261"/>
+            <w:tcW w:type="dxa" w:w="1276"/>
             <w:shd w:val="clear" w:fill="FCE9C6"/>
           </w:tcPr>
           <w:p>
@@ -889,6 +964,8 @@
               <w:rPr>
                 <w:b/>
                 <w:sz w:val="17"/>
+                <w:szCs w:val="17"/>
+                <w:bCs w:val="1"/>
               </w:rPr>
               <w:t>Amount</w:t>
             </w:r>
@@ -898,12 +975,13 @@
       <w:tr>
         <w:tc>
           <w:tcPr>
-            <w:tcW w:type="dxa" w:w="1261"/>
+            <w:tcW w:type="dxa" w:w="1276"/>
           </w:tcPr>
           <w:p>
             <w:r>
               <w:rPr>
                 <w:sz w:val="17"/>
+                <w:szCs w:val="17"/>
               </w:rPr>
               <w:t>{#contributors}{SL_NO}</w:t>
             </w:r>
@@ -911,12 +989,13 @@
         </w:tc>
         <w:tc>
           <w:tcPr>
-            <w:tcW w:type="dxa" w:w="1261"/>
+            <w:tcW w:type="dxa" w:w="1276"/>
           </w:tcPr>
           <w:p>
             <w:r>
               <w:rPr>
                 <w:sz w:val="17"/>
+                <w:szCs w:val="17"/>
               </w:rPr>
               <w:t>{NAME}</w:t>
             </w:r>
@@ -924,12 +1003,13 @@
         </w:tc>
         <w:tc>
           <w:tcPr>
-            <w:tcW w:type="dxa" w:w="1261"/>
+            <w:tcW w:type="dxa" w:w="1276"/>
           </w:tcPr>
           <w:p>
             <w:r>
               <w:rPr>
                 <w:sz w:val="17"/>
+                <w:szCs w:val="17"/>
               </w:rPr>
               <w:t>{NAME_HI}</w:t>
             </w:r>
@@ -937,12 +1017,13 @@
         </w:tc>
         <w:tc>
           <w:tcPr>
-            <w:tcW w:type="dxa" w:w="1261"/>
+            <w:tcW w:type="dxa" w:w="1276"/>
           </w:tcPr>
           <w:p>
             <w:r>
               <w:rPr>
                 <w:sz w:val="17"/>
+                <w:szCs w:val="17"/>
               </w:rPr>
               <w:t>{FATHER_NAME}</w:t>
             </w:r>
@@ -950,12 +1031,13 @@
         </w:tc>
         <w:tc>
           <w:tcPr>
-            <w:tcW w:type="dxa" w:w="1261"/>
+            <w:tcW w:type="dxa" w:w="1276"/>
           </w:tcPr>
           <w:p>
             <w:r>
               <w:rPr>
                 <w:sz w:val="17"/>
+                <w:szCs w:val="17"/>
               </w:rPr>
               <w:t>{FATHER_NAME_HI}</w:t>
             </w:r>
@@ -963,12 +1045,13 @@
         </w:tc>
         <w:tc>
           <w:tcPr>
-            <w:tcW w:type="dxa" w:w="1261"/>
+            <w:tcW w:type="dxa" w:w="1276"/>
           </w:tcPr>
           <w:p>
             <w:r>
               <w:rPr>
                 <w:sz w:val="17"/>
+                <w:szCs w:val="17"/>
               </w:rPr>
               <w:t>{VILLAGE}</w:t>
             </w:r>
@@ -976,12 +1059,13 @@
         </w:tc>
         <w:tc>
           <w:tcPr>
-            <w:tcW w:type="dxa" w:w="1261"/>
+            <w:tcW w:type="dxa" w:w="1276"/>
           </w:tcPr>
           <w:p>
             <w:r>
               <w:rPr>
                 <w:sz w:val="17"/>
+                <w:szCs w:val="17"/>
               </w:rPr>
               <w:t>{VILLAGE_HI}</w:t>
             </w:r>
@@ -989,12 +1073,13 @@
         </w:tc>
         <w:tc>
           <w:tcPr>
-            <w:tcW w:type="dxa" w:w="1261"/>
+            <w:tcW w:type="dxa" w:w="1276"/>
           </w:tcPr>
           <w:p>
             <w:r>
               <w:rPr>
                 <w:sz w:val="17"/>
+                <w:szCs w:val="17"/>
               </w:rPr>
               <w:t>{AMOUNT}{/contributors}</w:t>
             </w:r>
@@ -1004,28 +1089,30 @@
     </w:tbl>
     <w:p>
       <w:pPr>
-        <w:spacing w:after="60" w:before="40"/>
+        <w:spacing w:after="40" w:before="40"/>
       </w:pPr>
       <w:r>
         <w:rPr>
-          <w:b w:val="0"/>
           <w:i/>
           <w:color w:val="555555"/>
           <w:sz w:val="17"/>
+          <w:szCs w:val="17"/>
+          <w:iCs w:val="1"/>
         </w:rPr>
         <w:t>{^contributors}No contributors. / कोई योगदानकर्ता नहीं।{/contributors}</w:t>
       </w:r>
     </w:p>
     <w:p>
       <w:pPr>
-        <w:spacing w:after="60" w:before="160"/>
+        <w:spacing w:after="40" w:before="120"/>
       </w:pPr>
       <w:r>
         <w:rPr>
           <w:b/>
-          <w:i w:val="0"/>
           <w:color w:val="8B1E1E"/>
-          <w:sz w:val="22"/>
+          <w:sz w:val="21"/>
+          <w:szCs w:val="21"/>
+          <w:bCs w:val="1"/>
         </w:rPr>
         <w:t>EXPENSES / व्यय</w:t>
       </w:r>
@@ -1038,17 +1125,17 @@
         <w:tblLook w:firstColumn="1" w:firstRow="1" w:lastColumn="0" w:lastRow="0" w:noHBand="0" w:noVBand="1" w:val="04A0"/>
       </w:tblPr>
       <w:tblGrid>
-        <w:gridCol w:w="1682"/>
-        <w:gridCol w:w="1682"/>
-        <w:gridCol w:w="1682"/>
-        <w:gridCol w:w="1682"/>
-        <w:gridCol w:w="1682"/>
-        <w:gridCol w:w="1682"/>
+        <w:gridCol w:w="1701"/>
+        <w:gridCol w:w="1701"/>
+        <w:gridCol w:w="1701"/>
+        <w:gridCol w:w="1701"/>
+        <w:gridCol w:w="1701"/>
+        <w:gridCol w:w="1701"/>
       </w:tblGrid>
       <w:tr>
         <w:tc>
           <w:tcPr>
-            <w:tcW w:type="dxa" w:w="1682"/>
+            <w:tcW w:type="dxa" w:w="1701"/>
             <w:shd w:val="clear" w:fill="FCE9C6"/>
           </w:tcPr>
           <w:p>
@@ -1056,6 +1143,8 @@
               <w:rPr>
                 <w:b/>
                 <w:sz w:val="17"/>
+                <w:szCs w:val="17"/>
+                <w:bCs w:val="1"/>
               </w:rPr>
               <w:t>Sl</w:t>
             </w:r>
@@ -1063,7 +1152,7 @@
         </w:tc>
         <w:tc>
           <w:tcPr>
-            <w:tcW w:type="dxa" w:w="1682"/>
+            <w:tcW w:type="dxa" w:w="1701"/>
             <w:shd w:val="clear" w:fill="FCE9C6"/>
           </w:tcPr>
           <w:p>
@@ -1071,6 +1160,8 @@
               <w:rPr>
                 <w:b/>
                 <w:sz w:val="17"/>
+                <w:szCs w:val="17"/>
+                <w:bCs w:val="1"/>
               </w:rPr>
               <w:t>Description</w:t>
             </w:r>
@@ -1078,7 +1169,7 @@
         </w:tc>
         <w:tc>
           <w:tcPr>
-            <w:tcW w:type="dxa" w:w="1682"/>
+            <w:tcW w:type="dxa" w:w="1701"/>
             <w:shd w:val="clear" w:fill="FCE9C6"/>
           </w:tcPr>
           <w:p>
@@ -1086,6 +1177,8 @@
               <w:rPr>
                 <w:b/>
                 <w:sz w:val="17"/>
+                <w:szCs w:val="17"/>
+                <w:bCs w:val="1"/>
               </w:rPr>
               <w:t>विवरण</w:t>
             </w:r>
@@ -1093,7 +1186,7 @@
         </w:tc>
         <w:tc>
           <w:tcPr>
-            <w:tcW w:type="dxa" w:w="1682"/>
+            <w:tcW w:type="dxa" w:w="1701"/>
             <w:shd w:val="clear" w:fill="FCE9C6"/>
           </w:tcPr>
           <w:p>
@@ -1101,6 +1194,8 @@
               <w:rPr>
                 <w:b/>
                 <w:sz w:val="17"/>
+                <w:szCs w:val="17"/>
+                <w:bCs w:val="1"/>
               </w:rPr>
               <w:t>Category</w:t>
             </w:r>
@@ -1108,7 +1203,7 @@
         </w:tc>
         <w:tc>
           <w:tcPr>
-            <w:tcW w:type="dxa" w:w="1682"/>
+            <w:tcW w:type="dxa" w:w="1701"/>
             <w:shd w:val="clear" w:fill="FCE9C6"/>
           </w:tcPr>
           <w:p>
@@ -1116,6 +1211,8 @@
               <w:rPr>
                 <w:b/>
                 <w:sz w:val="17"/>
+                <w:szCs w:val="17"/>
+                <w:bCs w:val="1"/>
               </w:rPr>
               <w:t>श्रेणी</w:t>
             </w:r>
@@ -1123,7 +1220,7 @@
         </w:tc>
         <w:tc>
           <w:tcPr>
-            <w:tcW w:type="dxa" w:w="1682"/>
+            <w:tcW w:type="dxa" w:w="1701"/>
             <w:shd w:val="clear" w:fill="FCE9C6"/>
           </w:tcPr>
           <w:p>
@@ -1131,6 +1228,8 @@
               <w:rPr>
                 <w:b/>
                 <w:sz w:val="17"/>
+                <w:szCs w:val="17"/>
+                <w:bCs w:val="1"/>
               </w:rPr>
               <w:t>Amount</w:t>
             </w:r>
@@ -1140,12 +1239,13 @@
       <w:tr>
         <w:tc>
           <w:tcPr>
-            <w:tcW w:type="dxa" w:w="1682"/>
+            <w:tcW w:type="dxa" w:w="1701"/>
           </w:tcPr>
           <w:p>
             <w:r>
               <w:rPr>
                 <w:sz w:val="17"/>
+                <w:szCs w:val="17"/>
               </w:rPr>
               <w:t>{#expenses}{SL_NO}</w:t>
             </w:r>
@@ -1153,12 +1253,13 @@
         </w:tc>
         <w:tc>
           <w:tcPr>
-            <w:tcW w:type="dxa" w:w="1682"/>
+            <w:tcW w:type="dxa" w:w="1701"/>
           </w:tcPr>
           <w:p>
             <w:r>
               <w:rPr>
                 <w:sz w:val="17"/>
+                <w:szCs w:val="17"/>
               </w:rPr>
               <w:t>{DESCRIPTION}</w:t>
             </w:r>
@@ -1166,12 +1267,13 @@
         </w:tc>
         <w:tc>
           <w:tcPr>
-            <w:tcW w:type="dxa" w:w="1682"/>
+            <w:tcW w:type="dxa" w:w="1701"/>
           </w:tcPr>
           <w:p>
             <w:r>
               <w:rPr>
                 <w:sz w:val="17"/>
+                <w:szCs w:val="17"/>
               </w:rPr>
               <w:t>{DESCRIPTION_HI}</w:t>
             </w:r>
@@ -1179,12 +1281,13 @@
         </w:tc>
         <w:tc>
           <w:tcPr>
-            <w:tcW w:type="dxa" w:w="1682"/>
+            <w:tcW w:type="dxa" w:w="1701"/>
           </w:tcPr>
           <w:p>
             <w:r>
               <w:rPr>
                 <w:sz w:val="17"/>
+                <w:szCs w:val="17"/>
               </w:rPr>
               <w:t>{CATEGORY}</w:t>
             </w:r>
@@ -1192,12 +1295,13 @@
         </w:tc>
         <w:tc>
           <w:tcPr>
-            <w:tcW w:type="dxa" w:w="1682"/>
+            <w:tcW w:type="dxa" w:w="1701"/>
           </w:tcPr>
           <w:p>
             <w:r>
               <w:rPr>
                 <w:sz w:val="17"/>
+                <w:szCs w:val="17"/>
               </w:rPr>
               <w:t>{CATEGORY_HI}</w:t>
             </w:r>
@@ -1205,12 +1309,13 @@
         </w:tc>
         <w:tc>
           <w:tcPr>
-            <w:tcW w:type="dxa" w:w="1682"/>
+            <w:tcW w:type="dxa" w:w="1701"/>
           </w:tcPr>
           <w:p>
             <w:r>
               <w:rPr>
                 <w:sz w:val="17"/>
+                <w:szCs w:val="17"/>
               </w:rPr>
               <w:t>{AMOUNT}{/expenses}</w:t>
             </w:r>
@@ -1220,29 +1325,29 @@
     </w:tbl>
     <w:p>
       <w:pPr>
-        <w:spacing w:after="60" w:before="40"/>
+        <w:spacing w:after="40" w:before="40"/>
       </w:pPr>
       <w:r>
         <w:rPr>
-          <w:b w:val="0"/>
           <w:i/>
           <w:color w:val="555555"/>
           <w:sz w:val="17"/>
+          <w:szCs w:val="17"/>
+          <w:iCs w:val="1"/>
         </w:rPr>
         <w:t>{^expenses}No expenses. / कोई व्यय नहीं।{/expenses}</w:t>
       </w:r>
     </w:p>
     <w:p>
       <w:pPr>
-        <w:spacing w:after="60" w:before="20"/>
+        <w:spacing w:after="40" w:before="20"/>
         <w:jc w:val="center"/>
       </w:pPr>
       <w:r>
         <w:rPr>
-          <w:b w:val="0"/>
-          <w:i w:val="0"/>
           <w:color w:val="555555"/>
-          <w:sz w:val="16"/>
+          <w:sz w:val="15"/>
+          <w:szCs w:val="15"/>
         </w:rPr>
         <w:t>Generated at: {GENERATED_AT}</w:t>
       </w:r>
@@ -1250,7 +1355,7 @@
     <w:sectPr>
       <w:headerReference w:type="default" r:id="rId9"/>
       <w:pgSz w:w="11906" w:h="16838"/>
-      <w:pgMar w:top="907" w:right="907" w:bottom="907" w:left="907" w:header="227" w:footer="227" w:gutter="0"/>
+      <w:pgMar w:top="850" w:right="850" w:bottom="850" w:left="850" w:header="227" w:footer="227" w:gutter="0"/>
       <w:cols w:space="720"/>
       <w:docGrid w:linePitch="360"/>
     </w:sectPr>
@@ -1263,52 +1368,35 @@
   <w:p>
     <w:pPr>
       <w:pStyle w:val="Header"/>
+      <w:spacing w:after="0"/>
       <w:jc w:val="center"/>
     </w:pPr>
-    <w:r xmlns:a="http://schemas.openxmlformats.org/drawingml/2006/main" xmlns:pic="http://schemas.openxmlformats.org/drawingml/2006/picture">
-      <w:drawing>
-        <wp:anchor distT="0" distB="0" distL="0" distR="0" simplePos="0" relativeHeight="0" behindDoc="1" locked="0" layoutInCell="1" allowOverlap="1">
-          <wp:simplePos x="0" y="0"/>
-          <wp:positionH relativeFrom="page">
-            <wp:align>center</wp:align>
-          </wp:positionH>
-          <wp:positionV relativeFrom="page">
-            <wp:align>center</wp:align>
-          </wp:positionV>
-          <wp:extent cx="3960000" cy="3960000"/>
-          <wp:effectExtent l="0" t="0" r="0" b="0"/>
-          <wp:wrapNone/>
-          <wp:docPr id="1009" name="Watermark1009"/>
-          <wp:cNvGraphicFramePr>
-            <a:graphicFrameLocks noChangeAspect="1"/>
-          </wp:cNvGraphicFramePr>
-          <a:graphic>
-            <a:graphicData uri="http://schemas.openxmlformats.org/drawingml/2006/picture">
-              <pic:pic>
-                <pic:nvPicPr>
-                  <pic:cNvPr id="1009" name="Watermark1009"/>
-                  <pic:cNvPicPr/>
-                </pic:nvPicPr>
-                <pic:blipFill>
-                  <a:blip r:embed="rId1"/>
-                  <a:stretch>
-                    <a:fillRect/>
-                  </a:stretch>
-                </pic:blipFill>
-                <pic:spPr>
-                  <a:xfrm>
-                    <a:off x="0" y="0"/>
-                    <a:ext cx="3960000" cy="3960000"/>
-                  </a:xfrm>
-                  <a:prstGeom prst="rect">
-                    <a:avLst/>
-                  </a:prstGeom>
-                </pic:spPr>
-              </pic:pic>
-            </a:graphicData>
-          </a:graphic>
-        </wp:anchor>
-      </w:drawing>
+    <w:r>
+      <w:noProof/>
+      <w:pict>
+        <v:shapetype id="_x0000_t75" coordsize="21600,21600" o:spt="75" o:preferrelative="t" path="m@4@5l@4@11@9@11@9@5xe" filled="f" stroked="f">
+          <v:stroke joinstyle="miter"/>
+          <v:formulas>
+            <v:f eqn="if lineDrawn pixelLineWidth 0"/>
+            <v:f eqn="sum @0 1 0"/>
+            <v:f eqn="sum 0 0 @1"/>
+            <v:f eqn="prod @2 1 2"/>
+            <v:f eqn="prod @3 21600 pixelWidth"/>
+            <v:f eqn="prod @3 21600 pixelHeight"/>
+            <v:f eqn="sum @0 0 1"/>
+            <v:f eqn="prod @6 1 2"/>
+            <v:f eqn="prod @7 21600 pixelWidth"/>
+            <v:f eqn="sum @8 21600 0"/>
+            <v:f eqn="prod @7 21600 pixelHeight"/>
+            <v:f eqn="sum @10 21600 0"/>
+          </v:formulas>
+          <v:path o:extrusionok="f" gradientshapeok="t" o:connecttype="rect"/>
+          <o:lock v:ext="edit" aspectratio="t"/>
+        </v:shapetype>
+        <v:shape id="WordPictureWatermark2058" o:spid="_x0000_s2058" type="#_x0000_t75" style="position:absolute;margin-left:0;margin-top:0;width:283.5pt;height:283.5pt;                     z-index:-251658752;mso-position-horizontal:center;                     mso-position-horizontal-relative:margin;mso-position-vertical:center;                     mso-position-vertical-relative:margin" o:allowincell="f">
+          <v:imagedata r:id="rId1" o:title="watermark"/>
+        </v:shape>
+      </w:pict>
     </w:r>
   </w:p>
 </w:hdr>
@@ -1681,8 +1769,9 @@
       <w:spacing w:after="0" w:line="240" w:lineRule="auto"/>
     </w:pPr>
     <w:rPr>
-      <w:rFonts w:ascii="Noto Sans Devanagari" w:hAnsi="Noto Sans Devanagari" w:cs="Noto Sans Devanagari"/>
-      <w:sz w:val="21"/>
+      <w:rFonts w:ascii="Calibri" w:hAnsi="Calibri" w:cs="Nirmala UI"/>
+      <w:sz w:val="20"/>
+      <w:szCs w:val="20"/>
     </w:rPr>
   </w:style>
   <w:style w:type="paragraph" w:styleId="Header">

--- a/mgmt/frontend/public/sample-templates/report-both-sample.docx
+++ b/mgmt/frontend/public/sample-templates/report-both-sample.docx
@@ -87,7 +87,7 @@
           <w:szCs w:val="21"/>
           <w:bCs w:val="1"/>
         </w:rPr>
-        <w:t>नवयुवक छठ पूजा समिति · वार्षिक रिपोर्ट</w:t>
+        <w:t>वार्षिक रिपोर्ट — {YEAR}</w:t>
       </w:r>
     </w:p>
     <w:p>
@@ -103,7 +103,7 @@
           <w:szCs w:val="18"/>
           <w:bCs w:val="1"/>
         </w:rPr>
-        <w:t>ANNUAL REPORT / वार्षिक रिपोर्ट — {YEAR}</w:t>
+        <w:t>ANNUAL REPORT — {YEAR}</w:t>
       </w:r>
     </w:p>
     <w:p>
@@ -126,7 +126,7 @@
           <w:szCs w:val="21"/>
           <w:bCs w:val="1"/>
         </w:rPr>
-        <w:t>SUMMARY / सारांश</w:t>
+        <w:t>सारांश / Summary</w:t>
       </w:r>
     </w:p>
     <w:tbl>
@@ -142,7 +142,7 @@
       <w:tr>
         <w:tc>
           <w:tcPr>
-            <w:tcW w:type="dxa" w:w="3402"/>
+            <w:tcW w:type="dxa" w:w="6236"/>
           </w:tcPr>
           <w:p>
             <w:pPr>
@@ -155,7 +155,7 @@
                 <w:szCs w:val="19"/>
                 <w:bCs w:val="1"/>
               </w:rPr>
-              <w:t>Total Collection / कुल संग्रह:</w:t>
+              <w:t>Current Year Collection / चालू वर्ष संग्रह:</w:t>
             </w:r>
           </w:p>
         </w:tc>
@@ -180,7 +180,7 @@
       <w:tr>
         <w:tc>
           <w:tcPr>
-            <w:tcW w:type="dxa" w:w="3402"/>
+            <w:tcW w:type="dxa" w:w="6236"/>
           </w:tcPr>
           <w:p>
             <w:pPr>
@@ -193,7 +193,7 @@
                 <w:szCs w:val="19"/>
                 <w:bCs w:val="1"/>
               </w:rPr>
-              <w:t>Past Return / विगत वापसी:</w:t>
+              <w:t>Past Loan Returned (with Interest) / विगत ऋण वापसी (ब्याज सहित):</w:t>
             </w:r>
           </w:p>
         </w:tc>
@@ -218,7 +218,7 @@
       <w:tr>
         <w:tc>
           <w:tcPr>
-            <w:tcW w:type="dxa" w:w="3402"/>
+            <w:tcW w:type="dxa" w:w="6236"/>
           </w:tcPr>
           <w:p>
             <w:pPr>
@@ -231,7 +231,7 @@
                 <w:szCs w:val="19"/>
                 <w:bCs w:val="1"/>
               </w:rPr>
-              <w:t>Total Expenses / कुल व्यय:</w:t>
+              <w:t>Total Expense / कुल व्यय:</w:t>
             </w:r>
           </w:p>
         </w:tc>
@@ -256,7 +256,7 @@
       <w:tr>
         <w:tc>
           <w:tcPr>
-            <w:tcW w:type="dxa" w:w="3402"/>
+            <w:tcW w:type="dxa" w:w="6236"/>
           </w:tcPr>
           <w:p>
             <w:pPr>
@@ -294,7 +294,7 @@
       <w:tr>
         <w:tc>
           <w:tcPr>
-            <w:tcW w:type="dxa" w:w="3402"/>
+            <w:tcW w:type="dxa" w:w="6236"/>
           </w:tcPr>
           <w:p>
             <w:pPr>
@@ -307,7 +307,7 @@
                 <w:szCs w:val="19"/>
                 <w:bCs w:val="1"/>
               </w:rPr>
-              <w:t>Surplus / शेष:</w:t>
+              <w:t>Net Surplus / शुद्ध अधिशेष:</w:t>
             </w:r>
           </w:p>
         </w:tc>
@@ -342,7 +342,7 @@
           <w:szCs w:val="21"/>
           <w:bCs w:val="1"/>
         </w:rPr>
-        <w:t>LOANS / ऋण</w:t>
+        <w:t>Loans / ऋण</w:t>
       </w:r>
     </w:p>
     <w:tbl>
@@ -353,21 +353,22 @@
         <w:tblLook w:firstColumn="1" w:firstRow="1" w:lastColumn="0" w:lastRow="0" w:noHBand="0" w:noVBand="1" w:val="04A0"/>
       </w:tblPr>
       <w:tblGrid>
-        <w:gridCol w:w="1458"/>
-        <w:gridCol w:w="1458"/>
-        <w:gridCol w:w="1458"/>
-        <w:gridCol w:w="1458"/>
-        <w:gridCol w:w="1458"/>
-        <w:gridCol w:w="1458"/>
-        <w:gridCol w:w="1458"/>
+        <w:gridCol w:w="2041"/>
+        <w:gridCol w:w="2041"/>
+        <w:gridCol w:w="2041"/>
+        <w:gridCol w:w="2041"/>
+        <w:gridCol w:w="2041"/>
       </w:tblGrid>
       <w:tr>
         <w:tc>
           <w:tcPr>
-            <w:tcW w:type="dxa" w:w="1458"/>
+            <w:tcW w:type="dxa" w:w="2041"/>
             <w:shd w:val="clear" w:fill="FCE9C6"/>
           </w:tcPr>
           <w:p>
+            <w:pPr>
+              <w:spacing w:after="0"/>
+            </w:pPr>
             <w:r>
               <w:rPr>
                 <w:b/>
@@ -375,33 +376,34 @@
                 <w:szCs w:val="17"/>
                 <w:bCs w:val="1"/>
               </w:rPr>
-              <w:t>Loan Taker</w:t>
+              <w:t>Receiver</w:t>
+            </w:r>
+          </w:p>
+          <w:p>
+            <w:pPr>
+              <w:spacing w:after="0"/>
+            </w:pPr>
+            <w:r>
+              <w:rPr>
+                <w:b/>
+                <w:color w:val="6B6B6B"/>
+                <w:sz w:val="15"/>
+                <w:szCs w:val="15"/>
+                <w:bCs w:val="1"/>
+              </w:rPr>
+              <w:t>प्राप्तकर्ता</w:t>
             </w:r>
           </w:p>
         </w:tc>
         <w:tc>
           <w:tcPr>
-            <w:tcW w:type="dxa" w:w="1458"/>
+            <w:tcW w:type="dxa" w:w="2041"/>
             <w:shd w:val="clear" w:fill="FCE9C6"/>
           </w:tcPr>
           <w:p>
-            <w:r>
-              <w:rPr>
-                <w:b/>
-                <w:sz w:val="17"/>
-                <w:szCs w:val="17"/>
-                <w:bCs w:val="1"/>
-              </w:rPr>
-              <w:t>ऋणी</w:t>
-            </w:r>
-          </w:p>
-        </w:tc>
-        <w:tc>
-          <w:tcPr>
-            <w:tcW w:type="dxa" w:w="1458"/>
-            <w:shd w:val="clear" w:fill="FCE9C6"/>
-          </w:tcPr>
-          <w:p>
+            <w:pPr>
+              <w:spacing w:after="0"/>
+            </w:pPr>
             <w:r>
               <w:rPr>
                 <w:b/>
@@ -412,13 +414,31 @@
               <w:t>Amount</w:t>
             </w:r>
           </w:p>
+          <w:p>
+            <w:pPr>
+              <w:spacing w:after="0"/>
+            </w:pPr>
+            <w:r>
+              <w:rPr>
+                <w:b/>
+                <w:color w:val="6B6B6B"/>
+                <w:sz w:val="15"/>
+                <w:szCs w:val="15"/>
+                <w:bCs w:val="1"/>
+              </w:rPr>
+              <w:t>राशि</w:t>
+            </w:r>
+          </w:p>
         </w:tc>
         <w:tc>
           <w:tcPr>
-            <w:tcW w:type="dxa" w:w="1458"/>
+            <w:tcW w:type="dxa" w:w="2041"/>
             <w:shd w:val="clear" w:fill="FCE9C6"/>
           </w:tcPr>
           <w:p>
+            <w:pPr>
+              <w:spacing w:after="0"/>
+            </w:pPr>
             <w:r>
               <w:rPr>
                 <w:b/>
@@ -426,16 +446,34 @@
                 <w:szCs w:val="17"/>
                 <w:bCs w:val="1"/>
               </w:rPr>
-              <w:t>Int.</w:t>
+              <w:t>Int. Rate</w:t>
+            </w:r>
+          </w:p>
+          <w:p>
+            <w:pPr>
+              <w:spacing w:after="0"/>
+            </w:pPr>
+            <w:r>
+              <w:rPr>
+                <w:b/>
+                <w:color w:val="6B6B6B"/>
+                <w:sz w:val="15"/>
+                <w:szCs w:val="15"/>
+                <w:bCs w:val="1"/>
+              </w:rPr>
+              <w:t>ब्याज दर</w:t>
             </w:r>
           </w:p>
         </w:tc>
         <w:tc>
           <w:tcPr>
-            <w:tcW w:type="dxa" w:w="1458"/>
+            <w:tcW w:type="dxa" w:w="2041"/>
             <w:shd w:val="clear" w:fill="FCE9C6"/>
           </w:tcPr>
           <w:p>
+            <w:pPr>
+              <w:spacing w:after="0"/>
+            </w:pPr>
             <w:r>
               <w:rPr>
                 <w:b/>
@@ -446,13 +484,31 @@
               <w:t>Tenure</w:t>
             </w:r>
           </w:p>
+          <w:p>
+            <w:pPr>
+              <w:spacing w:after="0"/>
+            </w:pPr>
+            <w:r>
+              <w:rPr>
+                <w:b/>
+                <w:color w:val="6B6B6B"/>
+                <w:sz w:val="15"/>
+                <w:szCs w:val="15"/>
+                <w:bCs w:val="1"/>
+              </w:rPr>
+              <w:t>अवधि</w:t>
+            </w:r>
+          </w:p>
         </w:tc>
         <w:tc>
           <w:tcPr>
-            <w:tcW w:type="dxa" w:w="1458"/>
+            <w:tcW w:type="dxa" w:w="2041"/>
             <w:shd w:val="clear" w:fill="FCE9C6"/>
           </w:tcPr>
           <w:p>
+            <w:pPr>
+              <w:spacing w:after="0"/>
+            </w:pPr>
             <w:r>
               <w:rPr>
                 <w:b/>
@@ -463,18 +519,16 @@
               <w:t>Status</w:t>
             </w:r>
           </w:p>
-        </w:tc>
-        <w:tc>
-          <w:tcPr>
-            <w:tcW w:type="dxa" w:w="1458"/>
-            <w:shd w:val="clear" w:fill="FCE9C6"/>
-          </w:tcPr>
           <w:p>
+            <w:pPr>
+              <w:spacing w:after="0"/>
+            </w:pPr>
             <w:r>
               <w:rPr>
                 <w:b/>
-                <w:sz w:val="17"/>
-                <w:szCs w:val="17"/>
+                <w:color w:val="6B6B6B"/>
+                <w:sz w:val="15"/>
+                <w:szCs w:val="15"/>
                 <w:bCs w:val="1"/>
               </w:rPr>
               <w:t>स्थिति</w:t>
@@ -485,9 +539,12 @@
       <w:tr>
         <w:tc>
           <w:tcPr>
-            <w:tcW w:type="dxa" w:w="1458"/>
+            <w:tcW w:type="dxa" w:w="2041"/>
           </w:tcPr>
           <w:p>
+            <w:pPr>
+              <w:spacing w:after="0"/>
+            </w:pPr>
             <w:r>
               <w:rPr>
                 <w:sz w:val="17"/>
@@ -496,16 +553,15 @@
               <w:t>{#loans}{LOAN_TAKER}</w:t>
             </w:r>
           </w:p>
-        </w:tc>
-        <w:tc>
-          <w:tcPr>
-            <w:tcW w:type="dxa" w:w="1458"/>
-          </w:tcPr>
           <w:p>
+            <w:pPr>
+              <w:spacing w:after="0"/>
+            </w:pPr>
             <w:r>
               <w:rPr>
-                <w:sz w:val="17"/>
-                <w:szCs w:val="17"/>
+                <w:color w:val="6B6B6B"/>
+                <w:sz w:val="15"/>
+                <w:szCs w:val="15"/>
               </w:rPr>
               <w:t>{LOAN_TAKER_HI}</w:t>
             </w:r>
@@ -513,9 +569,12 @@
         </w:tc>
         <w:tc>
           <w:tcPr>
-            <w:tcW w:type="dxa" w:w="1458"/>
+            <w:tcW w:type="dxa" w:w="2041"/>
           </w:tcPr>
           <w:p>
+            <w:pPr>
+              <w:spacing w:after="0"/>
+            </w:pPr>
             <w:r>
               <w:rPr>
                 <w:sz w:val="17"/>
@@ -527,9 +586,12 @@
         </w:tc>
         <w:tc>
           <w:tcPr>
-            <w:tcW w:type="dxa" w:w="1458"/>
+            <w:tcW w:type="dxa" w:w="2041"/>
           </w:tcPr>
           <w:p>
+            <w:pPr>
+              <w:spacing w:after="0"/>
+            </w:pPr>
             <w:r>
               <w:rPr>
                 <w:sz w:val="17"/>
@@ -541,9 +603,12 @@
         </w:tc>
         <w:tc>
           <w:tcPr>
-            <w:tcW w:type="dxa" w:w="1458"/>
+            <w:tcW w:type="dxa" w:w="2041"/>
           </w:tcPr>
           <w:p>
+            <w:pPr>
+              <w:spacing w:after="0"/>
+            </w:pPr>
             <w:r>
               <w:rPr>
                 <w:sz w:val="17"/>
@@ -555,9 +620,12 @@
         </w:tc>
         <w:tc>
           <w:tcPr>
-            <w:tcW w:type="dxa" w:w="1458"/>
+            <w:tcW w:type="dxa" w:w="2041"/>
           </w:tcPr>
           <w:p>
+            <w:pPr>
+              <w:spacing w:after="0"/>
+            </w:pPr>
             <w:r>
               <w:rPr>
                 <w:sz w:val="17"/>
@@ -566,18 +634,24 @@
               <w:t>{STATUS}</w:t>
             </w:r>
           </w:p>
-        </w:tc>
-        <w:tc>
-          <w:tcPr>
-            <w:tcW w:type="dxa" w:w="1458"/>
-          </w:tcPr>
           <w:p>
+            <w:pPr>
+              <w:spacing w:after="0"/>
+            </w:pPr>
+            <w:r>
+              <w:rPr>
+                <w:color w:val="6B6B6B"/>
+                <w:sz w:val="15"/>
+                <w:szCs w:val="15"/>
+              </w:rPr>
+              <w:t>{STATUS_HI}</w:t>
+            </w:r>
             <w:r>
               <w:rPr>
                 <w:sz w:val="17"/>
                 <w:szCs w:val="17"/>
               </w:rPr>
-              <w:t>{STATUS_HI}{/loans}</w:t>
+              <w:t>{/loans}</w:t>
             </w:r>
           </w:p>
         </w:tc>
@@ -610,7 +684,7 @@
           <w:szCs w:val="21"/>
           <w:bCs w:val="1"/>
         </w:rPr>
-        <w:t>GUARANTORS / गारंटर</w:t>
+        <w:t>Guarantors / गारंटर</w:t>
       </w:r>
     </w:p>
     <w:tbl>
@@ -621,19 +695,20 @@
         <w:tblLook w:firstColumn="1" w:firstRow="1" w:lastColumn="0" w:lastRow="0" w:noHBand="0" w:noVBand="1" w:val="04A0"/>
       </w:tblPr>
       <w:tblGrid>
-        <w:gridCol w:w="2041"/>
-        <w:gridCol w:w="2041"/>
-        <w:gridCol w:w="2041"/>
-        <w:gridCol w:w="2041"/>
-        <w:gridCol w:w="2041"/>
+        <w:gridCol w:w="3402"/>
+        <w:gridCol w:w="3402"/>
+        <w:gridCol w:w="3402"/>
       </w:tblGrid>
       <w:tr>
         <w:tc>
           <w:tcPr>
-            <w:tcW w:type="dxa" w:w="2041"/>
+            <w:tcW w:type="dxa" w:w="3402"/>
             <w:shd w:val="clear" w:fill="FCE9C6"/>
           </w:tcPr>
           <w:p>
+            <w:pPr>
+              <w:spacing w:after="0"/>
+            </w:pPr>
             <w:r>
               <w:rPr>
                 <w:b/>
@@ -644,18 +719,16 @@
               <w:t>Guarantor</w:t>
             </w:r>
           </w:p>
-        </w:tc>
-        <w:tc>
-          <w:tcPr>
-            <w:tcW w:type="dxa" w:w="2041"/>
-            <w:shd w:val="clear" w:fill="FCE9C6"/>
-          </w:tcPr>
           <w:p>
+            <w:pPr>
+              <w:spacing w:after="0"/>
+            </w:pPr>
             <w:r>
               <w:rPr>
                 <w:b/>
-                <w:sz w:val="17"/>
-                <w:szCs w:val="17"/>
+                <w:color w:val="6B6B6B"/>
+                <w:sz w:val="15"/>
+                <w:szCs w:val="15"/>
                 <w:bCs w:val="1"/>
               </w:rPr>
               <w:t>गारंटर</w:t>
@@ -664,10 +737,13 @@
         </w:tc>
         <w:tc>
           <w:tcPr>
-            <w:tcW w:type="dxa" w:w="2041"/>
+            <w:tcW w:type="dxa" w:w="3402"/>
             <w:shd w:val="clear" w:fill="FCE9C6"/>
           </w:tcPr>
           <w:p>
+            <w:pPr>
+              <w:spacing w:after="0"/>
+            </w:pPr>
             <w:r>
               <w:rPr>
                 <w:b/>
@@ -675,33 +751,34 @@
                 <w:szCs w:val="17"/>
                 <w:bCs w:val="1"/>
               </w:rPr>
-              <w:t>Loan Taker</w:t>
+              <w:t>Receiver</w:t>
+            </w:r>
+          </w:p>
+          <w:p>
+            <w:pPr>
+              <w:spacing w:after="0"/>
+            </w:pPr>
+            <w:r>
+              <w:rPr>
+                <w:b/>
+                <w:color w:val="6B6B6B"/>
+                <w:sz w:val="15"/>
+                <w:szCs w:val="15"/>
+                <w:bCs w:val="1"/>
+              </w:rPr>
+              <w:t>प्राप्तकर्ता</w:t>
             </w:r>
           </w:p>
         </w:tc>
         <w:tc>
           <w:tcPr>
-            <w:tcW w:type="dxa" w:w="2041"/>
+            <w:tcW w:type="dxa" w:w="3402"/>
             <w:shd w:val="clear" w:fill="FCE9C6"/>
           </w:tcPr>
           <w:p>
-            <w:r>
-              <w:rPr>
-                <w:b/>
-                <w:sz w:val="17"/>
-                <w:szCs w:val="17"/>
-                <w:bCs w:val="1"/>
-              </w:rPr>
-              <w:t>ऋणी</w:t>
-            </w:r>
-          </w:p>
-        </w:tc>
-        <w:tc>
-          <w:tcPr>
-            <w:tcW w:type="dxa" w:w="2041"/>
-            <w:shd w:val="clear" w:fill="FCE9C6"/>
-          </w:tcPr>
-          <w:p>
+            <w:pPr>
+              <w:spacing w:after="0"/>
+            </w:pPr>
             <w:r>
               <w:rPr>
                 <w:b/>
@@ -712,14 +789,32 @@
               <w:t>Year</w:t>
             </w:r>
           </w:p>
+          <w:p>
+            <w:pPr>
+              <w:spacing w:after="0"/>
+            </w:pPr>
+            <w:r>
+              <w:rPr>
+                <w:b/>
+                <w:color w:val="6B6B6B"/>
+                <w:sz w:val="15"/>
+                <w:szCs w:val="15"/>
+                <w:bCs w:val="1"/>
+              </w:rPr>
+              <w:t>वर्ष</w:t>
+            </w:r>
+          </w:p>
         </w:tc>
       </w:tr>
       <w:tr>
         <w:tc>
           <w:tcPr>
-            <w:tcW w:type="dxa" w:w="2041"/>
+            <w:tcW w:type="dxa" w:w="3402"/>
           </w:tcPr>
           <w:p>
+            <w:pPr>
+              <w:spacing w:after="0"/>
+            </w:pPr>
             <w:r>
               <w:rPr>
                 <w:sz w:val="17"/>
@@ -728,16 +823,15 @@
               <w:t>{#guarantors}{GUARANTOR_NAME}</w:t>
             </w:r>
           </w:p>
-        </w:tc>
-        <w:tc>
-          <w:tcPr>
-            <w:tcW w:type="dxa" w:w="2041"/>
-          </w:tcPr>
           <w:p>
+            <w:pPr>
+              <w:spacing w:after="0"/>
+            </w:pPr>
             <w:r>
               <w:rPr>
-                <w:sz w:val="17"/>
-                <w:szCs w:val="17"/>
+                <w:color w:val="6B6B6B"/>
+                <w:sz w:val="15"/>
+                <w:szCs w:val="15"/>
               </w:rPr>
               <w:t>{GUARANTOR_NAME_HI}</w:t>
             </w:r>
@@ -745,9 +839,12 @@
         </w:tc>
         <w:tc>
           <w:tcPr>
-            <w:tcW w:type="dxa" w:w="2041"/>
+            <w:tcW w:type="dxa" w:w="3402"/>
           </w:tcPr>
           <w:p>
+            <w:pPr>
+              <w:spacing w:after="0"/>
+            </w:pPr>
             <w:r>
               <w:rPr>
                 <w:sz w:val="17"/>
@@ -756,16 +853,15 @@
               <w:t>{LOAN_TAKER}</w:t>
             </w:r>
           </w:p>
-        </w:tc>
-        <w:tc>
-          <w:tcPr>
-            <w:tcW w:type="dxa" w:w="2041"/>
-          </w:tcPr>
           <w:p>
+            <w:pPr>
+              <w:spacing w:after="0"/>
+            </w:pPr>
             <w:r>
               <w:rPr>
-                <w:sz w:val="17"/>
-                <w:szCs w:val="17"/>
+                <w:color w:val="6B6B6B"/>
+                <w:sz w:val="15"/>
+                <w:szCs w:val="15"/>
               </w:rPr>
               <w:t>{LOAN_TAKER_HI}</w:t>
             </w:r>
@@ -773,15 +869,25 @@
         </w:tc>
         <w:tc>
           <w:tcPr>
-            <w:tcW w:type="dxa" w:w="2041"/>
+            <w:tcW w:type="dxa" w:w="3402"/>
           </w:tcPr>
           <w:p>
+            <w:pPr>
+              <w:spacing w:after="0"/>
+            </w:pPr>
             <w:r>
               <w:rPr>
                 <w:sz w:val="17"/>
                 <w:szCs w:val="17"/>
               </w:rPr>
-              <w:t>{YEAR}{/guarantors}</w:t>
+              <w:t>{YEAR}</w:t>
+            </w:r>
+            <w:r>
+              <w:rPr>
+                <w:sz w:val="17"/>
+                <w:szCs w:val="17"/>
+              </w:rPr>
+              <w:t>{/guarantors}</w:t>
             </w:r>
           </w:p>
         </w:tc>
@@ -814,7 +920,7 @@
           <w:szCs w:val="21"/>
           <w:bCs w:val="1"/>
         </w:rPr>
-        <w:t>CONTRIBUTORS / योगदानकर्ता</w:t>
+        <w:t>Contributors / योगदानकर्ता</w:t>
       </w:r>
     </w:p>
     <w:tbl>
@@ -825,22 +931,22 @@
         <w:tblLook w:firstColumn="1" w:firstRow="1" w:lastColumn="0" w:lastRow="0" w:noHBand="0" w:noVBand="1" w:val="04A0"/>
       </w:tblPr>
       <w:tblGrid>
-        <w:gridCol w:w="1276"/>
-        <w:gridCol w:w="1276"/>
-        <w:gridCol w:w="1276"/>
-        <w:gridCol w:w="1276"/>
-        <w:gridCol w:w="1276"/>
-        <w:gridCol w:w="1276"/>
-        <w:gridCol w:w="1276"/>
-        <w:gridCol w:w="1276"/>
+        <w:gridCol w:w="2041"/>
+        <w:gridCol w:w="2041"/>
+        <w:gridCol w:w="2041"/>
+        <w:gridCol w:w="2041"/>
+        <w:gridCol w:w="2041"/>
       </w:tblGrid>
       <w:tr>
         <w:tc>
           <w:tcPr>
-            <w:tcW w:type="dxa" w:w="1276"/>
+            <w:tcW w:type="dxa" w:w="2041"/>
             <w:shd w:val="clear" w:fill="FCE9C6"/>
           </w:tcPr>
           <w:p>
+            <w:pPr>
+              <w:spacing w:after="0"/>
+            </w:pPr>
             <w:r>
               <w:rPr>
                 <w:b/>
@@ -848,16 +954,34 @@
                 <w:szCs w:val="17"/>
                 <w:bCs w:val="1"/>
               </w:rPr>
-              <w:t>Sl</w:t>
+              <w:t>S. No.</w:t>
+            </w:r>
+          </w:p>
+          <w:p>
+            <w:pPr>
+              <w:spacing w:after="0"/>
+            </w:pPr>
+            <w:r>
+              <w:rPr>
+                <w:b/>
+                <w:color w:val="6B6B6B"/>
+                <w:sz w:val="15"/>
+                <w:szCs w:val="15"/>
+                <w:bCs w:val="1"/>
+              </w:rPr>
+              <w:t>क्र.सं.</w:t>
             </w:r>
           </w:p>
         </w:tc>
         <w:tc>
           <w:tcPr>
-            <w:tcW w:type="dxa" w:w="1276"/>
+            <w:tcW w:type="dxa" w:w="2041"/>
             <w:shd w:val="clear" w:fill="FCE9C6"/>
           </w:tcPr>
           <w:p>
+            <w:pPr>
+              <w:spacing w:after="0"/>
+            </w:pPr>
             <w:r>
               <w:rPr>
                 <w:b/>
@@ -868,18 +992,16 @@
               <w:t>Name</w:t>
             </w:r>
           </w:p>
-        </w:tc>
-        <w:tc>
-          <w:tcPr>
-            <w:tcW w:type="dxa" w:w="1276"/>
-            <w:shd w:val="clear" w:fill="FCE9C6"/>
-          </w:tcPr>
           <w:p>
+            <w:pPr>
+              <w:spacing w:after="0"/>
+            </w:pPr>
             <w:r>
               <w:rPr>
                 <w:b/>
-                <w:sz w:val="17"/>
-                <w:szCs w:val="17"/>
+                <w:color w:val="6B6B6B"/>
+                <w:sz w:val="15"/>
+                <w:szCs w:val="15"/>
                 <w:bCs w:val="1"/>
               </w:rPr>
               <w:t>नाम</w:t>
@@ -888,10 +1010,13 @@
         </w:tc>
         <w:tc>
           <w:tcPr>
-            <w:tcW w:type="dxa" w:w="1276"/>
+            <w:tcW w:type="dxa" w:w="2041"/>
             <w:shd w:val="clear" w:fill="FCE9C6"/>
           </w:tcPr>
           <w:p>
+            <w:pPr>
+              <w:spacing w:after="0"/>
+            </w:pPr>
             <w:r>
               <w:rPr>
                 <w:b/>
@@ -899,33 +1024,34 @@
                 <w:szCs w:val="17"/>
                 <w:bCs w:val="1"/>
               </w:rPr>
-              <w:t>Father</w:t>
+              <w:t>Father's Name</w:t>
+            </w:r>
+          </w:p>
+          <w:p>
+            <w:pPr>
+              <w:spacing w:after="0"/>
+            </w:pPr>
+            <w:r>
+              <w:rPr>
+                <w:b/>
+                <w:color w:val="6B6B6B"/>
+                <w:sz w:val="15"/>
+                <w:szCs w:val="15"/>
+                <w:bCs w:val="1"/>
+              </w:rPr>
+              <w:t>पिता का नाम</w:t>
             </w:r>
           </w:p>
         </w:tc>
         <w:tc>
           <w:tcPr>
-            <w:tcW w:type="dxa" w:w="1276"/>
+            <w:tcW w:type="dxa" w:w="2041"/>
             <w:shd w:val="clear" w:fill="FCE9C6"/>
           </w:tcPr>
           <w:p>
-            <w:r>
-              <w:rPr>
-                <w:b/>
-                <w:sz w:val="17"/>
-                <w:szCs w:val="17"/>
-                <w:bCs w:val="1"/>
-              </w:rPr>
-              <w:t>पिता</w:t>
-            </w:r>
-          </w:p>
-        </w:tc>
-        <w:tc>
-          <w:tcPr>
-            <w:tcW w:type="dxa" w:w="1276"/>
-            <w:shd w:val="clear" w:fill="FCE9C6"/>
-          </w:tcPr>
-          <w:p>
+            <w:pPr>
+              <w:spacing w:after="0"/>
+            </w:pPr>
             <w:r>
               <w:rPr>
                 <w:b/>
@@ -936,18 +1062,16 @@
               <w:t>Village</w:t>
             </w:r>
           </w:p>
-        </w:tc>
-        <w:tc>
-          <w:tcPr>
-            <w:tcW w:type="dxa" w:w="1276"/>
-            <w:shd w:val="clear" w:fill="FCE9C6"/>
-          </w:tcPr>
           <w:p>
+            <w:pPr>
+              <w:spacing w:after="0"/>
+            </w:pPr>
             <w:r>
               <w:rPr>
                 <w:b/>
-                <w:sz w:val="17"/>
-                <w:szCs w:val="17"/>
+                <w:color w:val="6B6B6B"/>
+                <w:sz w:val="15"/>
+                <w:szCs w:val="15"/>
                 <w:bCs w:val="1"/>
               </w:rPr>
               <w:t>गाँव</w:t>
@@ -956,10 +1080,13 @@
         </w:tc>
         <w:tc>
           <w:tcPr>
-            <w:tcW w:type="dxa" w:w="1276"/>
+            <w:tcW w:type="dxa" w:w="2041"/>
             <w:shd w:val="clear" w:fill="FCE9C6"/>
           </w:tcPr>
           <w:p>
+            <w:pPr>
+              <w:spacing w:after="0"/>
+            </w:pPr>
             <w:r>
               <w:rPr>
                 <w:b/>
@@ -970,14 +1097,32 @@
               <w:t>Amount</w:t>
             </w:r>
           </w:p>
+          <w:p>
+            <w:pPr>
+              <w:spacing w:after="0"/>
+            </w:pPr>
+            <w:r>
+              <w:rPr>
+                <w:b/>
+                <w:color w:val="6B6B6B"/>
+                <w:sz w:val="15"/>
+                <w:szCs w:val="15"/>
+                <w:bCs w:val="1"/>
+              </w:rPr>
+              <w:t>राशि</w:t>
+            </w:r>
+          </w:p>
         </w:tc>
       </w:tr>
       <w:tr>
         <w:tc>
           <w:tcPr>
-            <w:tcW w:type="dxa" w:w="1276"/>
+            <w:tcW w:type="dxa" w:w="2041"/>
           </w:tcPr>
           <w:p>
+            <w:pPr>
+              <w:spacing w:after="0"/>
+            </w:pPr>
             <w:r>
               <w:rPr>
                 <w:sz w:val="17"/>
@@ -989,9 +1134,12 @@
         </w:tc>
         <w:tc>
           <w:tcPr>
-            <w:tcW w:type="dxa" w:w="1276"/>
+            <w:tcW w:type="dxa" w:w="2041"/>
           </w:tcPr>
           <w:p>
+            <w:pPr>
+              <w:spacing w:after="0"/>
+            </w:pPr>
             <w:r>
               <w:rPr>
                 <w:sz w:val="17"/>
@@ -1000,16 +1148,15 @@
               <w:t>{NAME}</w:t>
             </w:r>
           </w:p>
-        </w:tc>
-        <w:tc>
-          <w:tcPr>
-            <w:tcW w:type="dxa" w:w="1276"/>
-          </w:tcPr>
           <w:p>
+            <w:pPr>
+              <w:spacing w:after="0"/>
+            </w:pPr>
             <w:r>
               <w:rPr>
-                <w:sz w:val="17"/>
-                <w:szCs w:val="17"/>
+                <w:color w:val="6B6B6B"/>
+                <w:sz w:val="15"/>
+                <w:szCs w:val="15"/>
               </w:rPr>
               <w:t>{NAME_HI}</w:t>
             </w:r>
@@ -1017,9 +1164,12 @@
         </w:tc>
         <w:tc>
           <w:tcPr>
-            <w:tcW w:type="dxa" w:w="1276"/>
+            <w:tcW w:type="dxa" w:w="2041"/>
           </w:tcPr>
           <w:p>
+            <w:pPr>
+              <w:spacing w:after="0"/>
+            </w:pPr>
             <w:r>
               <w:rPr>
                 <w:sz w:val="17"/>
@@ -1028,16 +1178,15 @@
               <w:t>{FATHER_NAME}</w:t>
             </w:r>
           </w:p>
-        </w:tc>
-        <w:tc>
-          <w:tcPr>
-            <w:tcW w:type="dxa" w:w="1276"/>
-          </w:tcPr>
           <w:p>
+            <w:pPr>
+              <w:spacing w:after="0"/>
+            </w:pPr>
             <w:r>
               <w:rPr>
-                <w:sz w:val="17"/>
-                <w:szCs w:val="17"/>
+                <w:color w:val="6B6B6B"/>
+                <w:sz w:val="15"/>
+                <w:szCs w:val="15"/>
               </w:rPr>
               <w:t>{FATHER_NAME_HI}</w:t>
             </w:r>
@@ -1045,9 +1194,12 @@
         </w:tc>
         <w:tc>
           <w:tcPr>
-            <w:tcW w:type="dxa" w:w="1276"/>
+            <w:tcW w:type="dxa" w:w="2041"/>
           </w:tcPr>
           <w:p>
+            <w:pPr>
+              <w:spacing w:after="0"/>
+            </w:pPr>
             <w:r>
               <w:rPr>
                 <w:sz w:val="17"/>
@@ -1056,16 +1208,15 @@
               <w:t>{VILLAGE}</w:t>
             </w:r>
           </w:p>
-        </w:tc>
-        <w:tc>
-          <w:tcPr>
-            <w:tcW w:type="dxa" w:w="1276"/>
-          </w:tcPr>
           <w:p>
+            <w:pPr>
+              <w:spacing w:after="0"/>
+            </w:pPr>
             <w:r>
               <w:rPr>
-                <w:sz w:val="17"/>
-                <w:szCs w:val="17"/>
+                <w:color w:val="6B6B6B"/>
+                <w:sz w:val="15"/>
+                <w:szCs w:val="15"/>
               </w:rPr>
               <w:t>{VILLAGE_HI}</w:t>
             </w:r>
@@ -1073,15 +1224,25 @@
         </w:tc>
         <w:tc>
           <w:tcPr>
-            <w:tcW w:type="dxa" w:w="1276"/>
+            <w:tcW w:type="dxa" w:w="2041"/>
           </w:tcPr>
           <w:p>
+            <w:pPr>
+              <w:spacing w:after="0"/>
+            </w:pPr>
             <w:r>
               <w:rPr>
                 <w:sz w:val="17"/>
                 <w:szCs w:val="17"/>
               </w:rPr>
-              <w:t>{AMOUNT}{/contributors}</w:t>
+              <w:t>{AMOUNT}</w:t>
+            </w:r>
+            <w:r>
+              <w:rPr>
+                <w:sz w:val="17"/>
+                <w:szCs w:val="17"/>
+              </w:rPr>
+              <w:t>{/contributors}</w:t>
             </w:r>
           </w:p>
         </w:tc>
@@ -1114,7 +1275,7 @@
           <w:szCs w:val="21"/>
           <w:bCs w:val="1"/>
         </w:rPr>
-        <w:t>EXPENSES / व्यय</w:t>
+        <w:t>Expenses / व्यय</w:t>
       </w:r>
     </w:p>
     <w:tbl>
@@ -1125,20 +1286,21 @@
         <w:tblLook w:firstColumn="1" w:firstRow="1" w:lastColumn="0" w:lastRow="0" w:noHBand="0" w:noVBand="1" w:val="04A0"/>
       </w:tblPr>
       <w:tblGrid>
-        <w:gridCol w:w="1701"/>
-        <w:gridCol w:w="1701"/>
-        <w:gridCol w:w="1701"/>
-        <w:gridCol w:w="1701"/>
-        <w:gridCol w:w="1701"/>
-        <w:gridCol w:w="1701"/>
+        <w:gridCol w:w="2551"/>
+        <w:gridCol w:w="2551"/>
+        <w:gridCol w:w="2551"/>
+        <w:gridCol w:w="2551"/>
       </w:tblGrid>
       <w:tr>
         <w:tc>
           <w:tcPr>
-            <w:tcW w:type="dxa" w:w="1701"/>
+            <w:tcW w:type="dxa" w:w="2551"/>
             <w:shd w:val="clear" w:fill="FCE9C6"/>
           </w:tcPr>
           <w:p>
+            <w:pPr>
+              <w:spacing w:after="0"/>
+            </w:pPr>
             <w:r>
               <w:rPr>
                 <w:b/>
@@ -1146,16 +1308,34 @@
                 <w:szCs w:val="17"/>
                 <w:bCs w:val="1"/>
               </w:rPr>
-              <w:t>Sl</w:t>
+              <w:t>S. No.</w:t>
+            </w:r>
+          </w:p>
+          <w:p>
+            <w:pPr>
+              <w:spacing w:after="0"/>
+            </w:pPr>
+            <w:r>
+              <w:rPr>
+                <w:b/>
+                <w:color w:val="6B6B6B"/>
+                <w:sz w:val="15"/>
+                <w:szCs w:val="15"/>
+                <w:bCs w:val="1"/>
+              </w:rPr>
+              <w:t>क्र.सं.</w:t>
             </w:r>
           </w:p>
         </w:tc>
         <w:tc>
           <w:tcPr>
-            <w:tcW w:type="dxa" w:w="1701"/>
+            <w:tcW w:type="dxa" w:w="2551"/>
             <w:shd w:val="clear" w:fill="FCE9C6"/>
           </w:tcPr>
           <w:p>
+            <w:pPr>
+              <w:spacing w:after="0"/>
+            </w:pPr>
             <w:r>
               <w:rPr>
                 <w:b/>
@@ -1166,18 +1346,16 @@
               <w:t>Description</w:t>
             </w:r>
           </w:p>
-        </w:tc>
-        <w:tc>
-          <w:tcPr>
-            <w:tcW w:type="dxa" w:w="1701"/>
-            <w:shd w:val="clear" w:fill="FCE9C6"/>
-          </w:tcPr>
           <w:p>
+            <w:pPr>
+              <w:spacing w:after="0"/>
+            </w:pPr>
             <w:r>
               <w:rPr>
                 <w:b/>
-                <w:sz w:val="17"/>
-                <w:szCs w:val="17"/>
+                <w:color w:val="6B6B6B"/>
+                <w:sz w:val="15"/>
+                <w:szCs w:val="15"/>
                 <w:bCs w:val="1"/>
               </w:rPr>
               <w:t>विवरण</w:t>
@@ -1186,10 +1364,13 @@
         </w:tc>
         <w:tc>
           <w:tcPr>
-            <w:tcW w:type="dxa" w:w="1701"/>
+            <w:tcW w:type="dxa" w:w="2551"/>
             <w:shd w:val="clear" w:fill="FCE9C6"/>
           </w:tcPr>
           <w:p>
+            <w:pPr>
+              <w:spacing w:after="0"/>
+            </w:pPr>
             <w:r>
               <w:rPr>
                 <w:b/>
@@ -1200,18 +1381,16 @@
               <w:t>Category</w:t>
             </w:r>
           </w:p>
-        </w:tc>
-        <w:tc>
-          <w:tcPr>
-            <w:tcW w:type="dxa" w:w="1701"/>
-            <w:shd w:val="clear" w:fill="FCE9C6"/>
-          </w:tcPr>
           <w:p>
+            <w:pPr>
+              <w:spacing w:after="0"/>
+            </w:pPr>
             <w:r>
               <w:rPr>
                 <w:b/>
-                <w:sz w:val="17"/>
-                <w:szCs w:val="17"/>
+                <w:color w:val="6B6B6B"/>
+                <w:sz w:val="15"/>
+                <w:szCs w:val="15"/>
                 <w:bCs w:val="1"/>
               </w:rPr>
               <w:t>श्रेणी</w:t>
@@ -1220,10 +1399,13 @@
         </w:tc>
         <w:tc>
           <w:tcPr>
-            <w:tcW w:type="dxa" w:w="1701"/>
+            <w:tcW w:type="dxa" w:w="2551"/>
             <w:shd w:val="clear" w:fill="FCE9C6"/>
           </w:tcPr>
           <w:p>
+            <w:pPr>
+              <w:spacing w:after="0"/>
+            </w:pPr>
             <w:r>
               <w:rPr>
                 <w:b/>
@@ -1234,14 +1416,32 @@
               <w:t>Amount</w:t>
             </w:r>
           </w:p>
+          <w:p>
+            <w:pPr>
+              <w:spacing w:after="0"/>
+            </w:pPr>
+            <w:r>
+              <w:rPr>
+                <w:b/>
+                <w:color w:val="6B6B6B"/>
+                <w:sz w:val="15"/>
+                <w:szCs w:val="15"/>
+                <w:bCs w:val="1"/>
+              </w:rPr>
+              <w:t>राशि</w:t>
+            </w:r>
+          </w:p>
         </w:tc>
       </w:tr>
       <w:tr>
         <w:tc>
           <w:tcPr>
-            <w:tcW w:type="dxa" w:w="1701"/>
+            <w:tcW w:type="dxa" w:w="2551"/>
           </w:tcPr>
           <w:p>
+            <w:pPr>
+              <w:spacing w:after="0"/>
+            </w:pPr>
             <w:r>
               <w:rPr>
                 <w:sz w:val="17"/>
@@ -1253,9 +1453,12 @@
         </w:tc>
         <w:tc>
           <w:tcPr>
-            <w:tcW w:type="dxa" w:w="1701"/>
+            <w:tcW w:type="dxa" w:w="2551"/>
           </w:tcPr>
           <w:p>
+            <w:pPr>
+              <w:spacing w:after="0"/>
+            </w:pPr>
             <w:r>
               <w:rPr>
                 <w:sz w:val="17"/>
@@ -1264,16 +1467,15 @@
               <w:t>{DESCRIPTION}</w:t>
             </w:r>
           </w:p>
-        </w:tc>
-        <w:tc>
-          <w:tcPr>
-            <w:tcW w:type="dxa" w:w="1701"/>
-          </w:tcPr>
           <w:p>
+            <w:pPr>
+              <w:spacing w:after="0"/>
+            </w:pPr>
             <w:r>
               <w:rPr>
-                <w:sz w:val="17"/>
-                <w:szCs w:val="17"/>
+                <w:color w:val="6B6B6B"/>
+                <w:sz w:val="15"/>
+                <w:szCs w:val="15"/>
               </w:rPr>
               <w:t>{DESCRIPTION_HI}</w:t>
             </w:r>
@@ -1281,9 +1483,12 @@
         </w:tc>
         <w:tc>
           <w:tcPr>
-            <w:tcW w:type="dxa" w:w="1701"/>
+            <w:tcW w:type="dxa" w:w="2551"/>
           </w:tcPr>
           <w:p>
+            <w:pPr>
+              <w:spacing w:after="0"/>
+            </w:pPr>
             <w:r>
               <w:rPr>
                 <w:sz w:val="17"/>
@@ -1292,16 +1497,15 @@
               <w:t>{CATEGORY}</w:t>
             </w:r>
           </w:p>
-        </w:tc>
-        <w:tc>
-          <w:tcPr>
-            <w:tcW w:type="dxa" w:w="1701"/>
-          </w:tcPr>
           <w:p>
+            <w:pPr>
+              <w:spacing w:after="0"/>
+            </w:pPr>
             <w:r>
               <w:rPr>
-                <w:sz w:val="17"/>
-                <w:szCs w:val="17"/>
+                <w:color w:val="6B6B6B"/>
+                <w:sz w:val="15"/>
+                <w:szCs w:val="15"/>
               </w:rPr>
               <w:t>{CATEGORY_HI}</w:t>
             </w:r>
@@ -1309,15 +1513,25 @@
         </w:tc>
         <w:tc>
           <w:tcPr>
-            <w:tcW w:type="dxa" w:w="1701"/>
+            <w:tcW w:type="dxa" w:w="2551"/>
           </w:tcPr>
           <w:p>
+            <w:pPr>
+              <w:spacing w:after="0"/>
+            </w:pPr>
             <w:r>
               <w:rPr>
                 <w:sz w:val="17"/>
                 <w:szCs w:val="17"/>
               </w:rPr>
-              <w:t>{AMOUNT}{/expenses}</w:t>
+              <w:t>{AMOUNT}</w:t>
+            </w:r>
+            <w:r>
+              <w:rPr>
+                <w:sz w:val="17"/>
+                <w:szCs w:val="17"/>
+              </w:rPr>
+              <w:t>{/expenses}</w:t>
             </w:r>
           </w:p>
         </w:tc>
@@ -1349,7 +1563,7 @@
           <w:sz w:val="15"/>
           <w:szCs w:val="15"/>
         </w:rPr>
-        <w:t>Generated at: {GENERATED_AT}</w:t>
+        <w:t>Generated at / जनरेट: {GENERATED_AT}</w:t>
       </w:r>
     </w:p>
     <w:sectPr>

--- a/mgmt/frontend/public/sample-templates/report-both-sample.docx
+++ b/mgmt/frontend/public/sample-templates/report-both-sample.docx
@@ -116,17 +116,17 @@
     </w:p>
     <w:p>
       <w:pPr>
-        <w:spacing w:after="40" w:before="60"/>
+        <w:spacing w:after="40" w:before="40"/>
       </w:pPr>
       <w:r>
         <w:rPr>
           <w:b/>
           <w:color w:val="8B1E1E"/>
-          <w:sz w:val="21"/>
-          <w:szCs w:val="21"/>
+          <w:sz w:val="22"/>
+          <w:szCs w:val="22"/>
           <w:bCs w:val="1"/>
         </w:rPr>
-        <w:t>सारांश / Summary</w:t>
+        <w:t>Summary / सारांश</w:t>
       </w:r>
     </w:p>
     <w:tbl>
@@ -142,7 +142,7 @@
       <w:tr>
         <w:tc>
           <w:tcPr>
-            <w:tcW w:type="dxa" w:w="6236"/>
+            <w:tcW w:type="dxa" w:w="7087"/>
           </w:tcPr>
           <w:p>
             <w:pPr>
@@ -161,7 +161,7 @@
         </w:tc>
         <w:tc>
           <w:tcPr>
-            <w:tcW w:type="dxa" w:w="3402"/>
+            <w:tcW w:type="dxa" w:w="2551"/>
           </w:tcPr>
           <w:p>
             <w:pPr>
@@ -180,7 +180,7 @@
       <w:tr>
         <w:tc>
           <w:tcPr>
-            <w:tcW w:type="dxa" w:w="6236"/>
+            <w:tcW w:type="dxa" w:w="7087"/>
           </w:tcPr>
           <w:p>
             <w:pPr>
@@ -193,13 +193,13 @@
                 <w:szCs w:val="19"/>
                 <w:bCs w:val="1"/>
               </w:rPr>
-              <w:t>Past Loan Returned (with Interest) / विगत ऋण वापसी (ब्याज सहित):</w:t>
+              <w:t>Past Loan Returned (with Int.) / विगत ऋण वापसी (ब्याज सहित):</w:t>
             </w:r>
           </w:p>
         </w:tc>
         <w:tc>
           <w:tcPr>
-            <w:tcW w:type="dxa" w:w="3402"/>
+            <w:tcW w:type="dxa" w:w="2551"/>
           </w:tcPr>
           <w:p>
             <w:pPr>
@@ -218,7 +218,7 @@
       <w:tr>
         <w:tc>
           <w:tcPr>
-            <w:tcW w:type="dxa" w:w="6236"/>
+            <w:tcW w:type="dxa" w:w="7087"/>
           </w:tcPr>
           <w:p>
             <w:pPr>
@@ -237,7 +237,7 @@
         </w:tc>
         <w:tc>
           <w:tcPr>
-            <w:tcW w:type="dxa" w:w="3402"/>
+            <w:tcW w:type="dxa" w:w="2551"/>
           </w:tcPr>
           <w:p>
             <w:pPr>
@@ -256,7 +256,7 @@
       <w:tr>
         <w:tc>
           <w:tcPr>
-            <w:tcW w:type="dxa" w:w="6236"/>
+            <w:tcW w:type="dxa" w:w="7087"/>
           </w:tcPr>
           <w:p>
             <w:pPr>
@@ -275,7 +275,7 @@
         </w:tc>
         <w:tc>
           <w:tcPr>
-            <w:tcW w:type="dxa" w:w="3402"/>
+            <w:tcW w:type="dxa" w:w="2551"/>
           </w:tcPr>
           <w:p>
             <w:pPr>
@@ -294,7 +294,7 @@
       <w:tr>
         <w:tc>
           <w:tcPr>
-            <w:tcW w:type="dxa" w:w="6236"/>
+            <w:tcW w:type="dxa" w:w="7087"/>
           </w:tcPr>
           <w:p>
             <w:pPr>
@@ -313,7 +313,7 @@
         </w:tc>
         <w:tc>
           <w:tcPr>
-            <w:tcW w:type="dxa" w:w="3402"/>
+            <w:tcW w:type="dxa" w:w="2551"/>
           </w:tcPr>
           <w:p>
             <w:pPr>
@@ -332,17 +332,17 @@
     </w:tbl>
     <w:p>
       <w:pPr>
-        <w:spacing w:after="40" w:before="120"/>
+        <w:spacing w:after="40" w:before="160"/>
       </w:pPr>
       <w:r>
         <w:rPr>
           <w:b/>
           <w:color w:val="8B1E1E"/>
-          <w:sz w:val="21"/>
-          <w:szCs w:val="21"/>
+          <w:sz w:val="22"/>
+          <w:szCs w:val="22"/>
           <w:bCs w:val="1"/>
         </w:rPr>
-        <w:t>Loans / ऋण</w:t>
+        <w:t>Expenses / व्यय</w:t>
       </w:r>
     </w:p>
     <w:tbl>
@@ -353,16 +353,15 @@
         <w:tblLook w:firstColumn="1" w:firstRow="1" w:lastColumn="0" w:lastRow="0" w:noHBand="0" w:noVBand="1" w:val="04A0"/>
       </w:tblPr>
       <w:tblGrid>
-        <w:gridCol w:w="2041"/>
-        <w:gridCol w:w="2041"/>
-        <w:gridCol w:w="2041"/>
-        <w:gridCol w:w="2041"/>
-        <w:gridCol w:w="2041"/>
+        <w:gridCol w:w="2551"/>
+        <w:gridCol w:w="2551"/>
+        <w:gridCol w:w="2551"/>
+        <w:gridCol w:w="2551"/>
       </w:tblGrid>
       <w:tr>
         <w:tc>
           <w:tcPr>
-            <w:tcW w:type="dxa" w:w="2041"/>
+            <w:tcW w:type="dxa" w:w="2551"/>
             <w:shd w:val="clear" w:fill="FCE9C6"/>
           </w:tcPr>
           <w:p>
@@ -376,7 +375,7 @@
                 <w:szCs w:val="17"/>
                 <w:bCs w:val="1"/>
               </w:rPr>
-              <w:t>Receiver</w:t>
+              <w:t>S. No.</w:t>
             </w:r>
           </w:p>
           <w:p>
@@ -391,13 +390,83 @@
                 <w:szCs w:val="15"/>
                 <w:bCs w:val="1"/>
               </w:rPr>
-              <w:t>प्राप्तकर्ता</w:t>
+              <w:t>क्र.सं.</w:t>
             </w:r>
           </w:p>
         </w:tc>
         <w:tc>
           <w:tcPr>
-            <w:tcW w:type="dxa" w:w="2041"/>
+            <w:tcW w:type="dxa" w:w="2551"/>
+            <w:shd w:val="clear" w:fill="FCE9C6"/>
+          </w:tcPr>
+          <w:p>
+            <w:pPr>
+              <w:spacing w:after="0"/>
+            </w:pPr>
+            <w:r>
+              <w:rPr>
+                <w:b/>
+                <w:sz w:val="17"/>
+                <w:szCs w:val="17"/>
+                <w:bCs w:val="1"/>
+              </w:rPr>
+              <w:t>Description</w:t>
+            </w:r>
+          </w:p>
+          <w:p>
+            <w:pPr>
+              <w:spacing w:after="0"/>
+            </w:pPr>
+            <w:r>
+              <w:rPr>
+                <w:b/>
+                <w:color w:val="6B6B6B"/>
+                <w:sz w:val="15"/>
+                <w:szCs w:val="15"/>
+                <w:bCs w:val="1"/>
+              </w:rPr>
+              <w:t>विवरण</w:t>
+            </w:r>
+          </w:p>
+        </w:tc>
+        <w:tc>
+          <w:tcPr>
+            <w:tcW w:type="dxa" w:w="2551"/>
+            <w:shd w:val="clear" w:fill="FCE9C6"/>
+          </w:tcPr>
+          <w:p>
+            <w:pPr>
+              <w:spacing w:after="0"/>
+            </w:pPr>
+            <w:r>
+              <w:rPr>
+                <w:b/>
+                <w:sz w:val="17"/>
+                <w:szCs w:val="17"/>
+                <w:bCs w:val="1"/>
+              </w:rPr>
+              <w:t>Category</w:t>
+            </w:r>
+          </w:p>
+          <w:p>
+            <w:pPr>
+              <w:spacing w:after="0"/>
+            </w:pPr>
+            <w:r>
+              <w:rPr>
+                <w:b/>
+                <w:color w:val="6B6B6B"/>
+                <w:sz w:val="15"/>
+                <w:szCs w:val="15"/>
+                <w:bCs w:val="1"/>
+              </w:rPr>
+              <w:t>श्रेणी</w:t>
+            </w:r>
+          </w:p>
+        </w:tc>
+        <w:tc>
+          <w:tcPr>
+            <w:tcW w:type="dxa" w:w="2551"/>
             <w:shd w:val="clear" w:fill="FCE9C6"/>
           </w:tcPr>
           <w:p>
@@ -430,116 +499,11 @@
             </w:r>
           </w:p>
         </w:tc>
-        <w:tc>
-          <w:tcPr>
-            <w:tcW w:type="dxa" w:w="2041"/>
-            <w:shd w:val="clear" w:fill="FCE9C6"/>
-          </w:tcPr>
-          <w:p>
-            <w:pPr>
-              <w:spacing w:after="0"/>
-            </w:pPr>
-            <w:r>
-              <w:rPr>
-                <w:b/>
-                <w:sz w:val="17"/>
-                <w:szCs w:val="17"/>
-                <w:bCs w:val="1"/>
-              </w:rPr>
-              <w:t>Int. Rate</w:t>
-            </w:r>
-          </w:p>
-          <w:p>
-            <w:pPr>
-              <w:spacing w:after="0"/>
-            </w:pPr>
-            <w:r>
-              <w:rPr>
-                <w:b/>
-                <w:color w:val="6B6B6B"/>
-                <w:sz w:val="15"/>
-                <w:szCs w:val="15"/>
-                <w:bCs w:val="1"/>
-              </w:rPr>
-              <w:t>ब्याज दर</w:t>
-            </w:r>
-          </w:p>
-        </w:tc>
-        <w:tc>
-          <w:tcPr>
-            <w:tcW w:type="dxa" w:w="2041"/>
-            <w:shd w:val="clear" w:fill="FCE9C6"/>
-          </w:tcPr>
-          <w:p>
-            <w:pPr>
-              <w:spacing w:after="0"/>
-            </w:pPr>
-            <w:r>
-              <w:rPr>
-                <w:b/>
-                <w:sz w:val="17"/>
-                <w:szCs w:val="17"/>
-                <w:bCs w:val="1"/>
-              </w:rPr>
-              <w:t>Tenure</w:t>
-            </w:r>
-          </w:p>
-          <w:p>
-            <w:pPr>
-              <w:spacing w:after="0"/>
-            </w:pPr>
-            <w:r>
-              <w:rPr>
-                <w:b/>
-                <w:color w:val="6B6B6B"/>
-                <w:sz w:val="15"/>
-                <w:szCs w:val="15"/>
-                <w:bCs w:val="1"/>
-              </w:rPr>
-              <w:t>अवधि</w:t>
-            </w:r>
-          </w:p>
-        </w:tc>
-        <w:tc>
-          <w:tcPr>
-            <w:tcW w:type="dxa" w:w="2041"/>
-            <w:shd w:val="clear" w:fill="FCE9C6"/>
-          </w:tcPr>
-          <w:p>
-            <w:pPr>
-              <w:spacing w:after="0"/>
-            </w:pPr>
-            <w:r>
-              <w:rPr>
-                <w:b/>
-                <w:sz w:val="17"/>
-                <w:szCs w:val="17"/>
-                <w:bCs w:val="1"/>
-              </w:rPr>
-              <w:t>Status</w:t>
-            </w:r>
-          </w:p>
-          <w:p>
-            <w:pPr>
-              <w:spacing w:after="0"/>
-            </w:pPr>
-            <w:r>
-              <w:rPr>
-                <w:b/>
-                <w:color w:val="6B6B6B"/>
-                <w:sz w:val="15"/>
-                <w:szCs w:val="15"/>
-                <w:bCs w:val="1"/>
-              </w:rPr>
-              <w:t>स्थिति</w:t>
-            </w:r>
-          </w:p>
-        </w:tc>
       </w:tr>
       <w:tr>
         <w:tc>
           <w:tcPr>
-            <w:tcW w:type="dxa" w:w="2041"/>
+            <w:tcW w:type="dxa" w:w="2551"/>
           </w:tcPr>
           <w:p>
             <w:pPr>
@@ -550,7 +514,24 @@
                 <w:sz w:val="17"/>
                 <w:szCs w:val="17"/>
               </w:rPr>
-              <w:t>{#loans}{LOAN_TAKER}</w:t>
+              <w:t>{#expenses}{SL_NO}</w:t>
+            </w:r>
+          </w:p>
+        </w:tc>
+        <w:tc>
+          <w:tcPr>
+            <w:tcW w:type="dxa" w:w="2551"/>
+          </w:tcPr>
+          <w:p>
+            <w:pPr>
+              <w:spacing w:after="0"/>
+            </w:pPr>
+            <w:r>
+              <w:rPr>
+                <w:sz w:val="17"/>
+                <w:szCs w:val="17"/>
+              </w:rPr>
+              <w:t>{DESCRIPTION}</w:t>
             </w:r>
           </w:p>
           <w:p>
@@ -563,13 +544,43 @@
                 <w:sz w:val="15"/>
                 <w:szCs w:val="15"/>
               </w:rPr>
-              <w:t>{LOAN_TAKER_HI}</w:t>
+              <w:t>{DESCRIPTION_HI}</w:t>
             </w:r>
           </w:p>
         </w:tc>
         <w:tc>
           <w:tcPr>
-            <w:tcW w:type="dxa" w:w="2041"/>
+            <w:tcW w:type="dxa" w:w="2551"/>
+          </w:tcPr>
+          <w:p>
+            <w:pPr>
+              <w:spacing w:after="0"/>
+            </w:pPr>
+            <w:r>
+              <w:rPr>
+                <w:sz w:val="17"/>
+                <w:szCs w:val="17"/>
+              </w:rPr>
+              <w:t>{CATEGORY}</w:t>
+            </w:r>
+          </w:p>
+          <w:p>
+            <w:pPr>
+              <w:spacing w:after="0"/>
+            </w:pPr>
+            <w:r>
+              <w:rPr>
+                <w:color w:val="6B6B6B"/>
+                <w:sz w:val="15"/>
+                <w:szCs w:val="15"/>
+              </w:rPr>
+              <w:t>{CATEGORY_HI}</w:t>
+            </w:r>
+          </w:p>
+        </w:tc>
+        <w:tc>
+          <w:tcPr>
+            <w:tcW w:type="dxa" w:w="2551"/>
           </w:tcPr>
           <w:p>
             <w:pPr>
@@ -582,76 +593,12 @@
               </w:rPr>
               <w:t>{AMOUNT}</w:t>
             </w:r>
-          </w:p>
-        </w:tc>
-        <w:tc>
-          <w:tcPr>
-            <w:tcW w:type="dxa" w:w="2041"/>
-          </w:tcPr>
-          <w:p>
-            <w:pPr>
-              <w:spacing w:after="0"/>
-            </w:pPr>
             <w:r>
               <w:rPr>
                 <w:sz w:val="17"/>
                 <w:szCs w:val="17"/>
               </w:rPr>
-              <w:t>{INTEREST}</w:t>
-            </w:r>
-          </w:p>
-        </w:tc>
-        <w:tc>
-          <w:tcPr>
-            <w:tcW w:type="dxa" w:w="2041"/>
-          </w:tcPr>
-          <w:p>
-            <w:pPr>
-              <w:spacing w:after="0"/>
-            </w:pPr>
-            <w:r>
-              <w:rPr>
-                <w:sz w:val="17"/>
-                <w:szCs w:val="17"/>
-              </w:rPr>
-              <w:t>{TENURE}</w:t>
-            </w:r>
-          </w:p>
-        </w:tc>
-        <w:tc>
-          <w:tcPr>
-            <w:tcW w:type="dxa" w:w="2041"/>
-          </w:tcPr>
-          <w:p>
-            <w:pPr>
-              <w:spacing w:after="0"/>
-            </w:pPr>
-            <w:r>
-              <w:rPr>
-                <w:sz w:val="17"/>
-                <w:szCs w:val="17"/>
-              </w:rPr>
-              <w:t>{STATUS}</w:t>
-            </w:r>
-          </w:p>
-          <w:p>
-            <w:pPr>
-              <w:spacing w:after="0"/>
-            </w:pPr>
-            <w:r>
-              <w:rPr>
-                <w:color w:val="6B6B6B"/>
-                <w:sz w:val="15"/>
-                <w:szCs w:val="15"/>
-              </w:rPr>
-              <w:t>{STATUS_HI}</w:t>
-            </w:r>
-            <w:r>
-              <w:rPr>
-                <w:sz w:val="17"/>
-                <w:szCs w:val="17"/>
-              </w:rPr>
-              <w:t>{/loans}</w:t>
+              <w:t>{/expenses}</w:t>
             </w:r>
           </w:p>
         </w:tc>
@@ -669,255 +616,27 @@
           <w:szCs w:val="17"/>
           <w:iCs w:val="1"/>
         </w:rPr>
-        <w:t>{^loans}No loans this year. / इस वर्ष कोई ऋण नहीं।{/loans}</w:t>
+        <w:t>{^expenses}No expenses. / कोई व्यय नहीं।{/expenses}</w:t>
       </w:r>
     </w:p>
     <w:p>
       <w:pPr>
-        <w:spacing w:after="40" w:before="120"/>
+        <w:spacing w:after="0"/>
       </w:pPr>
       <w:r>
-        <w:rPr>
-          <w:b/>
-          <w:color w:val="8B1E1E"/>
-          <w:sz w:val="21"/>
-          <w:szCs w:val="21"/>
-          <w:bCs w:val="1"/>
-        </w:rPr>
-        <w:t>Guarantors / गारंटर</w:t>
+        <w:br w:type="page"/>
       </w:r>
     </w:p>
-    <w:tbl>
-      <w:tblPr>
-        <w:tblStyle w:val="TableGrid"/>
-        <w:tblW w:type="auto" w:w="0"/>
-        <w:jc w:val="center"/>
-        <w:tblLook w:firstColumn="1" w:firstRow="1" w:lastColumn="0" w:lastRow="0" w:noHBand="0" w:noVBand="1" w:val="04A0"/>
-      </w:tblPr>
-      <w:tblGrid>
-        <w:gridCol w:w="3402"/>
-        <w:gridCol w:w="3402"/>
-        <w:gridCol w:w="3402"/>
-      </w:tblGrid>
-      <w:tr>
-        <w:tc>
-          <w:tcPr>
-            <w:tcW w:type="dxa" w:w="3402"/>
-            <w:shd w:val="clear" w:fill="FCE9C6"/>
-          </w:tcPr>
-          <w:p>
-            <w:pPr>
-              <w:spacing w:after="0"/>
-            </w:pPr>
-            <w:r>
-              <w:rPr>
-                <w:b/>
-                <w:sz w:val="17"/>
-                <w:szCs w:val="17"/>
-                <w:bCs w:val="1"/>
-              </w:rPr>
-              <w:t>Guarantor</w:t>
-            </w:r>
-          </w:p>
-          <w:p>
-            <w:pPr>
-              <w:spacing w:after="0"/>
-            </w:pPr>
-            <w:r>
-              <w:rPr>
-                <w:b/>
-                <w:color w:val="6B6B6B"/>
-                <w:sz w:val="15"/>
-                <w:szCs w:val="15"/>
-                <w:bCs w:val="1"/>
-              </w:rPr>
-              <w:t>गारंटर</w:t>
-            </w:r>
-          </w:p>
-        </w:tc>
-        <w:tc>
-          <w:tcPr>
-            <w:tcW w:type="dxa" w:w="3402"/>
-            <w:shd w:val="clear" w:fill="FCE9C6"/>
-          </w:tcPr>
-          <w:p>
-            <w:pPr>
-              <w:spacing w:after="0"/>
-            </w:pPr>
-            <w:r>
-              <w:rPr>
-                <w:b/>
-                <w:sz w:val="17"/>
-                <w:szCs w:val="17"/>
-                <w:bCs w:val="1"/>
-              </w:rPr>
-              <w:t>Receiver</w:t>
-            </w:r>
-          </w:p>
-          <w:p>
-            <w:pPr>
-              <w:spacing w:after="0"/>
-            </w:pPr>
-            <w:r>
-              <w:rPr>
-                <w:b/>
-                <w:color w:val="6B6B6B"/>
-                <w:sz w:val="15"/>
-                <w:szCs w:val="15"/>
-                <w:bCs w:val="1"/>
-              </w:rPr>
-              <w:t>प्राप्तकर्ता</w:t>
-            </w:r>
-          </w:p>
-        </w:tc>
-        <w:tc>
-          <w:tcPr>
-            <w:tcW w:type="dxa" w:w="3402"/>
-            <w:shd w:val="clear" w:fill="FCE9C6"/>
-          </w:tcPr>
-          <w:p>
-            <w:pPr>
-              <w:spacing w:after="0"/>
-            </w:pPr>
-            <w:r>
-              <w:rPr>
-                <w:b/>
-                <w:sz w:val="17"/>
-                <w:szCs w:val="17"/>
-                <w:bCs w:val="1"/>
-              </w:rPr>
-              <w:t>Year</w:t>
-            </w:r>
-          </w:p>
-          <w:p>
-            <w:pPr>
-              <w:spacing w:after="0"/>
-            </w:pPr>
-            <w:r>
-              <w:rPr>
-                <w:b/>
-                <w:color w:val="6B6B6B"/>
-                <w:sz w:val="15"/>
-                <w:szCs w:val="15"/>
-                <w:bCs w:val="1"/>
-              </w:rPr>
-              <w:t>वर्ष</w:t>
-            </w:r>
-          </w:p>
-        </w:tc>
-      </w:tr>
-      <w:tr>
-        <w:tc>
-          <w:tcPr>
-            <w:tcW w:type="dxa" w:w="3402"/>
-          </w:tcPr>
-          <w:p>
-            <w:pPr>
-              <w:spacing w:after="0"/>
-            </w:pPr>
-            <w:r>
-              <w:rPr>
-                <w:sz w:val="17"/>
-                <w:szCs w:val="17"/>
-              </w:rPr>
-              <w:t>{#guarantors}{GUARANTOR_NAME}</w:t>
-            </w:r>
-          </w:p>
-          <w:p>
-            <w:pPr>
-              <w:spacing w:after="0"/>
-            </w:pPr>
-            <w:r>
-              <w:rPr>
-                <w:color w:val="6B6B6B"/>
-                <w:sz w:val="15"/>
-                <w:szCs w:val="15"/>
-              </w:rPr>
-              <w:t>{GUARANTOR_NAME_HI}</w:t>
-            </w:r>
-          </w:p>
-        </w:tc>
-        <w:tc>
-          <w:tcPr>
-            <w:tcW w:type="dxa" w:w="3402"/>
-          </w:tcPr>
-          <w:p>
-            <w:pPr>
-              <w:spacing w:after="0"/>
-            </w:pPr>
-            <w:r>
-              <w:rPr>
-                <w:sz w:val="17"/>
-                <w:szCs w:val="17"/>
-              </w:rPr>
-              <w:t>{LOAN_TAKER}</w:t>
-            </w:r>
-          </w:p>
-          <w:p>
-            <w:pPr>
-              <w:spacing w:after="0"/>
-            </w:pPr>
-            <w:r>
-              <w:rPr>
-                <w:color w:val="6B6B6B"/>
-                <w:sz w:val="15"/>
-                <w:szCs w:val="15"/>
-              </w:rPr>
-              <w:t>{LOAN_TAKER_HI}</w:t>
-            </w:r>
-          </w:p>
-        </w:tc>
-        <w:tc>
-          <w:tcPr>
-            <w:tcW w:type="dxa" w:w="3402"/>
-          </w:tcPr>
-          <w:p>
-            <w:pPr>
-              <w:spacing w:after="0"/>
-            </w:pPr>
-            <w:r>
-              <w:rPr>
-                <w:sz w:val="17"/>
-                <w:szCs w:val="17"/>
-              </w:rPr>
-              <w:t>{YEAR}</w:t>
-            </w:r>
-            <w:r>
-              <w:rPr>
-                <w:sz w:val="17"/>
-                <w:szCs w:val="17"/>
-              </w:rPr>
-              <w:t>{/guarantors}</w:t>
-            </w:r>
-          </w:p>
-        </w:tc>
-      </w:tr>
-    </w:tbl>
     <w:p>
       <w:pPr>
         <w:spacing w:after="40" w:before="40"/>
       </w:pPr>
       <w:r>
         <w:rPr>
-          <w:i/>
-          <w:color w:val="555555"/>
-          <w:sz w:val="17"/>
-          <w:szCs w:val="17"/>
-          <w:iCs w:val="1"/>
-        </w:rPr>
-        <w:t>{^guarantors}No guarantors. / कोई गारंटर नहीं।{/guarantors}</w:t>
-      </w:r>
-    </w:p>
-    <w:p>
-      <w:pPr>
-        <w:spacing w:after="40" w:before="120"/>
-      </w:pPr>
-      <w:r>
-        <w:rPr>
           <w:b/>
           <w:color w:val="8B1E1E"/>
-          <w:sz w:val="21"/>
-          <w:szCs w:val="21"/>
+          <w:sz w:val="22"/>
+          <w:szCs w:val="22"/>
           <w:bCs w:val="1"/>
         </w:rPr>
         <w:t>Contributors / योगदानकर्ता</w:t>
@@ -1265,17 +984,25 @@
     </w:p>
     <w:p>
       <w:pPr>
-        <w:spacing w:after="40" w:before="120"/>
+        <w:spacing w:after="0"/>
+      </w:pPr>
+      <w:r>
+        <w:br w:type="page"/>
+      </w:r>
+    </w:p>
+    <w:p>
+      <w:pPr>
+        <w:spacing w:after="40" w:before="40"/>
       </w:pPr>
       <w:r>
         <w:rPr>
           <w:b/>
           <w:color w:val="8B1E1E"/>
-          <w:sz w:val="21"/>
-          <w:szCs w:val="21"/>
+          <w:sz w:val="22"/>
+          <w:szCs w:val="22"/>
           <w:bCs w:val="1"/>
         </w:rPr>
-        <w:t>Expenses / व्यय</w:t>
+        <w:t>Loans / ऋण</w:t>
       </w:r>
     </w:p>
     <w:tbl>
@@ -1286,15 +1013,16 @@
         <w:tblLook w:firstColumn="1" w:firstRow="1" w:lastColumn="0" w:lastRow="0" w:noHBand="0" w:noVBand="1" w:val="04A0"/>
       </w:tblPr>
       <w:tblGrid>
-        <w:gridCol w:w="2551"/>
-        <w:gridCol w:w="2551"/>
-        <w:gridCol w:w="2551"/>
-        <w:gridCol w:w="2551"/>
+        <w:gridCol w:w="2041"/>
+        <w:gridCol w:w="2041"/>
+        <w:gridCol w:w="2041"/>
+        <w:gridCol w:w="2041"/>
+        <w:gridCol w:w="2041"/>
       </w:tblGrid>
       <w:tr>
         <w:tc>
           <w:tcPr>
-            <w:tcW w:type="dxa" w:w="2551"/>
+            <w:tcW w:type="dxa" w:w="2041"/>
             <w:shd w:val="clear" w:fill="FCE9C6"/>
           </w:tcPr>
           <w:p>
@@ -1308,7 +1036,7 @@
                 <w:szCs w:val="17"/>
                 <w:bCs w:val="1"/>
               </w:rPr>
-              <w:t>S. No.</w:t>
+              <w:t>Receiver</w:t>
             </w:r>
           </w:p>
           <w:p>
@@ -1323,83 +1051,13 @@
                 <w:szCs w:val="15"/>
                 <w:bCs w:val="1"/>
               </w:rPr>
-              <w:t>क्र.सं.</w:t>
+              <w:t>प्राप्तकर्ता</w:t>
             </w:r>
           </w:p>
         </w:tc>
         <w:tc>
           <w:tcPr>
-            <w:tcW w:type="dxa" w:w="2551"/>
-            <w:shd w:val="clear" w:fill="FCE9C6"/>
-          </w:tcPr>
-          <w:p>
-            <w:pPr>
-              <w:spacing w:after="0"/>
-            </w:pPr>
-            <w:r>
-              <w:rPr>
-                <w:b/>
-                <w:sz w:val="17"/>
-                <w:szCs w:val="17"/>
-                <w:bCs w:val="1"/>
-              </w:rPr>
-              <w:t>Description</w:t>
-            </w:r>
-          </w:p>
-          <w:p>
-            <w:pPr>
-              <w:spacing w:after="0"/>
-            </w:pPr>
-            <w:r>
-              <w:rPr>
-                <w:b/>
-                <w:color w:val="6B6B6B"/>
-                <w:sz w:val="15"/>
-                <w:szCs w:val="15"/>
-                <w:bCs w:val="1"/>
-              </w:rPr>
-              <w:t>विवरण</w:t>
-            </w:r>
-          </w:p>
-        </w:tc>
-        <w:tc>
-          <w:tcPr>
-            <w:tcW w:type="dxa" w:w="2551"/>
-            <w:shd w:val="clear" w:fill="FCE9C6"/>
-          </w:tcPr>
-          <w:p>
-            <w:pPr>
-              <w:spacing w:after="0"/>
-            </w:pPr>
-            <w:r>
-              <w:rPr>
-                <w:b/>
-                <w:sz w:val="17"/>
-                <w:szCs w:val="17"/>
-                <w:bCs w:val="1"/>
-              </w:rPr>
-              <w:t>Category</w:t>
-            </w:r>
-          </w:p>
-          <w:p>
-            <w:pPr>
-              <w:spacing w:after="0"/>
-            </w:pPr>
-            <w:r>
-              <w:rPr>
-                <w:b/>
-                <w:color w:val="6B6B6B"/>
-                <w:sz w:val="15"/>
-                <w:szCs w:val="15"/>
-                <w:bCs w:val="1"/>
-              </w:rPr>
-              <w:t>श्रेणी</w:t>
-            </w:r>
-          </w:p>
-        </w:tc>
-        <w:tc>
-          <w:tcPr>
-            <w:tcW w:type="dxa" w:w="2551"/>
+            <w:tcW w:type="dxa" w:w="2041"/>
             <w:shd w:val="clear" w:fill="FCE9C6"/>
           </w:tcPr>
           <w:p>
@@ -1432,11 +1090,116 @@
             </w:r>
           </w:p>
         </w:tc>
+        <w:tc>
+          <w:tcPr>
+            <w:tcW w:type="dxa" w:w="2041"/>
+            <w:shd w:val="clear" w:fill="FCE9C6"/>
+          </w:tcPr>
+          <w:p>
+            <w:pPr>
+              <w:spacing w:after="0"/>
+            </w:pPr>
+            <w:r>
+              <w:rPr>
+                <w:b/>
+                <w:sz w:val="17"/>
+                <w:szCs w:val="17"/>
+                <w:bCs w:val="1"/>
+              </w:rPr>
+              <w:t>Int. Rate</w:t>
+            </w:r>
+          </w:p>
+          <w:p>
+            <w:pPr>
+              <w:spacing w:after="0"/>
+            </w:pPr>
+            <w:r>
+              <w:rPr>
+                <w:b/>
+                <w:color w:val="6B6B6B"/>
+                <w:sz w:val="15"/>
+                <w:szCs w:val="15"/>
+                <w:bCs w:val="1"/>
+              </w:rPr>
+              <w:t>ब्याज दर</w:t>
+            </w:r>
+          </w:p>
+        </w:tc>
+        <w:tc>
+          <w:tcPr>
+            <w:tcW w:type="dxa" w:w="2041"/>
+            <w:shd w:val="clear" w:fill="FCE9C6"/>
+          </w:tcPr>
+          <w:p>
+            <w:pPr>
+              <w:spacing w:after="0"/>
+            </w:pPr>
+            <w:r>
+              <w:rPr>
+                <w:b/>
+                <w:sz w:val="17"/>
+                <w:szCs w:val="17"/>
+                <w:bCs w:val="1"/>
+              </w:rPr>
+              <w:t>Tenure</w:t>
+            </w:r>
+          </w:p>
+          <w:p>
+            <w:pPr>
+              <w:spacing w:after="0"/>
+            </w:pPr>
+            <w:r>
+              <w:rPr>
+                <w:b/>
+                <w:color w:val="6B6B6B"/>
+                <w:sz w:val="15"/>
+                <w:szCs w:val="15"/>
+                <w:bCs w:val="1"/>
+              </w:rPr>
+              <w:t>अवधि</w:t>
+            </w:r>
+          </w:p>
+        </w:tc>
+        <w:tc>
+          <w:tcPr>
+            <w:tcW w:type="dxa" w:w="2041"/>
+            <w:shd w:val="clear" w:fill="FCE9C6"/>
+          </w:tcPr>
+          <w:p>
+            <w:pPr>
+              <w:spacing w:after="0"/>
+            </w:pPr>
+            <w:r>
+              <w:rPr>
+                <w:b/>
+                <w:sz w:val="17"/>
+                <w:szCs w:val="17"/>
+                <w:bCs w:val="1"/>
+              </w:rPr>
+              <w:t>Status</w:t>
+            </w:r>
+          </w:p>
+          <w:p>
+            <w:pPr>
+              <w:spacing w:after="0"/>
+            </w:pPr>
+            <w:r>
+              <w:rPr>
+                <w:b/>
+                <w:color w:val="6B6B6B"/>
+                <w:sz w:val="15"/>
+                <w:szCs w:val="15"/>
+                <w:bCs w:val="1"/>
+              </w:rPr>
+              <w:t>स्थिति</w:t>
+            </w:r>
+          </w:p>
+        </w:tc>
       </w:tr>
       <w:tr>
         <w:tc>
           <w:tcPr>
-            <w:tcW w:type="dxa" w:w="2551"/>
+            <w:tcW w:type="dxa" w:w="2041"/>
           </w:tcPr>
           <w:p>
             <w:pPr>
@@ -1447,24 +1210,7 @@
                 <w:sz w:val="17"/>
                 <w:szCs w:val="17"/>
               </w:rPr>
-              <w:t>{#expenses}{SL_NO}</w:t>
-            </w:r>
-          </w:p>
-        </w:tc>
-        <w:tc>
-          <w:tcPr>
-            <w:tcW w:type="dxa" w:w="2551"/>
-          </w:tcPr>
-          <w:p>
-            <w:pPr>
-              <w:spacing w:after="0"/>
-            </w:pPr>
-            <w:r>
-              <w:rPr>
-                <w:sz w:val="17"/>
-                <w:szCs w:val="17"/>
-              </w:rPr>
-              <w:t>{DESCRIPTION}</w:t>
+              <w:t>{#loans}{LOAN_TAKER}</w:t>
             </w:r>
           </w:p>
           <w:p>
@@ -1477,13 +1223,13 @@
                 <w:sz w:val="15"/>
                 <w:szCs w:val="15"/>
               </w:rPr>
-              <w:t>{DESCRIPTION_HI}</w:t>
+              <w:t>{LOAN_TAKER_HI}</w:t>
             </w:r>
           </w:p>
         </w:tc>
         <w:tc>
           <w:tcPr>
-            <w:tcW w:type="dxa" w:w="2551"/>
+            <w:tcW w:type="dxa" w:w="2041"/>
           </w:tcPr>
           <w:p>
             <w:pPr>
@@ -1494,7 +1240,58 @@
                 <w:sz w:val="17"/>
                 <w:szCs w:val="17"/>
               </w:rPr>
-              <w:t>{CATEGORY}</w:t>
+              <w:t>{AMOUNT}</w:t>
+            </w:r>
+          </w:p>
+        </w:tc>
+        <w:tc>
+          <w:tcPr>
+            <w:tcW w:type="dxa" w:w="2041"/>
+          </w:tcPr>
+          <w:p>
+            <w:pPr>
+              <w:spacing w:after="0"/>
+            </w:pPr>
+            <w:r>
+              <w:rPr>
+                <w:sz w:val="17"/>
+                <w:szCs w:val="17"/>
+              </w:rPr>
+              <w:t>{INTEREST}</w:t>
+            </w:r>
+          </w:p>
+        </w:tc>
+        <w:tc>
+          <w:tcPr>
+            <w:tcW w:type="dxa" w:w="2041"/>
+          </w:tcPr>
+          <w:p>
+            <w:pPr>
+              <w:spacing w:after="0"/>
+            </w:pPr>
+            <w:r>
+              <w:rPr>
+                <w:sz w:val="17"/>
+                <w:szCs w:val="17"/>
+              </w:rPr>
+              <w:t>{TENURE}</w:t>
+            </w:r>
+          </w:p>
+        </w:tc>
+        <w:tc>
+          <w:tcPr>
+            <w:tcW w:type="dxa" w:w="2041"/>
+          </w:tcPr>
+          <w:p>
+            <w:pPr>
+              <w:spacing w:after="0"/>
+            </w:pPr>
+            <w:r>
+              <w:rPr>
+                <w:sz w:val="17"/>
+                <w:szCs w:val="17"/>
+              </w:rPr>
+              <w:t>{STATUS}</w:t>
             </w:r>
           </w:p>
           <w:p>
@@ -1507,31 +1304,14 @@
                 <w:sz w:val="15"/>
                 <w:szCs w:val="15"/>
               </w:rPr>
-              <w:t>{CATEGORY_HI}</w:t>
-            </w:r>
-          </w:p>
-        </w:tc>
-        <w:tc>
-          <w:tcPr>
-            <w:tcW w:type="dxa" w:w="2551"/>
-          </w:tcPr>
-          <w:p>
-            <w:pPr>
-              <w:spacing w:after="0"/>
-            </w:pPr>
-            <w:r>
-              <w:rPr>
-                <w:sz w:val="17"/>
-                <w:szCs w:val="17"/>
-              </w:rPr>
-              <w:t>{AMOUNT}</w:t>
+              <w:t>{STATUS_HI}</w:t>
             </w:r>
             <w:r>
               <w:rPr>
                 <w:sz w:val="17"/>
                 <w:szCs w:val="17"/>
               </w:rPr>
-              <w:t>{/expenses}</w:t>
+              <w:t>{/loans}</w:t>
             </w:r>
           </w:p>
         </w:tc>
@@ -1549,7 +1329,243 @@
           <w:szCs w:val="17"/>
           <w:iCs w:val="1"/>
         </w:rPr>
-        <w:t>{^expenses}No expenses. / कोई व्यय नहीं।{/expenses}</w:t>
+        <w:t>{^loans}No loans this year. / इस वर्ष कोई ऋण नहीं।{/loans}</w:t>
+      </w:r>
+    </w:p>
+    <w:p>
+      <w:pPr>
+        <w:spacing w:after="40" w:before="160"/>
+      </w:pPr>
+      <w:r>
+        <w:rPr>
+          <w:b/>
+          <w:color w:val="8B1E1E"/>
+          <w:sz w:val="22"/>
+          <w:szCs w:val="22"/>
+          <w:bCs w:val="1"/>
+        </w:rPr>
+        <w:t>Guarantors / गारंटर</w:t>
+      </w:r>
+    </w:p>
+    <w:tbl>
+      <w:tblPr>
+        <w:tblStyle w:val="TableGrid"/>
+        <w:tblW w:type="auto" w:w="0"/>
+        <w:jc w:val="center"/>
+        <w:tblLook w:firstColumn="1" w:firstRow="1" w:lastColumn="0" w:lastRow="0" w:noHBand="0" w:noVBand="1" w:val="04A0"/>
+      </w:tblPr>
+      <w:tblGrid>
+        <w:gridCol w:w="3402"/>
+        <w:gridCol w:w="3402"/>
+        <w:gridCol w:w="3402"/>
+      </w:tblGrid>
+      <w:tr>
+        <w:tc>
+          <w:tcPr>
+            <w:tcW w:type="dxa" w:w="3402"/>
+            <w:shd w:val="clear" w:fill="FCE9C6"/>
+          </w:tcPr>
+          <w:p>
+            <w:pPr>
+              <w:spacing w:after="0"/>
+            </w:pPr>
+            <w:r>
+              <w:rPr>
+                <w:b/>
+                <w:sz w:val="17"/>
+                <w:szCs w:val="17"/>
+                <w:bCs w:val="1"/>
+              </w:rPr>
+              <w:t>Guarantor</w:t>
+            </w:r>
+          </w:p>
+          <w:p>
+            <w:pPr>
+              <w:spacing w:after="0"/>
+            </w:pPr>
+            <w:r>
+              <w:rPr>
+                <w:b/>
+                <w:color w:val="6B6B6B"/>
+                <w:sz w:val="15"/>
+                <w:szCs w:val="15"/>
+                <w:bCs w:val="1"/>
+              </w:rPr>
+              <w:t>गारंटर</w:t>
+            </w:r>
+          </w:p>
+        </w:tc>
+        <w:tc>
+          <w:tcPr>
+            <w:tcW w:type="dxa" w:w="3402"/>
+            <w:shd w:val="clear" w:fill="FCE9C6"/>
+          </w:tcPr>
+          <w:p>
+            <w:pPr>
+              <w:spacing w:after="0"/>
+            </w:pPr>
+            <w:r>
+              <w:rPr>
+                <w:b/>
+                <w:sz w:val="17"/>
+                <w:szCs w:val="17"/>
+                <w:bCs w:val="1"/>
+              </w:rPr>
+              <w:t>Receiver</w:t>
+            </w:r>
+          </w:p>
+          <w:p>
+            <w:pPr>
+              <w:spacing w:after="0"/>
+            </w:pPr>
+            <w:r>
+              <w:rPr>
+                <w:b/>
+                <w:color w:val="6B6B6B"/>
+                <w:sz w:val="15"/>
+                <w:szCs w:val="15"/>
+                <w:bCs w:val="1"/>
+              </w:rPr>
+              <w:t>प्राप्तकर्ता</w:t>
+            </w:r>
+          </w:p>
+        </w:tc>
+        <w:tc>
+          <w:tcPr>
+            <w:tcW w:type="dxa" w:w="3402"/>
+            <w:shd w:val="clear" w:fill="FCE9C6"/>
+          </w:tcPr>
+          <w:p>
+            <w:pPr>
+              <w:spacing w:after="0"/>
+            </w:pPr>
+            <w:r>
+              <w:rPr>
+                <w:b/>
+                <w:sz w:val="17"/>
+                <w:szCs w:val="17"/>
+                <w:bCs w:val="1"/>
+              </w:rPr>
+              <w:t>Year</w:t>
+            </w:r>
+          </w:p>
+          <w:p>
+            <w:pPr>
+              <w:spacing w:after="0"/>
+            </w:pPr>
+            <w:r>
+              <w:rPr>
+                <w:b/>
+                <w:color w:val="6B6B6B"/>
+                <w:sz w:val="15"/>
+                <w:szCs w:val="15"/>
+                <w:bCs w:val="1"/>
+              </w:rPr>
+              <w:t>वर्ष</w:t>
+            </w:r>
+          </w:p>
+        </w:tc>
+      </w:tr>
+      <w:tr>
+        <w:tc>
+          <w:tcPr>
+            <w:tcW w:type="dxa" w:w="3402"/>
+          </w:tcPr>
+          <w:p>
+            <w:pPr>
+              <w:spacing w:after="0"/>
+            </w:pPr>
+            <w:r>
+              <w:rPr>
+                <w:sz w:val="17"/>
+                <w:szCs w:val="17"/>
+              </w:rPr>
+              <w:t>{#guarantors}{GUARANTOR_NAME}</w:t>
+            </w:r>
+          </w:p>
+          <w:p>
+            <w:pPr>
+              <w:spacing w:after="0"/>
+            </w:pPr>
+            <w:r>
+              <w:rPr>
+                <w:color w:val="6B6B6B"/>
+                <w:sz w:val="15"/>
+                <w:szCs w:val="15"/>
+              </w:rPr>
+              <w:t>{GUARANTOR_NAME_HI}</w:t>
+            </w:r>
+          </w:p>
+        </w:tc>
+        <w:tc>
+          <w:tcPr>
+            <w:tcW w:type="dxa" w:w="3402"/>
+          </w:tcPr>
+          <w:p>
+            <w:pPr>
+              <w:spacing w:after="0"/>
+            </w:pPr>
+            <w:r>
+              <w:rPr>
+                <w:sz w:val="17"/>
+                <w:szCs w:val="17"/>
+              </w:rPr>
+              <w:t>{LOAN_TAKER}</w:t>
+            </w:r>
+          </w:p>
+          <w:p>
+            <w:pPr>
+              <w:spacing w:after="0"/>
+            </w:pPr>
+            <w:r>
+              <w:rPr>
+                <w:color w:val="6B6B6B"/>
+                <w:sz w:val="15"/>
+                <w:szCs w:val="15"/>
+              </w:rPr>
+              <w:t>{LOAN_TAKER_HI}</w:t>
+            </w:r>
+          </w:p>
+        </w:tc>
+        <w:tc>
+          <w:tcPr>
+            <w:tcW w:type="dxa" w:w="3402"/>
+          </w:tcPr>
+          <w:p>
+            <w:pPr>
+              <w:spacing w:after="0"/>
+            </w:pPr>
+            <w:r>
+              <w:rPr>
+                <w:sz w:val="17"/>
+                <w:szCs w:val="17"/>
+              </w:rPr>
+              <w:t>{YEAR}</w:t>
+            </w:r>
+            <w:r>
+              <w:rPr>
+                <w:sz w:val="17"/>
+                <w:szCs w:val="17"/>
+              </w:rPr>
+              <w:t>{/guarantors}</w:t>
+            </w:r>
+          </w:p>
+        </w:tc>
+      </w:tr>
+    </w:tbl>
+    <w:p>
+      <w:pPr>
+        <w:spacing w:after="40" w:before="40"/>
+      </w:pPr>
+      <w:r>
+        <w:rPr>
+          <w:i/>
+          <w:color w:val="555555"/>
+          <w:sz w:val="17"/>
+          <w:szCs w:val="17"/>
+          <w:iCs w:val="1"/>
+        </w:rPr>
+        <w:t>{^guarantors}No guarantors. / कोई गारंटर नहीं।{/guarantors}</w:t>
       </w:r>
     </w:p>
     <w:p>
